--- a/Doan/06-BaoCao/dan-y-bao-cao.docx
+++ b/Doan/06-BaoCao/dan-y-bao-cao.docx
@@ -22,7 +22,7 @@
         <w:t xml:space="preserve">Đề tài:</w:t>
       </w:r>
       <w:r>
-        <w:t xml:space="preserve"> Xây dựng ứng dụng kết xuất ảnh (rendering) với góc nhìn tùy ý dựa vào dãy ảnh 2D cho trước — Tìm hiểu mô hình NeRF và NeRF cải tiến</w:t>
+        <w:t xml:space="preserve"> Xây dựng ứng dụng kết xuất ảnh (rendering) với góc nhìn tùy ý dựa vào dãy ảnh 2D cho trước (Tìm hiểu mô hình NeRF và NeRF cải tiến)</w:t>
       </w:r>
     </w:p>
     <w:p>
@@ -420,7 +420,7 @@
         <w:spacing w:after="140"/>
       </w:pPr>
       <w:r>
-        <w:t xml:space="preserve">Toàn bộ báo cáo xoay quanh bốn công đoạn được định nghĩa tại mục 1.3. Đây là yêu cầu cốt lõi của giảng viên, thể hiện ở các Lưu ý 1, 2, 3 và 8.</w:t>
+        <w:t xml:space="preserve">Toàn bộ báo cáo xoay quanh bốn công đoạn được định nghĩa tại mục 1.3. Giảng viên nhấn mạnh yêu cầu này ở các Lưu ý 1, 2, 3 và 8.</w:t>
       </w:r>
     </w:p>
     <w:p>
@@ -2041,19 +2041,11 @@
         <w:spacing w:after="140"/>
       </w:pPr>
       <w:r>
-        <w:t xml:space="preserve">Mục này gồm bốn đoạn, mỗi đoạn một thông điệp.</w:t>
-      </w:r>
-    </w:p>
-    <w:p>
-      <w:pPr>
-        <w:spacing w:after="140"/>
-      </w:pPr>
-      <w:r>
         <w:rPr>
           <w:b/>
           <w:bCs/>
         </w:rPr>
-        <w:t xml:space="preserve">Đoạn 1 — Đặt vấn đề.</w:t>
+        <w:t xml:space="preserve">Đoạn 1 (đặt vấn đề).</w:t>
       </w:r>
       <w:r>
         <w:t xml:space="preserve"> Con người chỉ cần nhìn một vật từ vài góc là hình dung được hình dạng ba chiều của nó, trong khi máy tính gặp khó khăn vì ảnh hai chiều đã mất thông tin độ sâu: mỗi điểm ảnh tương ứng với vô số điểm ba chiều khả dĩ. Bài toán tổng hợp góc nhìn mới (novel view synthesis) chính là khôi phục khả năng này cho máy tính.</w:t>
@@ -2068,7 +2060,7 @@
           <w:b/>
           <w:bCs/>
         </w:rPr>
-        <w:t xml:space="preserve">Đoạn 2 — Quá trình phát triển trước NeRF.</w:t>
+        <w:t xml:space="preserve">Đoạn 2 (quá trình phát triển trước NeRF).</w:t>
       </w:r>
       <w:r>
         <w:t xml:space="preserve"> Các hướng tiếp cận trước đó đều vướng một rào cản cơ bản: nội suy light field đòi hỏi ảnh lấy mẫu rất dày; biểu diễn lưới tam giác khó tối ưu và cần mô hình mẫu có sẵn; lưới voxel tiêu tốn bộ nhớ tăng theo lũy thừa của độ phân giải; biểu diễn bề mặt ẩn cần dữ liệu ba chiều xác thực làm đầu vào huấn luyện.</w:t>
@@ -2083,7 +2075,7 @@
           <w:b/>
           <w:bCs/>
         </w:rPr>
-        <w:t xml:space="preserve">Đoạn 3 — Vì sao NeRF là bước ngoặt.</w:t>
+        <w:t xml:space="preserve">Đoạn 3 (vì sao NeRF là bước ngoặt).</w:t>
       </w:r>
       <w:r>
         <w:t xml:space="preserve"> NeRF khắc phục đồng thời ba hạn chế trên: chuyển từ biểu diễn tường minh sang biểu diễn ẩn nên nén được toàn cảnh vào vài megabyte trọng số; chỉ cần ảnh màu thông thường mà không cần dữ liệu ba chiều xác thực; và lần đầu đạt chất lượng ảnh gần với ảnh chụp thật.</w:t>
@@ -2098,7 +2090,7 @@
           <w:b/>
           <w:bCs/>
         </w:rPr>
-        <w:t xml:space="preserve">Đoạn 4 — Vị trí trong bức tranh nghiên cứu hiện nay.</w:t>
+        <w:t xml:space="preserve">Đoạn 4 (vị trí trong bức tranh nghiên cứu hiện nay).</w:t>
       </w:r>
       <w:r>
         <w:t xml:space="preserve"> NeRF mở ra nhánh nghiên cứu neural rendering với số lượng công trình kế thừa tăng nhanh từ năm 2020, dẫn tới sự xuất hiện của 3D Gaussian Splatting năm 2023.</w:t>
@@ -2116,7 +2108,7 @@
         <w:t xml:space="preserve">Hình 1.1:</w:t>
       </w:r>
       <w:r>
-        <w:t xml:space="preserve"> minh họa bài toán — một số ảnh đầu vào ở các góc khác nhau, dẫn tới ảnh đầu ra ở góc chưa từng chụp.</w:t>
+        <w:t xml:space="preserve"> minh họa bài toán: một số ảnh đầu vào ở các góc khác nhau, dẫn tới ảnh đầu ra ở góc chưa từng chụp.</w:t>
       </w:r>
     </w:p>
     <w:p>
@@ -2682,7 +2674,7 @@
         <w:spacing w:after="140"/>
       </w:pPr>
       <w:r>
-        <w:t xml:space="preserve">Đây là mục quan trọng nhất của Chương 1 vì nó định nghĩa trục tổ chức cho toàn bộ báo cáo.</w:t>
+        <w:t xml:space="preserve">Mục này định nghĩa trục tổ chức cho toàn bộ báo cáo.</w:t>
       </w:r>
     </w:p>
     <w:p>
@@ -4295,7 +4287,7 @@
         <w:t xml:space="preserve">Lưu ý 7:</w:t>
       </w:r>
       <w:r>
-        <w:t xml:space="preserve"> không chỉ nêu số lượng mà phải nêu rõ dữ liệu chứa thách thức gì.</w:t>
+        <w:t xml:space="preserve"> ngoài số lượng mẫu, phải nêu rõ dữ liệu chứa thách thức gì.</w:t>
       </w:r>
     </w:p>
     <w:p>
@@ -7077,7 +7069,7 @@
         <w:t xml:space="preserve">Lưu ý 3:</w:t>
       </w:r>
       <w:r>
-        <w:t xml:space="preserve"> mỗi phương pháp trình bày theo cùng một khuôn năm mục — khuyết điểm được giải quyết, công đoạn tác động, ý tưởng cốt lõi, kết quả đạt được, hạn chế còn lại. Mỗi phương pháp viết khoảng nửa trang.</w:t>
+        <w:t xml:space="preserve"> mỗi phương pháp trình bày theo cùng một khuôn năm mục gồm khuyết điểm được giải quyết, công đoạn tác động, ý tưởng chính, kết quả đạt được, hạn chế còn lại. Mỗi phương pháp viết khoảng nửa trang.</w:t>
       </w:r>
     </w:p>
     <w:p>
@@ -11391,7 +11383,7 @@
         <w:t xml:space="preserve">3.1.5.</w:t>
       </w:r>
       <w:r>
-        <w:t xml:space="preserve"> Kiến trúc MLP 8 lớp 256 kênh và kết nối tắt. Điểm thiết kế then chốt: density chỉ phụ thuộc vị trí trong khi màu phụ thuộc cả hướng nhìn, nhờ đó vừa đảm bảo nhất quán đa góc nhìn vừa mô phỏng được hiệu ứng phụ thuộc góc nhìn. Kèm Hình 3.2.</w:t>
+        <w:t xml:space="preserve"> Kiến trúc MLP 8 lớp 256 kênh và kết nối tắt. Density chỉ phụ thuộc vị trí trong khi màu phụ thuộc cả hướng nhìn, nhờ đó vừa đảm bảo nhất quán đa góc nhìn vừa mô phỏng được hiệu ứng phụ thuộc góc nhìn. Kèm Hình 3.2.</w:t>
       </w:r>
     </w:p>
     <w:p>
@@ -11703,7 +11695,7 @@
         <w:spacing w:after="140"/>
       </w:pPr>
       <w:r>
-        <w:t xml:space="preserve">Tác động vào CĐ2 và CĐ3. Nội dung gồm: công thức phép co không gian, lưu ý bán kính được đo từ gốc tọa độ thế giới chứ không phải từ camera; đóng góp cốt lõi là áp phép co lên cả phân phối Gaussian theo kiểu bộ lọc Kalman mở rộng chứ không chỉ lên điểm; cách tham số hóa lại tia để lấy mẫu đều theo disparity, nhờ đó cận xa vô hạn trở nên hợp lệ; và off-axis IPE là nâng cấp bắt buộc vì phép co sinh ra Gaussian rất dị hướng. Kèm Hình 3.4 và Bảng 3.5.</w:t>
+        <w:t xml:space="preserve">Tác động vào CĐ2 và CĐ3. Nội dung gồm: công thức phép co không gian, lưu ý bán kính được đo từ gốc tọa độ thế giới chứ không phải từ camera; đóng góp chính là áp phép co lên cả phân phối Gaussian theo kiểu bộ lọc Kalman mở rộng chứ không chỉ lên điểm; cách tham số hóa lại tia để lấy mẫu đều theo disparity, nhờ đó cận xa vô hạn trở nên hợp lệ; và off-axis IPE là nâng cấp bắt buộc vì phép co sinh ra Gaussian rất dị hướng. Kèm Hình 3.4 và Bảng 3.5.</w:t>
       </w:r>
     </w:p>
     <w:p>
@@ -16623,7 +16615,7 @@
         <w:spacing w:after="140"/>
       </w:pPr>
       <w:r>
-        <w:t xml:space="preserve">Đây là mục giảng viên nhấn mạnh tại Lưu ý 6.</w:t>
+        <w:t xml:space="preserve">Giảng viên nhấn mạnh mục này tại Lưu ý 6.</w:t>
       </w:r>
     </w:p>
     <w:p>
@@ -18657,7 +18649,7 @@
         <w:spacing w:after="140"/>
       </w:pPr>
       <w:r>
-        <w:t xml:space="preserve">Kịch bản TN4 có giá trị cao vì mọi công trình hàng đầu đều có nghiên cứu loại trừ. Chỉ cần thực hiện một đến hai cấu hình là đủ chứng minh nhóm hiểu cơ chế chứ không chỉ chạy lệnh có sẵn.</w:t>
+        <w:t xml:space="preserve">Mọi công trình hàng đầu đều có nghiên cứu loại trừ, nên TN4 đáng làm. Chỉ cần thực hiện một đến hai cấu hình là đủ chứng minh nhóm hiểu cơ chế chứ không chỉ chạy lệnh có sẵn.</w:t>
       </w:r>
     </w:p>
     <w:p>

--- a/Doan/06-BaoCao/dan-y-bao-cao.docx
+++ b/Doan/06-BaoCao/dan-y-bao-cao.docx
@@ -453,7 +453,7 @@
         <w:spacing w:after="140"/>
       </w:pPr>
       <w:r>
-        <w:t xml:space="preserve">Bốn công đoạn này giữ vai trò khác nhau ở từng chương:</w:t>
+        <w:t xml:space="preserve">Mỗi chương dùng bốn công đoạn này theo một cách khác nhau:</w:t>
       </w:r>
     </w:p>
     <w:tbl>
@@ -16612,14 +16612,6 @@
     </w:p>
     <w:p>
       <w:pPr>
-        <w:spacing w:after="140"/>
-      </w:pPr>
-      <w:r>
-        <w:t xml:space="preserve">Giảng viên nhấn mạnh mục này tại Lưu ý 6.</w:t>
-      </w:r>
-    </w:p>
-    <w:p>
-      <w:pPr>
         <w:pStyle w:val="Heading4"/>
       </w:pPr>
       <w:r>
@@ -17565,7 +17557,7 @@
         <w:spacing w:after="140"/>
       </w:pPr>
       <w:r>
-        <w:t xml:space="preserve">Trong năm độ đo trên, số lần truy vấn mạng mỗi tia đáng được nhấn mạnh vì nó không phụ thuộc phần cứng, qua đó khắc phục được vấn đề mỗi công trình đo trên một cấu hình khác nhau.</w:t>
+        <w:t xml:space="preserve">Trong năm độ đo trên, số lần truy vấn mạng mỗi tia không phụ thuộc phần cứng, nên so sánh được giữa các công trình đo trên cấu hình khác nhau.</w:t>
       </w:r>
     </w:p>
     <w:p>

--- a/Doan/06-BaoCao/dan-y-bao-cao.docx
+++ b/Doan/06-BaoCao/dan-y-bao-cao.docx
@@ -23508,6 +23508,15 @@
         <w:ind w:left="540" w:hanging="270"/>
       </w:pPr>
     </w:lvl>
+    <w:lvl w:ilvl="1" w:tentative="1">
+      <w:start w:val="1"/>
+      <w:numFmt w:val="bullet"/>
+      <w:lvlText w:val="◦"/>
+      <w:lvlJc w:val="left"/>
+      <w:pPr>
+        <w:ind w:left="1080" w:hanging="270"/>
+      </w:pPr>
+    </w:lvl>
   </w:abstractNum>
   <w:abstractNum w:abstractNumId="3" w15:restartNumberingAfterBreak="0">
     <w:multiLevelType w:val="hybridMultilevel"/>
@@ -23518,6 +23527,15 @@
       <w:lvlJc w:val="left"/>
       <w:pPr>
         <w:ind w:left="540" w:hanging="270"/>
+      </w:pPr>
+    </w:lvl>
+    <w:lvl w:ilvl="1" w:tentative="1">
+      <w:start w:val="1"/>
+      <w:numFmt w:val="lowerLetter"/>
+      <w:lvlText w:val="%2."/>
+      <w:lvlJc w:val="left"/>
+      <w:pPr>
+        <w:ind w:left="1080" w:hanging="270"/>
       </w:pPr>
     </w:lvl>
   </w:abstractNum>

--- a/Doan/06-BaoCao/dan-y-bao-cao.docx
+++ b/Doan/06-BaoCao/dan-y-bao-cao.docx
@@ -39,7 +39,7 @@
     </w:p>
     <w:tbl>
       <w:tblPr>
-        <w:tblW w:type="dxa" w:w="9026"/>
+        <w:tblW w:type="dxa" w:w="8788"/>
         <w:tblBorders>
           <w:top w:val="single" w:color="auto" w:sz="4"/>
           <w:left w:val="single" w:color="auto" w:sz="4"/>
@@ -50,8 +50,9 @@
         </w:tblBorders>
       </w:tblPr>
       <w:tblGrid>
-        <w:gridCol w:w="4513"/>
-        <w:gridCol w:w="4513"/>
+        <w:gridCol w:w="2929"/>
+        <w:gridCol w:w="2929"/>
+        <w:gridCol w:w="2929"/>
       </w:tblGrid>
       <w:tr>
         <w:trPr>
@@ -59,7 +60,7 @@
         </w:trPr>
         <w:tc>
           <w:tcPr>
-            <w:tcW w:type="dxa" w:w="4513"/>
+            <w:tcW w:type="dxa" w:w="2929"/>
             <w:tcBorders>
               <w:top w:val="single" w:color="AAAAAA" w:sz="2"/>
               <w:left w:val="single" w:color="AAAAAA" w:sz="2"/>
@@ -91,7 +92,7 @@
         </w:tc>
         <w:tc>
           <w:tcPr>
-            <w:tcW w:type="dxa" w:w="4513"/>
+            <w:tcW w:type="dxa" w:w="2929"/>
             <w:tcBorders>
               <w:top w:val="single" w:color="AAAAAA" w:sz="2"/>
               <w:left w:val="single" w:color="AAAAAA" w:sz="2"/>
@@ -121,11 +122,43 @@
             </w:r>
           </w:p>
         </w:tc>
+        <w:tc>
+          <w:tcPr>
+            <w:tcW w:type="dxa" w:w="2929"/>
+            <w:tcBorders>
+              <w:top w:val="single" w:color="AAAAAA" w:sz="2"/>
+              <w:left w:val="single" w:color="AAAAAA" w:sz="2"/>
+              <w:bottom w:val="single" w:color="AAAAAA" w:sz="2"/>
+              <w:right w:val="single" w:color="AAAAAA" w:sz="2"/>
+            </w:tcBorders>
+            <w:shd w:fill="D9E8F5" w:val="clear"/>
+            <w:tcMar>
+              <w:top w:type="dxa" w:w="60"/>
+              <w:left w:type="dxa" w:w="100"/>
+              <w:bottom w:type="dxa" w:w="60"/>
+              <w:right w:type="dxa" w:w="100"/>
+            </w:tcMar>
+          </w:tcPr>
+          <w:p>
+            <w:pPr>
+              <w:spacing w:after="0"/>
+            </w:pPr>
+            <w:r>
+              <w:rPr>
+                <w:b/>
+                <w:bCs/>
+                <w:sz w:val="20"/>
+                <w:szCs w:val="20"/>
+              </w:rPr>
+              <w:t xml:space="preserve">Vai trò</w:t>
+            </w:r>
+          </w:p>
+        </w:tc>
       </w:tr>
       <w:tr>
         <w:tc>
           <w:tcPr>
-            <w:tcW w:type="dxa" w:w="4513"/>
+            <w:tcW w:type="dxa" w:w="2929"/>
             <w:tcBorders>
               <w:top w:val="single" w:color="AAAAAA" w:sz="2"/>
               <w:left w:val="single" w:color="AAAAAA" w:sz="2"/>
@@ -154,7 +187,7 @@
         </w:tc>
         <w:tc>
           <w:tcPr>
-            <w:tcW w:type="dxa" w:w="4513"/>
+            <w:tcW w:type="dxa" w:w="2929"/>
             <w:tcBorders>
               <w:top w:val="single" w:color="AAAAAA" w:sz="2"/>
               <w:left w:val="single" w:color="AAAAAA" w:sz="2"/>
@@ -178,6 +211,35 @@
                 <w:szCs w:val="20"/>
               </w:rPr>
               <w:t xml:space="preserve">24120138</w:t>
+            </w:r>
+          </w:p>
+        </w:tc>
+        <w:tc>
+          <w:tcPr>
+            <w:tcW w:type="dxa" w:w="2929"/>
+            <w:tcBorders>
+              <w:top w:val="single" w:color="AAAAAA" w:sz="2"/>
+              <w:left w:val="single" w:color="AAAAAA" w:sz="2"/>
+              <w:bottom w:val="single" w:color="AAAAAA" w:sz="2"/>
+              <w:right w:val="single" w:color="AAAAAA" w:sz="2"/>
+            </w:tcBorders>
+            <w:tcMar>
+              <w:top w:type="dxa" w:w="60"/>
+              <w:left w:type="dxa" w:w="100"/>
+              <w:bottom w:type="dxa" w:w="60"/>
+              <w:right w:type="dxa" w:w="100"/>
+            </w:tcMar>
+          </w:tcPr>
+          <w:p>
+            <w:pPr>
+              <w:spacing w:after="0"/>
+            </w:pPr>
+            <w:r>
+              <w:rPr>
+                <w:sz w:val="20"/>
+                <w:szCs w:val="20"/>
+              </w:rPr>
+              <w:t xml:space="preserve">Trưởng nhóm</w:t>
             </w:r>
           </w:p>
         </w:tc>
@@ -185,7 +247,7 @@
       <w:tr>
         <w:tc>
           <w:tcPr>
-            <w:tcW w:type="dxa" w:w="4513"/>
+            <w:tcW w:type="dxa" w:w="2929"/>
             <w:tcBorders>
               <w:top w:val="single" w:color="AAAAAA" w:sz="2"/>
               <w:left w:val="single" w:color="AAAAAA" w:sz="2"/>
@@ -214,7 +276,7 @@
         </w:tc>
         <w:tc>
           <w:tcPr>
-            <w:tcW w:type="dxa" w:w="4513"/>
+            <w:tcW w:type="dxa" w:w="2929"/>
             <w:tcBorders>
               <w:top w:val="single" w:color="AAAAAA" w:sz="2"/>
               <w:left w:val="single" w:color="AAAAAA" w:sz="2"/>
@@ -238,6 +300,35 @@
                 <w:szCs w:val="20"/>
               </w:rPr>
               <w:t xml:space="preserve">24120073</w:t>
+            </w:r>
+          </w:p>
+        </w:tc>
+        <w:tc>
+          <w:tcPr>
+            <w:tcW w:type="dxa" w:w="2929"/>
+            <w:tcBorders>
+              <w:top w:val="single" w:color="AAAAAA" w:sz="2"/>
+              <w:left w:val="single" w:color="AAAAAA" w:sz="2"/>
+              <w:bottom w:val="single" w:color="AAAAAA" w:sz="2"/>
+              <w:right w:val="single" w:color="AAAAAA" w:sz="2"/>
+            </w:tcBorders>
+            <w:tcMar>
+              <w:top w:type="dxa" w:w="60"/>
+              <w:left w:type="dxa" w:w="100"/>
+              <w:bottom w:type="dxa" w:w="60"/>
+              <w:right w:type="dxa" w:w="100"/>
+            </w:tcMar>
+          </w:tcPr>
+          <w:p>
+            <w:pPr>
+              <w:spacing w:after="0"/>
+            </w:pPr>
+            <w:r>
+              <w:rPr>
+                <w:sz w:val="20"/>
+                <w:szCs w:val="20"/>
+              </w:rPr>
+              <w:t xml:space="preserve">Thành viên</w:t>
             </w:r>
           </w:p>
         </w:tc>
@@ -305,7 +396,51 @@
         <w:t xml:space="preserve">Độ dài dự kiến:</w:t>
       </w:r>
       <w:r>
-        <w:t xml:space="preserve"> 40-48 trang</w:t>
+        <w:t xml:space="preserve"> 51 trang phần nội dung, cộng phần đầu và tài liệu tham khảo.</w:t>
+      </w:r>
+    </w:p>
+    <w:p>
+      <w:pPr>
+        <w:spacing w:after="140"/>
+      </w:pPr>
+      <w:r>
+        <w:t xml:space="preserve">Quy định của Khoa (</w:t>
+      </w:r>
+      <w:r>
+        <w:rPr>
+          <w:rFonts w:ascii="Consolas" w:cs="Consolas" w:eastAsia="Consolas" w:hAnsi="Consolas"/>
+          <w:color w:val="A6271D"/>
+          <w:sz w:val="20"/>
+          <w:szCs w:val="20"/>
+        </w:rPr>
+        <w:t xml:space="preserve">06-BaoCao/quy-dinh-trinh-bay.md</w:t>
+      </w:r>
+      <w:r>
+        <w:t xml:space="preserve">, mục 2) buộc phần nội dung</w:t>
+      </w:r>
+    </w:p>
+    <w:p>
+      <w:pPr>
+        <w:spacing w:after="140"/>
+      </w:pPr>
+      <w:r>
+        <w:t xml:space="preserve">tối thiểu 50 trang và không quá 100 trang, không tính trang bìa, lời cảm ơn,</w:t>
+      </w:r>
+    </w:p>
+    <w:p>
+      <w:pPr>
+        <w:spacing w:after="140"/>
+      </w:pPr>
+      <w:r>
+        <w:t xml:space="preserve">mục lục và tài liệu tham khảo. Tổng ước lượng theo chương bên dưới là</w:t>
+      </w:r>
+    </w:p>
+    <w:p>
+      <w:pPr>
+        <w:spacing w:after="140"/>
+      </w:pPr>
+      <w:r>
+        <w:t xml:space="preserve">4 + 7 + 11 + 15 + 11 + 3 = 51 trang, vừa đủ ngưỡng nên không được cắt bớt.</w:t>
       </w:r>
     </w:p>
     <w:p>
@@ -458,7 +593,7 @@
     </w:p>
     <w:tbl>
       <w:tblPr>
-        <w:tblW w:type="dxa" w:w="9026"/>
+        <w:tblW w:type="dxa" w:w="8788"/>
         <w:tblBorders>
           <w:top w:val="single" w:color="auto" w:sz="4"/>
           <w:left w:val="single" w:color="auto" w:sz="4"/>
@@ -469,8 +604,8 @@
         </w:tblBorders>
       </w:tblPr>
       <w:tblGrid>
-        <w:gridCol w:w="4513"/>
-        <w:gridCol w:w="4513"/>
+        <w:gridCol w:w="4394"/>
+        <w:gridCol w:w="4394"/>
       </w:tblGrid>
       <w:tr>
         <w:trPr>
@@ -478,7 +613,7 @@
         </w:trPr>
         <w:tc>
           <w:tcPr>
-            <w:tcW w:type="dxa" w:w="4513"/>
+            <w:tcW w:type="dxa" w:w="4394"/>
             <w:tcBorders>
               <w:top w:val="single" w:color="AAAAAA" w:sz="2"/>
               <w:left w:val="single" w:color="AAAAAA" w:sz="2"/>
@@ -510,7 +645,7 @@
         </w:tc>
         <w:tc>
           <w:tcPr>
-            <w:tcW w:type="dxa" w:w="4513"/>
+            <w:tcW w:type="dxa" w:w="4394"/>
             <w:tcBorders>
               <w:top w:val="single" w:color="AAAAAA" w:sz="2"/>
               <w:left w:val="single" w:color="AAAAAA" w:sz="2"/>
@@ -544,7 +679,7 @@
       <w:tr>
         <w:tc>
           <w:tcPr>
-            <w:tcW w:type="dxa" w:w="4513"/>
+            <w:tcW w:type="dxa" w:w="4394"/>
             <w:tcBorders>
               <w:top w:val="single" w:color="AAAAAA" w:sz="2"/>
               <w:left w:val="single" w:color="AAAAAA" w:sz="2"/>
@@ -573,7 +708,7 @@
         </w:tc>
         <w:tc>
           <w:tcPr>
-            <w:tcW w:type="dxa" w:w="4513"/>
+            <w:tcW w:type="dxa" w:w="4394"/>
             <w:tcBorders>
               <w:top w:val="single" w:color="AAAAAA" w:sz="2"/>
               <w:left w:val="single" w:color="AAAAAA" w:sz="2"/>
@@ -604,7 +739,7 @@
       <w:tr>
         <w:tc>
           <w:tcPr>
-            <w:tcW w:type="dxa" w:w="4513"/>
+            <w:tcW w:type="dxa" w:w="4394"/>
             <w:tcBorders>
               <w:top w:val="single" w:color="AAAAAA" w:sz="2"/>
               <w:left w:val="single" w:color="AAAAAA" w:sz="2"/>
@@ -633,7 +768,7 @@
         </w:tc>
         <w:tc>
           <w:tcPr>
-            <w:tcW w:type="dxa" w:w="4513"/>
+            <w:tcW w:type="dxa" w:w="4394"/>
             <w:tcBorders>
               <w:top w:val="single" w:color="AAAAAA" w:sz="2"/>
               <w:left w:val="single" w:color="AAAAAA" w:sz="2"/>
@@ -664,7 +799,7 @@
       <w:tr>
         <w:tc>
           <w:tcPr>
-            <w:tcW w:type="dxa" w:w="4513"/>
+            <w:tcW w:type="dxa" w:w="4394"/>
             <w:tcBorders>
               <w:top w:val="single" w:color="AAAAAA" w:sz="2"/>
               <w:left w:val="single" w:color="AAAAAA" w:sz="2"/>
@@ -693,7 +828,7 @@
         </w:tc>
         <w:tc>
           <w:tcPr>
-            <w:tcW w:type="dxa" w:w="4513"/>
+            <w:tcW w:type="dxa" w:w="4394"/>
             <w:tcBorders>
               <w:top w:val="single" w:color="AAAAAA" w:sz="2"/>
               <w:left w:val="single" w:color="AAAAAA" w:sz="2"/>
@@ -724,7 +859,7 @@
       <w:tr>
         <w:tc>
           <w:tcPr>
-            <w:tcW w:type="dxa" w:w="4513"/>
+            <w:tcW w:type="dxa" w:w="4394"/>
             <w:tcBorders>
               <w:top w:val="single" w:color="AAAAAA" w:sz="2"/>
               <w:left w:val="single" w:color="AAAAAA" w:sz="2"/>
@@ -753,7 +888,7 @@
         </w:tc>
         <w:tc>
           <w:tcPr>
-            <w:tcW w:type="dxa" w:w="4513"/>
+            <w:tcW w:type="dxa" w:w="4394"/>
             <w:tcBorders>
               <w:top w:val="single" w:color="AAAAAA" w:sz="2"/>
               <w:left w:val="single" w:color="AAAAAA" w:sz="2"/>
@@ -949,7 +1084,7 @@
     </w:p>
     <w:tbl>
       <w:tblPr>
-        <w:tblW w:type="dxa" w:w="9026"/>
+        <w:tblW w:type="dxa" w:w="8788"/>
         <w:tblBorders>
           <w:top w:val="single" w:color="auto" w:sz="4"/>
           <w:left w:val="single" w:color="auto" w:sz="4"/>
@@ -960,8 +1095,8 @@
         </w:tblBorders>
       </w:tblPr>
       <w:tblGrid>
-        <w:gridCol w:w="4513"/>
-        <w:gridCol w:w="4513"/>
+        <w:gridCol w:w="4394"/>
+        <w:gridCol w:w="4394"/>
       </w:tblGrid>
       <w:tr>
         <w:trPr>
@@ -969,7 +1104,7 @@
         </w:trPr>
         <w:tc>
           <w:tcPr>
-            <w:tcW w:type="dxa" w:w="4513"/>
+            <w:tcW w:type="dxa" w:w="4394"/>
             <w:tcBorders>
               <w:top w:val="single" w:color="AAAAAA" w:sz="2"/>
               <w:left w:val="single" w:color="AAAAAA" w:sz="2"/>
@@ -1001,7 +1136,7 @@
         </w:tc>
         <w:tc>
           <w:tcPr>
-            <w:tcW w:type="dxa" w:w="4513"/>
+            <w:tcW w:type="dxa" w:w="4394"/>
             <w:tcBorders>
               <w:top w:val="single" w:color="AAAAAA" w:sz="2"/>
               <w:left w:val="single" w:color="AAAAAA" w:sz="2"/>
@@ -1035,7 +1170,7 @@
       <w:tr>
         <w:tc>
           <w:tcPr>
-            <w:tcW w:type="dxa" w:w="4513"/>
+            <w:tcW w:type="dxa" w:w="4394"/>
             <w:tcBorders>
               <w:top w:val="single" w:color="AAAAAA" w:sz="2"/>
               <w:left w:val="single" w:color="AAAAAA" w:sz="2"/>
@@ -1064,7 +1199,7 @@
         </w:tc>
         <w:tc>
           <w:tcPr>
-            <w:tcW w:type="dxa" w:w="4513"/>
+            <w:tcW w:type="dxa" w:w="4394"/>
             <w:tcBorders>
               <w:top w:val="single" w:color="AAAAAA" w:sz="2"/>
               <w:left w:val="single" w:color="AAAAAA" w:sz="2"/>
@@ -1095,7 +1230,7 @@
       <w:tr>
         <w:tc>
           <w:tcPr>
-            <w:tcW w:type="dxa" w:w="4513"/>
+            <w:tcW w:type="dxa" w:w="4394"/>
             <w:tcBorders>
               <w:top w:val="single" w:color="AAAAAA" w:sz="2"/>
               <w:left w:val="single" w:color="AAAAAA" w:sz="2"/>
@@ -1124,7 +1259,7 @@
         </w:tc>
         <w:tc>
           <w:tcPr>
-            <w:tcW w:type="dxa" w:w="4513"/>
+            <w:tcW w:type="dxa" w:w="4394"/>
             <w:tcBorders>
               <w:top w:val="single" w:color="AAAAAA" w:sz="2"/>
               <w:left w:val="single" w:color="AAAAAA" w:sz="2"/>
@@ -1155,7 +1290,7 @@
       <w:tr>
         <w:tc>
           <w:tcPr>
-            <w:tcW w:type="dxa" w:w="4513"/>
+            <w:tcW w:type="dxa" w:w="4394"/>
             <w:tcBorders>
               <w:top w:val="single" w:color="AAAAAA" w:sz="2"/>
               <w:left w:val="single" w:color="AAAAAA" w:sz="2"/>
@@ -1184,7 +1319,7 @@
         </w:tc>
         <w:tc>
           <w:tcPr>
-            <w:tcW w:type="dxa" w:w="4513"/>
+            <w:tcW w:type="dxa" w:w="4394"/>
             <w:tcBorders>
               <w:top w:val="single" w:color="AAAAAA" w:sz="2"/>
               <w:left w:val="single" w:color="AAAAAA" w:sz="2"/>
@@ -1215,7 +1350,7 @@
       <w:tr>
         <w:tc>
           <w:tcPr>
-            <w:tcW w:type="dxa" w:w="4513"/>
+            <w:tcW w:type="dxa" w:w="4394"/>
             <w:tcBorders>
               <w:top w:val="single" w:color="AAAAAA" w:sz="2"/>
               <w:left w:val="single" w:color="AAAAAA" w:sz="2"/>
@@ -1244,7 +1379,7 @@
         </w:tc>
         <w:tc>
           <w:tcPr>
-            <w:tcW w:type="dxa" w:w="4513"/>
+            <w:tcW w:type="dxa" w:w="4394"/>
             <w:tcBorders>
               <w:top w:val="single" w:color="AAAAAA" w:sz="2"/>
               <w:left w:val="single" w:color="AAAAAA" w:sz="2"/>
@@ -1275,7 +1410,7 @@
       <w:tr>
         <w:tc>
           <w:tcPr>
-            <w:tcW w:type="dxa" w:w="4513"/>
+            <w:tcW w:type="dxa" w:w="4394"/>
             <w:tcBorders>
               <w:top w:val="single" w:color="AAAAAA" w:sz="2"/>
               <w:left w:val="single" w:color="AAAAAA" w:sz="2"/>
@@ -1304,7 +1439,7 @@
         </w:tc>
         <w:tc>
           <w:tcPr>
-            <w:tcW w:type="dxa" w:w="4513"/>
+            <w:tcW w:type="dxa" w:w="4394"/>
             <w:tcBorders>
               <w:top w:val="single" w:color="AAAAAA" w:sz="2"/>
               <w:left w:val="single" w:color="AAAAAA" w:sz="2"/>
@@ -1335,7 +1470,7 @@
       <w:tr>
         <w:tc>
           <w:tcPr>
-            <w:tcW w:type="dxa" w:w="4513"/>
+            <w:tcW w:type="dxa" w:w="4394"/>
             <w:tcBorders>
               <w:top w:val="single" w:color="AAAAAA" w:sz="2"/>
               <w:left w:val="single" w:color="AAAAAA" w:sz="2"/>
@@ -1364,7 +1499,7 @@
         </w:tc>
         <w:tc>
           <w:tcPr>
-            <w:tcW w:type="dxa" w:w="4513"/>
+            <w:tcW w:type="dxa" w:w="4394"/>
             <w:tcBorders>
               <w:top w:val="single" w:color="AAAAAA" w:sz="2"/>
               <w:left w:val="single" w:color="AAAAAA" w:sz="2"/>
@@ -1395,7 +1530,7 @@
       <w:tr>
         <w:tc>
           <w:tcPr>
-            <w:tcW w:type="dxa" w:w="4513"/>
+            <w:tcW w:type="dxa" w:w="4394"/>
             <w:tcBorders>
               <w:top w:val="single" w:color="AAAAAA" w:sz="2"/>
               <w:left w:val="single" w:color="AAAAAA" w:sz="2"/>
@@ -1424,7 +1559,7 @@
         </w:tc>
         <w:tc>
           <w:tcPr>
-            <w:tcW w:type="dxa" w:w="4513"/>
+            <w:tcW w:type="dxa" w:w="4394"/>
             <w:tcBorders>
               <w:top w:val="single" w:color="AAAAAA" w:sz="2"/>
               <w:left w:val="single" w:color="AAAAAA" w:sz="2"/>
@@ -1455,7 +1590,7 @@
       <w:tr>
         <w:tc>
           <w:tcPr>
-            <w:tcW w:type="dxa" w:w="4513"/>
+            <w:tcW w:type="dxa" w:w="4394"/>
             <w:tcBorders>
               <w:top w:val="single" w:color="AAAAAA" w:sz="2"/>
               <w:left w:val="single" w:color="AAAAAA" w:sz="2"/>
@@ -1484,7 +1619,7 @@
         </w:tc>
         <w:tc>
           <w:tcPr>
-            <w:tcW w:type="dxa" w:w="4513"/>
+            <w:tcW w:type="dxa" w:w="4394"/>
             <w:tcBorders>
               <w:top w:val="single" w:color="AAAAAA" w:sz="2"/>
               <w:left w:val="single" w:color="AAAAAA" w:sz="2"/>
@@ -1536,7 +1671,7 @@
     </w:p>
     <w:tbl>
       <w:tblPr>
-        <w:tblW w:type="dxa" w:w="9026"/>
+        <w:tblW w:type="dxa" w:w="8788"/>
         <w:tblBorders>
           <w:top w:val="single" w:color="auto" w:sz="4"/>
           <w:left w:val="single" w:color="auto" w:sz="4"/>
@@ -1547,8 +1682,8 @@
         </w:tblBorders>
       </w:tblPr>
       <w:tblGrid>
-        <w:gridCol w:w="4513"/>
-        <w:gridCol w:w="4513"/>
+        <w:gridCol w:w="4394"/>
+        <w:gridCol w:w="4394"/>
       </w:tblGrid>
       <w:tr>
         <w:trPr>
@@ -1556,7 +1691,7 @@
         </w:trPr>
         <w:tc>
           <w:tcPr>
-            <w:tcW w:type="dxa" w:w="4513"/>
+            <w:tcW w:type="dxa" w:w="4394"/>
             <w:tcBorders>
               <w:top w:val="single" w:color="AAAAAA" w:sz="2"/>
               <w:left w:val="single" w:color="AAAAAA" w:sz="2"/>
@@ -1588,7 +1723,7 @@
         </w:tc>
         <w:tc>
           <w:tcPr>
-            <w:tcW w:type="dxa" w:w="4513"/>
+            <w:tcW w:type="dxa" w:w="4394"/>
             <w:tcBorders>
               <w:top w:val="single" w:color="AAAAAA" w:sz="2"/>
               <w:left w:val="single" w:color="AAAAAA" w:sz="2"/>
@@ -1622,59 +1757,59 @@
       <w:tr>
         <w:tc>
           <w:tcPr>
-            <w:tcW w:type="dxa" w:w="4513"/>
-            <w:tcBorders>
-              <w:top w:val="single" w:color="AAAAAA" w:sz="2"/>
-              <w:left w:val="single" w:color="AAAAAA" w:sz="2"/>
-              <w:bottom w:val="single" w:color="AAAAAA" w:sz="2"/>
-              <w:right w:val="single" w:color="AAAAAA" w:sz="2"/>
-            </w:tcBorders>
-            <w:tcMar>
-              <w:top w:type="dxa" w:w="60"/>
-              <w:left w:type="dxa" w:w="100"/>
-              <w:bottom w:type="dxa" w:w="60"/>
-              <w:right w:type="dxa" w:w="100"/>
-            </w:tcMar>
-          </w:tcPr>
-          <w:p>
-            <w:pPr>
-              <w:spacing w:after="0"/>
-            </w:pPr>
-            <w:r>
-              <w:rPr>
-                <w:sz w:val="20"/>
-                <w:szCs w:val="20"/>
-              </w:rPr>
-              <w:t xml:space="preserve">Trang bìa</w:t>
-            </w:r>
-          </w:p>
-        </w:tc>
-        <w:tc>
-          <w:tcPr>
-            <w:tcW w:type="dxa" w:w="4513"/>
-            <w:tcBorders>
-              <w:top w:val="single" w:color="AAAAAA" w:sz="2"/>
-              <w:left w:val="single" w:color="AAAAAA" w:sz="2"/>
-              <w:bottom w:val="single" w:color="AAAAAA" w:sz="2"/>
-              <w:right w:val="single" w:color="AAAAAA" w:sz="2"/>
-            </w:tcBorders>
-            <w:tcMar>
-              <w:top w:type="dxa" w:w="60"/>
-              <w:left w:type="dxa" w:w="100"/>
-              <w:bottom w:type="dxa" w:w="60"/>
-              <w:right w:type="dxa" w:w="100"/>
-            </w:tcMar>
-          </w:tcPr>
-          <w:p>
-            <w:pPr>
-              <w:spacing w:after="0"/>
-            </w:pPr>
-            <w:r>
-              <w:rPr>
-                <w:sz w:val="20"/>
-                <w:szCs w:val="20"/>
-              </w:rPr>
-              <w:t xml:space="preserve">Trường, khoa, tên đồ án, môn học, nhóm, giảng viên hướng dẫn, năm</w:t>
+            <w:tcW w:type="dxa" w:w="4394"/>
+            <w:tcBorders>
+              <w:top w:val="single" w:color="AAAAAA" w:sz="2"/>
+              <w:left w:val="single" w:color="AAAAAA" w:sz="2"/>
+              <w:bottom w:val="single" w:color="AAAAAA" w:sz="2"/>
+              <w:right w:val="single" w:color="AAAAAA" w:sz="2"/>
+            </w:tcBorders>
+            <w:tcMar>
+              <w:top w:type="dxa" w:w="60"/>
+              <w:left w:type="dxa" w:w="100"/>
+              <w:bottom w:type="dxa" w:w="60"/>
+              <w:right w:type="dxa" w:w="100"/>
+            </w:tcMar>
+          </w:tcPr>
+          <w:p>
+            <w:pPr>
+              <w:spacing w:after="0"/>
+            </w:pPr>
+            <w:r>
+              <w:rPr>
+                <w:sz w:val="20"/>
+                <w:szCs w:val="20"/>
+              </w:rPr>
+              <w:t xml:space="preserve">Bìa chính</w:t>
+            </w:r>
+          </w:p>
+        </w:tc>
+        <w:tc>
+          <w:tcPr>
+            <w:tcW w:type="dxa" w:w="4394"/>
+            <w:tcBorders>
+              <w:top w:val="single" w:color="AAAAAA" w:sz="2"/>
+              <w:left w:val="single" w:color="AAAAAA" w:sz="2"/>
+              <w:bottom w:val="single" w:color="AAAAAA" w:sz="2"/>
+              <w:right w:val="single" w:color="AAAAAA" w:sz="2"/>
+            </w:tcBorders>
+            <w:tcMar>
+              <w:top w:type="dxa" w:w="60"/>
+              <w:left w:type="dxa" w:w="100"/>
+              <w:bottom w:type="dxa" w:w="60"/>
+              <w:right w:type="dxa" w:w="100"/>
+            </w:tcMar>
+          </w:tcPr>
+          <w:p>
+            <w:pPr>
+              <w:spacing w:after="0"/>
+            </w:pPr>
+            <w:r>
+              <w:rPr>
+                <w:sz w:val="20"/>
+                <w:szCs w:val="20"/>
+              </w:rPr>
+              <w:t xml:space="preserve">Trường, khoa, tên sinh viên, tên đồ án, loại báo cáo, năm</w:t>
             </w:r>
           </w:p>
         </w:tc>
@@ -1682,59 +1817,59 @@
       <w:tr>
         <w:tc>
           <w:tcPr>
-            <w:tcW w:type="dxa" w:w="4513"/>
-            <w:tcBorders>
-              <w:top w:val="single" w:color="AAAAAA" w:sz="2"/>
-              <w:left w:val="single" w:color="AAAAAA" w:sz="2"/>
-              <w:bottom w:val="single" w:color="AAAAAA" w:sz="2"/>
-              <w:right w:val="single" w:color="AAAAAA" w:sz="2"/>
-            </w:tcBorders>
-            <w:tcMar>
-              <w:top w:type="dxa" w:w="60"/>
-              <w:left w:type="dxa" w:w="100"/>
-              <w:bottom w:type="dxa" w:w="60"/>
-              <w:right w:type="dxa" w:w="100"/>
-            </w:tcMar>
-          </w:tcPr>
-          <w:p>
-            <w:pPr>
-              <w:spacing w:after="0"/>
-            </w:pPr>
-            <w:r>
-              <w:rPr>
-                <w:sz w:val="20"/>
-                <w:szCs w:val="20"/>
-              </w:rPr>
-              <w:t xml:space="preserve">Lời cảm ơn</w:t>
-            </w:r>
-          </w:p>
-        </w:tc>
-        <w:tc>
-          <w:tcPr>
-            <w:tcW w:type="dxa" w:w="4513"/>
-            <w:tcBorders>
-              <w:top w:val="single" w:color="AAAAAA" w:sz="2"/>
-              <w:left w:val="single" w:color="AAAAAA" w:sz="2"/>
-              <w:bottom w:val="single" w:color="AAAAAA" w:sz="2"/>
-              <w:right w:val="single" w:color="AAAAAA" w:sz="2"/>
-            </w:tcBorders>
-            <w:tcMar>
-              <w:top w:type="dxa" w:w="60"/>
-              <w:left w:type="dxa" w:w="100"/>
-              <w:bottom w:type="dxa" w:w="60"/>
-              <w:right w:type="dxa" w:w="100"/>
-            </w:tcMar>
-          </w:tcPr>
-          <w:p>
-            <w:pPr>
-              <w:spacing w:after="0"/>
-            </w:pPr>
-            <w:r>
-              <w:rPr>
-                <w:sz w:val="20"/>
-                <w:szCs w:val="20"/>
-              </w:rPr>
-              <w:t xml:space="preserve">Khoảng nửa trang</w:t>
+            <w:tcW w:type="dxa" w:w="4394"/>
+            <w:tcBorders>
+              <w:top w:val="single" w:color="AAAAAA" w:sz="2"/>
+              <w:left w:val="single" w:color="AAAAAA" w:sz="2"/>
+              <w:bottom w:val="single" w:color="AAAAAA" w:sz="2"/>
+              <w:right w:val="single" w:color="AAAAAA" w:sz="2"/>
+            </w:tcBorders>
+            <w:tcMar>
+              <w:top w:type="dxa" w:w="60"/>
+              <w:left w:type="dxa" w:w="100"/>
+              <w:bottom w:type="dxa" w:w="60"/>
+              <w:right w:type="dxa" w:w="100"/>
+            </w:tcMar>
+          </w:tcPr>
+          <w:p>
+            <w:pPr>
+              <w:spacing w:after="0"/>
+            </w:pPr>
+            <w:r>
+              <w:rPr>
+                <w:sz w:val="20"/>
+                <w:szCs w:val="20"/>
+              </w:rPr>
+              <w:t xml:space="preserve">Trang phụ bìa</w:t>
+            </w:r>
+          </w:p>
+        </w:tc>
+        <w:tc>
+          <w:tcPr>
+            <w:tcW w:type="dxa" w:w="4394"/>
+            <w:tcBorders>
+              <w:top w:val="single" w:color="AAAAAA" w:sz="2"/>
+              <w:left w:val="single" w:color="AAAAAA" w:sz="2"/>
+              <w:bottom w:val="single" w:color="AAAAAA" w:sz="2"/>
+              <w:right w:val="single" w:color="AAAAAA" w:sz="2"/>
+            </w:tcBorders>
+            <w:tcMar>
+              <w:top w:type="dxa" w:w="60"/>
+              <w:left w:type="dxa" w:w="100"/>
+              <w:bottom w:type="dxa" w:w="60"/>
+              <w:right w:type="dxa" w:w="100"/>
+            </w:tcMar>
+          </w:tcPr>
+          <w:p>
+            <w:pPr>
+              <w:spacing w:after="0"/>
+            </w:pPr>
+            <w:r>
+              <w:rPr>
+                <w:sz w:val="20"/>
+                <w:szCs w:val="20"/>
+              </w:rPr>
+              <w:t xml:space="preserve">Như bìa chính, thêm mã số sinh viên và giảng viên hướng dẫn</w:t>
             </w:r>
           </w:p>
         </w:tc>
@@ -1742,59 +1877,59 @@
       <w:tr>
         <w:tc>
           <w:tcPr>
-            <w:tcW w:type="dxa" w:w="4513"/>
-            <w:tcBorders>
-              <w:top w:val="single" w:color="AAAAAA" w:sz="2"/>
-              <w:left w:val="single" w:color="AAAAAA" w:sz="2"/>
-              <w:bottom w:val="single" w:color="AAAAAA" w:sz="2"/>
-              <w:right w:val="single" w:color="AAAAAA" w:sz="2"/>
-            </w:tcBorders>
-            <w:tcMar>
-              <w:top w:type="dxa" w:w="60"/>
-              <w:left w:type="dxa" w:w="100"/>
-              <w:bottom w:type="dxa" w:w="60"/>
-              <w:right w:type="dxa" w:w="100"/>
-            </w:tcMar>
-          </w:tcPr>
-          <w:p>
-            <w:pPr>
-              <w:spacing w:after="0"/>
-            </w:pPr>
-            <w:r>
-              <w:rPr>
-                <w:sz w:val="20"/>
-                <w:szCs w:val="20"/>
-              </w:rPr>
-              <w:t xml:space="preserve">Mục lục</w:t>
-            </w:r>
-          </w:p>
-        </w:tc>
-        <w:tc>
-          <w:tcPr>
-            <w:tcW w:type="dxa" w:w="4513"/>
-            <w:tcBorders>
-              <w:top w:val="single" w:color="AAAAAA" w:sz="2"/>
-              <w:left w:val="single" w:color="AAAAAA" w:sz="2"/>
-              <w:bottom w:val="single" w:color="AAAAAA" w:sz="2"/>
-              <w:right w:val="single" w:color="AAAAAA" w:sz="2"/>
-            </w:tcBorders>
-            <w:tcMar>
-              <w:top w:type="dxa" w:w="60"/>
-              <w:left w:type="dxa" w:w="100"/>
-              <w:bottom w:type="dxa" w:w="60"/>
-              <w:right w:type="dxa" w:w="100"/>
-            </w:tcMar>
-          </w:tcPr>
-          <w:p>
-            <w:pPr>
-              <w:spacing w:after="0"/>
-            </w:pPr>
-            <w:r>
-              <w:rPr>
-                <w:sz w:val="20"/>
-                <w:szCs w:val="20"/>
-              </w:rPr>
-              <w:t xml:space="preserve">Tự động sinh, tới mục cấp ba</w:t>
+            <w:tcW w:type="dxa" w:w="4394"/>
+            <w:tcBorders>
+              <w:top w:val="single" w:color="AAAAAA" w:sz="2"/>
+              <w:left w:val="single" w:color="AAAAAA" w:sz="2"/>
+              <w:bottom w:val="single" w:color="AAAAAA" w:sz="2"/>
+              <w:right w:val="single" w:color="AAAAAA" w:sz="2"/>
+            </w:tcBorders>
+            <w:tcMar>
+              <w:top w:type="dxa" w:w="60"/>
+              <w:left w:type="dxa" w:w="100"/>
+              <w:bottom w:type="dxa" w:w="60"/>
+              <w:right w:type="dxa" w:w="100"/>
+            </w:tcMar>
+          </w:tcPr>
+          <w:p>
+            <w:pPr>
+              <w:spacing w:after="0"/>
+            </w:pPr>
+            <w:r>
+              <w:rPr>
+                <w:sz w:val="20"/>
+                <w:szCs w:val="20"/>
+              </w:rPr>
+              <w:t xml:space="preserve">Lời cảm ơn</w:t>
+            </w:r>
+          </w:p>
+        </w:tc>
+        <w:tc>
+          <w:tcPr>
+            <w:tcW w:type="dxa" w:w="4394"/>
+            <w:tcBorders>
+              <w:top w:val="single" w:color="AAAAAA" w:sz="2"/>
+              <w:left w:val="single" w:color="AAAAAA" w:sz="2"/>
+              <w:bottom w:val="single" w:color="AAAAAA" w:sz="2"/>
+              <w:right w:val="single" w:color="AAAAAA" w:sz="2"/>
+            </w:tcBorders>
+            <w:tcMar>
+              <w:top w:type="dxa" w:w="60"/>
+              <w:left w:type="dxa" w:w="100"/>
+              <w:bottom w:type="dxa" w:w="60"/>
+              <w:right w:type="dxa" w:w="100"/>
+            </w:tcMar>
+          </w:tcPr>
+          <w:p>
+            <w:pPr>
+              <w:spacing w:after="0"/>
+            </w:pPr>
+            <w:r>
+              <w:rPr>
+                <w:sz w:val="20"/>
+                <w:szCs w:val="20"/>
+              </w:rPr>
+              <w:t xml:space="preserve">Khoảng nửa trang</w:t>
             </w:r>
           </w:p>
         </w:tc>
@@ -1802,59 +1937,59 @@
       <w:tr>
         <w:tc>
           <w:tcPr>
-            <w:tcW w:type="dxa" w:w="4513"/>
-            <w:tcBorders>
-              <w:top w:val="single" w:color="AAAAAA" w:sz="2"/>
-              <w:left w:val="single" w:color="AAAAAA" w:sz="2"/>
-              <w:bottom w:val="single" w:color="AAAAAA" w:sz="2"/>
-              <w:right w:val="single" w:color="AAAAAA" w:sz="2"/>
-            </w:tcBorders>
-            <w:tcMar>
-              <w:top w:type="dxa" w:w="60"/>
-              <w:left w:type="dxa" w:w="100"/>
-              <w:bottom w:type="dxa" w:w="60"/>
-              <w:right w:type="dxa" w:w="100"/>
-            </w:tcMar>
-          </w:tcPr>
-          <w:p>
-            <w:pPr>
-              <w:spacing w:after="0"/>
-            </w:pPr>
-            <w:r>
-              <w:rPr>
-                <w:sz w:val="20"/>
-                <w:szCs w:val="20"/>
-              </w:rPr>
-              <w:t xml:space="preserve">Danh mục hình, danh mục bảng</w:t>
-            </w:r>
-          </w:p>
-        </w:tc>
-        <w:tc>
-          <w:tcPr>
-            <w:tcW w:type="dxa" w:w="4513"/>
-            <w:tcBorders>
-              <w:top w:val="single" w:color="AAAAAA" w:sz="2"/>
-              <w:left w:val="single" w:color="AAAAAA" w:sz="2"/>
-              <w:bottom w:val="single" w:color="AAAAAA" w:sz="2"/>
-              <w:right w:val="single" w:color="AAAAAA" w:sz="2"/>
-            </w:tcBorders>
-            <w:tcMar>
-              <w:top w:type="dxa" w:w="60"/>
-              <w:left w:type="dxa" w:w="100"/>
-              <w:bottom w:type="dxa" w:w="60"/>
-              <w:right w:type="dxa" w:w="100"/>
-            </w:tcMar>
-          </w:tcPr>
-          <w:p>
-            <w:pPr>
-              <w:spacing w:after="0"/>
-            </w:pPr>
-            <w:r>
-              <w:rPr>
-                <w:sz w:val="20"/>
-                <w:szCs w:val="20"/>
-              </w:rPr>
-              <w:t xml:space="preserve">Đánh số theo chương, ví dụ Hình 3.1, Bảng 2.1</w:t>
+            <w:tcW w:type="dxa" w:w="4394"/>
+            <w:tcBorders>
+              <w:top w:val="single" w:color="AAAAAA" w:sz="2"/>
+              <w:left w:val="single" w:color="AAAAAA" w:sz="2"/>
+              <w:bottom w:val="single" w:color="AAAAAA" w:sz="2"/>
+              <w:right w:val="single" w:color="AAAAAA" w:sz="2"/>
+            </w:tcBorders>
+            <w:tcMar>
+              <w:top w:type="dxa" w:w="60"/>
+              <w:left w:type="dxa" w:w="100"/>
+              <w:bottom w:type="dxa" w:w="60"/>
+              <w:right w:type="dxa" w:w="100"/>
+            </w:tcMar>
+          </w:tcPr>
+          <w:p>
+            <w:pPr>
+              <w:spacing w:after="0"/>
+            </w:pPr>
+            <w:r>
+              <w:rPr>
+                <w:sz w:val="20"/>
+                <w:szCs w:val="20"/>
+              </w:rPr>
+              <w:t xml:space="preserve">Đề cương chi tiết</w:t>
+            </w:r>
+          </w:p>
+        </w:tc>
+        <w:tc>
+          <w:tcPr>
+            <w:tcW w:type="dxa" w:w="4394"/>
+            <w:tcBorders>
+              <w:top w:val="single" w:color="AAAAAA" w:sz="2"/>
+              <w:left w:val="single" w:color="AAAAAA" w:sz="2"/>
+              <w:bottom w:val="single" w:color="AAAAAA" w:sz="2"/>
+              <w:right w:val="single" w:color="AAAAAA" w:sz="2"/>
+            </w:tcBorders>
+            <w:tcMar>
+              <w:top w:type="dxa" w:w="60"/>
+              <w:left w:type="dxa" w:w="100"/>
+              <w:bottom w:type="dxa" w:w="60"/>
+              <w:right w:type="dxa" w:w="100"/>
+            </w:tcMar>
+          </w:tcPr>
+          <w:p>
+            <w:pPr>
+              <w:spacing w:after="0"/>
+            </w:pPr>
+            <w:r>
+              <w:rPr>
+                <w:sz w:val="20"/>
+                <w:szCs w:val="20"/>
+              </w:rPr>
+              <w:t xml:space="preserve">Tên đề tài, GVHD, phân công từng thành viên theo mốc thời gian, có chữ ký GVHD</w:t>
             </w:r>
           </w:p>
         </w:tc>
@@ -1862,59 +1997,59 @@
       <w:tr>
         <w:tc>
           <w:tcPr>
-            <w:tcW w:type="dxa" w:w="4513"/>
-            <w:tcBorders>
-              <w:top w:val="single" w:color="AAAAAA" w:sz="2"/>
-              <w:left w:val="single" w:color="AAAAAA" w:sz="2"/>
-              <w:bottom w:val="single" w:color="AAAAAA" w:sz="2"/>
-              <w:right w:val="single" w:color="AAAAAA" w:sz="2"/>
-            </w:tcBorders>
-            <w:tcMar>
-              <w:top w:type="dxa" w:w="60"/>
-              <w:left w:type="dxa" w:w="100"/>
-              <w:bottom w:type="dxa" w:w="60"/>
-              <w:right w:type="dxa" w:w="100"/>
-            </w:tcMar>
-          </w:tcPr>
-          <w:p>
-            <w:pPr>
-              <w:spacing w:after="0"/>
-            </w:pPr>
-            <w:r>
-              <w:rPr>
-                <w:sz w:val="20"/>
-                <w:szCs w:val="20"/>
-              </w:rPr>
-              <w:t xml:space="preserve">Danh mục từ viết tắt</w:t>
-            </w:r>
-          </w:p>
-        </w:tc>
-        <w:tc>
-          <w:tcPr>
-            <w:tcW w:type="dxa" w:w="4513"/>
-            <w:tcBorders>
-              <w:top w:val="single" w:color="AAAAAA" w:sz="2"/>
-              <w:left w:val="single" w:color="AAAAAA" w:sz="2"/>
-              <w:bottom w:val="single" w:color="AAAAAA" w:sz="2"/>
-              <w:right w:val="single" w:color="AAAAAA" w:sz="2"/>
-            </w:tcBorders>
-            <w:tcMar>
-              <w:top w:type="dxa" w:w="60"/>
-              <w:left w:type="dxa" w:w="100"/>
-              <w:bottom w:type="dxa" w:w="60"/>
-              <w:right w:type="dxa" w:w="100"/>
-            </w:tcMar>
-          </w:tcPr>
-          <w:p>
-            <w:pPr>
-              <w:spacing w:after="0"/>
-            </w:pPr>
-            <w:r>
-              <w:rPr>
-                <w:sz w:val="20"/>
-                <w:szCs w:val="20"/>
-              </w:rPr>
-              <w:t xml:space="preserve">NeRF, MLP, SfM, COLMAP, PSNR, SSIM, LPIPS, IPE, PE, NDC, SH, 3DGS, GPU, TPU, CUDA, SDF, FPS</w:t>
+            <w:tcW w:type="dxa" w:w="4394"/>
+            <w:tcBorders>
+              <w:top w:val="single" w:color="AAAAAA" w:sz="2"/>
+              <w:left w:val="single" w:color="AAAAAA" w:sz="2"/>
+              <w:bottom w:val="single" w:color="AAAAAA" w:sz="2"/>
+              <w:right w:val="single" w:color="AAAAAA" w:sz="2"/>
+            </w:tcBorders>
+            <w:tcMar>
+              <w:top w:type="dxa" w:w="60"/>
+              <w:left w:type="dxa" w:w="100"/>
+              <w:bottom w:type="dxa" w:w="60"/>
+              <w:right w:type="dxa" w:w="100"/>
+            </w:tcMar>
+          </w:tcPr>
+          <w:p>
+            <w:pPr>
+              <w:spacing w:after="0"/>
+            </w:pPr>
+            <w:r>
+              <w:rPr>
+                <w:sz w:val="20"/>
+                <w:szCs w:val="20"/>
+              </w:rPr>
+              <w:t xml:space="preserve">Mục lục</w:t>
+            </w:r>
+          </w:p>
+        </w:tc>
+        <w:tc>
+          <w:tcPr>
+            <w:tcW w:type="dxa" w:w="4394"/>
+            <w:tcBorders>
+              <w:top w:val="single" w:color="AAAAAA" w:sz="2"/>
+              <w:left w:val="single" w:color="AAAAAA" w:sz="2"/>
+              <w:bottom w:val="single" w:color="AAAAAA" w:sz="2"/>
+              <w:right w:val="single" w:color="AAAAAA" w:sz="2"/>
+            </w:tcBorders>
+            <w:tcMar>
+              <w:top w:type="dxa" w:w="60"/>
+              <w:left w:type="dxa" w:w="100"/>
+              <w:bottom w:type="dxa" w:w="60"/>
+              <w:right w:type="dxa" w:w="100"/>
+            </w:tcMar>
+          </w:tcPr>
+          <w:p>
+            <w:pPr>
+              <w:spacing w:after="0"/>
+            </w:pPr>
+            <w:r>
+              <w:rPr>
+                <w:sz w:val="20"/>
+                <w:szCs w:val="20"/>
+              </w:rPr>
+              <w:t xml:space="preserve">Tự động sinh, tới mục cấp ba</w:t>
             </w:r>
           </w:p>
         </w:tc>
@@ -1922,7 +2057,127 @@
       <w:tr>
         <w:tc>
           <w:tcPr>
-            <w:tcW w:type="dxa" w:w="4513"/>
+            <w:tcW w:type="dxa" w:w="4394"/>
+            <w:tcBorders>
+              <w:top w:val="single" w:color="AAAAAA" w:sz="2"/>
+              <w:left w:val="single" w:color="AAAAAA" w:sz="2"/>
+              <w:bottom w:val="single" w:color="AAAAAA" w:sz="2"/>
+              <w:right w:val="single" w:color="AAAAAA" w:sz="2"/>
+            </w:tcBorders>
+            <w:tcMar>
+              <w:top w:type="dxa" w:w="60"/>
+              <w:left w:type="dxa" w:w="100"/>
+              <w:bottom w:type="dxa" w:w="60"/>
+              <w:right w:type="dxa" w:w="100"/>
+            </w:tcMar>
+          </w:tcPr>
+          <w:p>
+            <w:pPr>
+              <w:spacing w:after="0"/>
+            </w:pPr>
+            <w:r>
+              <w:rPr>
+                <w:sz w:val="20"/>
+                <w:szCs w:val="20"/>
+              </w:rPr>
+              <w:t xml:space="preserve">Danh mục hình, danh mục bảng</w:t>
+            </w:r>
+          </w:p>
+        </w:tc>
+        <w:tc>
+          <w:tcPr>
+            <w:tcW w:type="dxa" w:w="4394"/>
+            <w:tcBorders>
+              <w:top w:val="single" w:color="AAAAAA" w:sz="2"/>
+              <w:left w:val="single" w:color="AAAAAA" w:sz="2"/>
+              <w:bottom w:val="single" w:color="AAAAAA" w:sz="2"/>
+              <w:right w:val="single" w:color="AAAAAA" w:sz="2"/>
+            </w:tcBorders>
+            <w:tcMar>
+              <w:top w:type="dxa" w:w="60"/>
+              <w:left w:type="dxa" w:w="100"/>
+              <w:bottom w:type="dxa" w:w="60"/>
+              <w:right w:type="dxa" w:w="100"/>
+            </w:tcMar>
+          </w:tcPr>
+          <w:p>
+            <w:pPr>
+              <w:spacing w:after="0"/>
+            </w:pPr>
+            <w:r>
+              <w:rPr>
+                <w:sz w:val="20"/>
+                <w:szCs w:val="20"/>
+              </w:rPr>
+              <w:t xml:space="preserve">Đánh số theo chương, ví dụ Hình 3.1, Bảng 2.1</w:t>
+            </w:r>
+          </w:p>
+        </w:tc>
+      </w:tr>
+      <w:tr>
+        <w:tc>
+          <w:tcPr>
+            <w:tcW w:type="dxa" w:w="4394"/>
+            <w:tcBorders>
+              <w:top w:val="single" w:color="AAAAAA" w:sz="2"/>
+              <w:left w:val="single" w:color="AAAAAA" w:sz="2"/>
+              <w:bottom w:val="single" w:color="AAAAAA" w:sz="2"/>
+              <w:right w:val="single" w:color="AAAAAA" w:sz="2"/>
+            </w:tcBorders>
+            <w:tcMar>
+              <w:top w:type="dxa" w:w="60"/>
+              <w:left w:type="dxa" w:w="100"/>
+              <w:bottom w:type="dxa" w:w="60"/>
+              <w:right w:type="dxa" w:w="100"/>
+            </w:tcMar>
+          </w:tcPr>
+          <w:p>
+            <w:pPr>
+              <w:spacing w:after="0"/>
+            </w:pPr>
+            <w:r>
+              <w:rPr>
+                <w:sz w:val="20"/>
+                <w:szCs w:val="20"/>
+              </w:rPr>
+              <w:t xml:space="preserve">Danh mục từ viết tắt</w:t>
+            </w:r>
+          </w:p>
+        </w:tc>
+        <w:tc>
+          <w:tcPr>
+            <w:tcW w:type="dxa" w:w="4394"/>
+            <w:tcBorders>
+              <w:top w:val="single" w:color="AAAAAA" w:sz="2"/>
+              <w:left w:val="single" w:color="AAAAAA" w:sz="2"/>
+              <w:bottom w:val="single" w:color="AAAAAA" w:sz="2"/>
+              <w:right w:val="single" w:color="AAAAAA" w:sz="2"/>
+            </w:tcBorders>
+            <w:tcMar>
+              <w:top w:type="dxa" w:w="60"/>
+              <w:left w:type="dxa" w:w="100"/>
+              <w:bottom w:type="dxa" w:w="60"/>
+              <w:right w:type="dxa" w:w="100"/>
+            </w:tcMar>
+          </w:tcPr>
+          <w:p>
+            <w:pPr>
+              <w:spacing w:after="0"/>
+            </w:pPr>
+            <w:r>
+              <w:rPr>
+                <w:sz w:val="20"/>
+                <w:szCs w:val="20"/>
+              </w:rPr>
+              <w:t xml:space="preserve">NeRF, MLP, SfM, COLMAP, PSNR, SSIM, LPIPS, IPE, PE, NDC, SH, 3DGS, GPU, TPU, CUDA, SDF, FPS</w:t>
+            </w:r>
+          </w:p>
+        </w:tc>
+      </w:tr>
+      <w:tr>
+        <w:tc>
+          <w:tcPr>
+            <w:tcW w:type="dxa" w:w="4394"/>
             <w:tcBorders>
               <w:top w:val="single" w:color="AAAAAA" w:sz="2"/>
               <w:left w:val="single" w:color="AAAAAA" w:sz="2"/>
@@ -1951,7 +2206,7 @@
         </w:tc>
         <w:tc>
           <w:tcPr>
-            <w:tcW w:type="dxa" w:w="4513"/>
+            <w:tcW w:type="dxa" w:w="4394"/>
             <w:tcBorders>
               <w:top w:val="single" w:color="AAAAAA" w:sz="2"/>
               <w:left w:val="single" w:color="AAAAAA" w:sz="2"/>
@@ -1975,6 +2230,66 @@
                 <w:szCs w:val="20"/>
               </w:rPr>
               <w:t xml:space="preserve">x (vị trí 3D), d (hướng nhìn), o (gốc tia), t (tham số tia), sigma (density), c (màu), T (transmittance), alpha (opacity), gamma (positional encoding), mu và Sigma (mean và covariance), Theta (trọng số mạng), K, R, C (nội tại, xoay, tâm camera)</w:t>
+            </w:r>
+          </w:p>
+        </w:tc>
+      </w:tr>
+      <w:tr>
+        <w:tc>
+          <w:tcPr>
+            <w:tcW w:type="dxa" w:w="4394"/>
+            <w:tcBorders>
+              <w:top w:val="single" w:color="AAAAAA" w:sz="2"/>
+              <w:left w:val="single" w:color="AAAAAA" w:sz="2"/>
+              <w:bottom w:val="single" w:color="AAAAAA" w:sz="2"/>
+              <w:right w:val="single" w:color="AAAAAA" w:sz="2"/>
+            </w:tcBorders>
+            <w:tcMar>
+              <w:top w:type="dxa" w:w="60"/>
+              <w:left w:type="dxa" w:w="100"/>
+              <w:bottom w:type="dxa" w:w="60"/>
+              <w:right w:type="dxa" w:w="100"/>
+            </w:tcMar>
+          </w:tcPr>
+          <w:p>
+            <w:pPr>
+              <w:spacing w:after="0"/>
+            </w:pPr>
+            <w:r>
+              <w:rPr>
+                <w:sz w:val="20"/>
+                <w:szCs w:val="20"/>
+              </w:rPr>
+              <w:t xml:space="preserve">Tóm tắt</w:t>
+            </w:r>
+          </w:p>
+        </w:tc>
+        <w:tc>
+          <w:tcPr>
+            <w:tcW w:type="dxa" w:w="4394"/>
+            <w:tcBorders>
+              <w:top w:val="single" w:color="AAAAAA" w:sz="2"/>
+              <w:left w:val="single" w:color="AAAAAA" w:sz="2"/>
+              <w:bottom w:val="single" w:color="AAAAAA" w:sz="2"/>
+              <w:right w:val="single" w:color="AAAAAA" w:sz="2"/>
+            </w:tcBorders>
+            <w:tcMar>
+              <w:top w:type="dxa" w:w="60"/>
+              <w:left w:type="dxa" w:w="100"/>
+              <w:bottom w:type="dxa" w:w="60"/>
+              <w:right w:type="dxa" w:w="100"/>
+            </w:tcMar>
+          </w:tcPr>
+          <w:p>
+            <w:pPr>
+              <w:spacing w:after="0"/>
+            </w:pPr>
+            <w:r>
+              <w:rPr>
+                <w:sz w:val="20"/>
+                <w:szCs w:val="20"/>
+              </w:rPr>
+              <w:t xml:space="preserve">Khoảng 200 từ, bốn câu theo trình tự: bối cảnh, khoảng trống nghiên cứu, việc đã thực hiện, kết quả cụ thể đạt được</w:t>
             </w:r>
           </w:p>
         </w:tc>
@@ -1990,14 +2305,35 @@
         <w:spacing w:after="140"/>
       </w:pPr>
       <w:r>
+        <w:t xml:space="preserve">Thứ tự tám dòng trên theo đúng </w:t>
+      </w:r>
+      <w:r>
         <w:rPr>
-          <w:b/>
-          <w:bCs/>
+          <w:rFonts w:ascii="Consolas" w:cs="Consolas" w:eastAsia="Consolas" w:hAnsi="Consolas"/>
+          <w:color w:val="A6271D"/>
+          <w:sz w:val="20"/>
+          <w:szCs w:val="20"/>
         </w:rPr>
-        <w:t xml:space="preserve">Tóm tắt</w:t>
-      </w:r>
-      <w:r>
-        <w:t xml:space="preserve"> viết sau cùng, khoảng 200 từ, gồm bốn câu theo trình tự: bối cảnh, khoảng trống nghiên cứu, việc đã thực hiện, kết quả cụ thể đạt được.</w:t>
+        <w:t xml:space="preserve">quy-dinh-trinh-bay.md</w:t>
+      </w:r>
+      <w:r>
+        <w:t xml:space="preserve"> mục 4: tóm tắt đặt sau các</w:t>
+      </w:r>
+    </w:p>
+    <w:p>
+      <w:pPr>
+        <w:spacing w:after="140"/>
+      </w:pPr>
+      <w:r>
+        <w:t xml:space="preserve">bảng danh mục, không đặt trước. Phần đề cương chi tiết viết trước khi bắt tay vào</w:t>
+      </w:r>
+    </w:p>
+    <w:p>
+      <w:pPr>
+        <w:spacing w:after="140"/>
+      </w:pPr>
+      <w:r>
+        <w:t xml:space="preserve">Chương 1, vì cột phân công buộc phải chốt việc của từng người ngay từ đầu.</w:t>
       </w:r>
     </w:p>
     <w:p>
@@ -2192,7 +2528,7 @@
     </w:p>
     <w:tbl>
       <w:tblPr>
-        <w:tblW w:type="dxa" w:w="9026"/>
+        <w:tblW w:type="dxa" w:w="8788"/>
         <w:tblBorders>
           <w:top w:val="single" w:color="auto" w:sz="4"/>
           <w:left w:val="single" w:color="auto" w:sz="4"/>
@@ -2203,8 +2539,8 @@
         </w:tblBorders>
       </w:tblPr>
       <w:tblGrid>
-        <w:gridCol w:w="4513"/>
-        <w:gridCol w:w="4513"/>
+        <w:gridCol w:w="4394"/>
+        <w:gridCol w:w="4394"/>
       </w:tblGrid>
       <w:tr>
         <w:trPr>
@@ -2212,7 +2548,7 @@
         </w:trPr>
         <w:tc>
           <w:tcPr>
-            <w:tcW w:type="dxa" w:w="4513"/>
+            <w:tcW w:type="dxa" w:w="4394"/>
             <w:tcBorders>
               <w:top w:val="single" w:color="AAAAAA" w:sz="2"/>
               <w:left w:val="single" w:color="AAAAAA" w:sz="2"/>
@@ -2244,7 +2580,7 @@
         </w:tc>
         <w:tc>
           <w:tcPr>
-            <w:tcW w:type="dxa" w:w="4513"/>
+            <w:tcW w:type="dxa" w:w="4394"/>
             <w:tcBorders>
               <w:top w:val="single" w:color="AAAAAA" w:sz="2"/>
               <w:left w:val="single" w:color="AAAAAA" w:sz="2"/>
@@ -2278,7 +2614,7 @@
       <w:tr>
         <w:tc>
           <w:tcPr>
-            <w:tcW w:type="dxa" w:w="4513"/>
+            <w:tcW w:type="dxa" w:w="4394"/>
             <w:tcBorders>
               <w:top w:val="single" w:color="AAAAAA" w:sz="2"/>
               <w:left w:val="single" w:color="AAAAAA" w:sz="2"/>
@@ -2307,7 +2643,7 @@
         </w:tc>
         <w:tc>
           <w:tcPr>
-            <w:tcW w:type="dxa" w:w="4513"/>
+            <w:tcW w:type="dxa" w:w="4394"/>
             <w:tcBorders>
               <w:top w:val="single" w:color="AAAAAA" w:sz="2"/>
               <w:left w:val="single" w:color="AAAAAA" w:sz="2"/>
@@ -2338,7 +2674,7 @@
       <w:tr>
         <w:tc>
           <w:tcPr>
-            <w:tcW w:type="dxa" w:w="4513"/>
+            <w:tcW w:type="dxa" w:w="4394"/>
             <w:tcBorders>
               <w:top w:val="single" w:color="AAAAAA" w:sz="2"/>
               <w:left w:val="single" w:color="AAAAAA" w:sz="2"/>
@@ -2367,7 +2703,7 @@
         </w:tc>
         <w:tc>
           <w:tcPr>
-            <w:tcW w:type="dxa" w:w="4513"/>
+            <w:tcW w:type="dxa" w:w="4394"/>
             <w:tcBorders>
               <w:top w:val="single" w:color="AAAAAA" w:sz="2"/>
               <w:left w:val="single" w:color="AAAAAA" w:sz="2"/>
@@ -2398,7 +2734,7 @@
       <w:tr>
         <w:tc>
           <w:tcPr>
-            <w:tcW w:type="dxa" w:w="4513"/>
+            <w:tcW w:type="dxa" w:w="4394"/>
             <w:tcBorders>
               <w:top w:val="single" w:color="AAAAAA" w:sz="2"/>
               <w:left w:val="single" w:color="AAAAAA" w:sz="2"/>
@@ -2427,7 +2763,7 @@
         </w:tc>
         <w:tc>
           <w:tcPr>
-            <w:tcW w:type="dxa" w:w="4513"/>
+            <w:tcW w:type="dxa" w:w="4394"/>
             <w:tcBorders>
               <w:top w:val="single" w:color="AAAAAA" w:sz="2"/>
               <w:left w:val="single" w:color="AAAAAA" w:sz="2"/>
@@ -2458,7 +2794,7 @@
       <w:tr>
         <w:tc>
           <w:tcPr>
-            <w:tcW w:type="dxa" w:w="4513"/>
+            <w:tcW w:type="dxa" w:w="4394"/>
             <w:tcBorders>
               <w:top w:val="single" w:color="AAAAAA" w:sz="2"/>
               <w:left w:val="single" w:color="AAAAAA" w:sz="2"/>
@@ -2487,7 +2823,7 @@
         </w:tc>
         <w:tc>
           <w:tcPr>
-            <w:tcW w:type="dxa" w:w="4513"/>
+            <w:tcW w:type="dxa" w:w="4394"/>
             <w:tcBorders>
               <w:top w:val="single" w:color="AAAAAA" w:sz="2"/>
               <w:left w:val="single" w:color="AAAAAA" w:sz="2"/>
@@ -2518,7 +2854,7 @@
       <w:tr>
         <w:tc>
           <w:tcPr>
-            <w:tcW w:type="dxa" w:w="4513"/>
+            <w:tcW w:type="dxa" w:w="4394"/>
             <w:tcBorders>
               <w:top w:val="single" w:color="AAAAAA" w:sz="2"/>
               <w:left w:val="single" w:color="AAAAAA" w:sz="2"/>
@@ -2547,7 +2883,7 @@
         </w:tc>
         <w:tc>
           <w:tcPr>
-            <w:tcW w:type="dxa" w:w="4513"/>
+            <w:tcW w:type="dxa" w:w="4394"/>
             <w:tcBorders>
               <w:top w:val="single" w:color="AAAAAA" w:sz="2"/>
               <w:left w:val="single" w:color="AAAAAA" w:sz="2"/>
@@ -2578,7 +2914,7 @@
       <w:tr>
         <w:tc>
           <w:tcPr>
-            <w:tcW w:type="dxa" w:w="4513"/>
+            <w:tcW w:type="dxa" w:w="4394"/>
             <w:tcBorders>
               <w:top w:val="single" w:color="AAAAAA" w:sz="2"/>
               <w:left w:val="single" w:color="AAAAAA" w:sz="2"/>
@@ -2607,7 +2943,7 @@
         </w:tc>
         <w:tc>
           <w:tcPr>
-            <w:tcW w:type="dxa" w:w="4513"/>
+            <w:tcW w:type="dxa" w:w="4394"/>
             <w:tcBorders>
               <w:top w:val="single" w:color="AAAAAA" w:sz="2"/>
               <w:left w:val="single" w:color="AAAAAA" w:sz="2"/>
@@ -2940,7 +3276,7 @@
     </w:p>
     <w:tbl>
       <w:tblPr>
-        <w:tblW w:type="dxa" w:w="9026"/>
+        <w:tblW w:type="dxa" w:w="8788"/>
         <w:tblBorders>
           <w:top w:val="single" w:color="auto" w:sz="4"/>
           <w:left w:val="single" w:color="auto" w:sz="4"/>
@@ -2951,9 +3287,9 @@
         </w:tblBorders>
       </w:tblPr>
       <w:tblGrid>
-        <w:gridCol w:w="3008"/>
-        <w:gridCol w:w="3008"/>
-        <w:gridCol w:w="3008"/>
+        <w:gridCol w:w="2929"/>
+        <w:gridCol w:w="2929"/>
+        <w:gridCol w:w="2929"/>
       </w:tblGrid>
       <w:tr>
         <w:trPr>
@@ -2961,7 +3297,7 @@
         </w:trPr>
         <w:tc>
           <w:tcPr>
-            <w:tcW w:type="dxa" w:w="3008"/>
+            <w:tcW w:type="dxa" w:w="2929"/>
             <w:tcBorders>
               <w:top w:val="single" w:color="AAAAAA" w:sz="2"/>
               <w:left w:val="single" w:color="AAAAAA" w:sz="2"/>
@@ -2993,7 +3329,7 @@
         </w:tc>
         <w:tc>
           <w:tcPr>
-            <w:tcW w:type="dxa" w:w="3008"/>
+            <w:tcW w:type="dxa" w:w="2929"/>
             <w:tcBorders>
               <w:top w:val="single" w:color="AAAAAA" w:sz="2"/>
               <w:left w:val="single" w:color="AAAAAA" w:sz="2"/>
@@ -3025,7 +3361,7 @@
         </w:tc>
         <w:tc>
           <w:tcPr>
-            <w:tcW w:type="dxa" w:w="3008"/>
+            <w:tcW w:type="dxa" w:w="2929"/>
             <w:tcBorders>
               <w:top w:val="single" w:color="AAAAAA" w:sz="2"/>
               <w:left w:val="single" w:color="AAAAAA" w:sz="2"/>
@@ -3059,7 +3395,7 @@
       <w:tr>
         <w:tc>
           <w:tcPr>
-            <w:tcW w:type="dxa" w:w="3008"/>
+            <w:tcW w:type="dxa" w:w="2929"/>
             <w:tcBorders>
               <w:top w:val="single" w:color="AAAAAA" w:sz="2"/>
               <w:left w:val="single" w:color="AAAAAA" w:sz="2"/>
@@ -3088,7 +3424,7 @@
         </w:tc>
         <w:tc>
           <w:tcPr>
-            <w:tcW w:type="dxa" w:w="3008"/>
+            <w:tcW w:type="dxa" w:w="2929"/>
             <w:tcBorders>
               <w:top w:val="single" w:color="AAAAAA" w:sz="2"/>
               <w:left w:val="single" w:color="AAAAAA" w:sz="2"/>
@@ -3117,7 +3453,7 @@
         </w:tc>
         <w:tc>
           <w:tcPr>
-            <w:tcW w:type="dxa" w:w="3008"/>
+            <w:tcW w:type="dxa" w:w="2929"/>
             <w:tcBorders>
               <w:top w:val="single" w:color="AAAAAA" w:sz="2"/>
               <w:left w:val="single" w:color="AAAAAA" w:sz="2"/>
@@ -3148,7 +3484,7 @@
       <w:tr>
         <w:tc>
           <w:tcPr>
-            <w:tcW w:type="dxa" w:w="3008"/>
+            <w:tcW w:type="dxa" w:w="2929"/>
             <w:tcBorders>
               <w:top w:val="single" w:color="AAAAAA" w:sz="2"/>
               <w:left w:val="single" w:color="AAAAAA" w:sz="2"/>
@@ -3177,7 +3513,7 @@
         </w:tc>
         <w:tc>
           <w:tcPr>
-            <w:tcW w:type="dxa" w:w="3008"/>
+            <w:tcW w:type="dxa" w:w="2929"/>
             <w:tcBorders>
               <w:top w:val="single" w:color="AAAAAA" w:sz="2"/>
               <w:left w:val="single" w:color="AAAAAA" w:sz="2"/>
@@ -3206,7 +3542,7 @@
         </w:tc>
         <w:tc>
           <w:tcPr>
-            <w:tcW w:type="dxa" w:w="3008"/>
+            <w:tcW w:type="dxa" w:w="2929"/>
             <w:tcBorders>
               <w:top w:val="single" w:color="AAAAAA" w:sz="2"/>
               <w:left w:val="single" w:color="AAAAAA" w:sz="2"/>
@@ -3237,7 +3573,7 @@
       <w:tr>
         <w:tc>
           <w:tcPr>
-            <w:tcW w:type="dxa" w:w="3008"/>
+            <w:tcW w:type="dxa" w:w="2929"/>
             <w:tcBorders>
               <w:top w:val="single" w:color="AAAAAA" w:sz="2"/>
               <w:left w:val="single" w:color="AAAAAA" w:sz="2"/>
@@ -3266,7 +3602,7 @@
         </w:tc>
         <w:tc>
           <w:tcPr>
-            <w:tcW w:type="dxa" w:w="3008"/>
+            <w:tcW w:type="dxa" w:w="2929"/>
             <w:tcBorders>
               <w:top w:val="single" w:color="AAAAAA" w:sz="2"/>
               <w:left w:val="single" w:color="AAAAAA" w:sz="2"/>
@@ -3295,7 +3631,7 @@
         </w:tc>
         <w:tc>
           <w:tcPr>
-            <w:tcW w:type="dxa" w:w="3008"/>
+            <w:tcW w:type="dxa" w:w="2929"/>
             <w:tcBorders>
               <w:top w:val="single" w:color="AAAAAA" w:sz="2"/>
               <w:left w:val="single" w:color="AAAAAA" w:sz="2"/>
@@ -3326,7 +3662,7 @@
       <w:tr>
         <w:tc>
           <w:tcPr>
-            <w:tcW w:type="dxa" w:w="3008"/>
+            <w:tcW w:type="dxa" w:w="2929"/>
             <w:tcBorders>
               <w:top w:val="single" w:color="AAAAAA" w:sz="2"/>
               <w:left w:val="single" w:color="AAAAAA" w:sz="2"/>
@@ -3355,7 +3691,7 @@
         </w:tc>
         <w:tc>
           <w:tcPr>
-            <w:tcW w:type="dxa" w:w="3008"/>
+            <w:tcW w:type="dxa" w:w="2929"/>
             <w:tcBorders>
               <w:top w:val="single" w:color="AAAAAA" w:sz="2"/>
               <w:left w:val="single" w:color="AAAAAA" w:sz="2"/>
@@ -3384,7 +3720,7 @@
         </w:tc>
         <w:tc>
           <w:tcPr>
-            <w:tcW w:type="dxa" w:w="3008"/>
+            <w:tcW w:type="dxa" w:w="2929"/>
             <w:tcBorders>
               <w:top w:val="single" w:color="AAAAAA" w:sz="2"/>
               <w:left w:val="single" w:color="AAAAAA" w:sz="2"/>
@@ -3448,7 +3784,7 @@
     </w:p>
     <w:tbl>
       <w:tblPr>
-        <w:tblW w:type="dxa" w:w="9026"/>
+        <w:tblW w:type="dxa" w:w="8788"/>
         <w:tblBorders>
           <w:top w:val="single" w:color="auto" w:sz="4"/>
           <w:left w:val="single" w:color="auto" w:sz="4"/>
@@ -3459,10 +3795,10 @@
         </w:tblBorders>
       </w:tblPr>
       <w:tblGrid>
-        <w:gridCol w:w="2256"/>
-        <w:gridCol w:w="2256"/>
-        <w:gridCol w:w="2256"/>
-        <w:gridCol w:w="2256"/>
+        <w:gridCol w:w="2197"/>
+        <w:gridCol w:w="2197"/>
+        <w:gridCol w:w="2197"/>
+        <w:gridCol w:w="2197"/>
       </w:tblGrid>
       <w:tr>
         <w:trPr>
@@ -3470,7 +3806,7 @@
         </w:trPr>
         <w:tc>
           <w:tcPr>
-            <w:tcW w:type="dxa" w:w="2256"/>
+            <w:tcW w:type="dxa" w:w="2197"/>
             <w:tcBorders>
               <w:top w:val="single" w:color="AAAAAA" w:sz="2"/>
               <w:left w:val="single" w:color="AAAAAA" w:sz="2"/>
@@ -3502,7 +3838,7 @@
         </w:tc>
         <w:tc>
           <w:tcPr>
-            <w:tcW w:type="dxa" w:w="2256"/>
+            <w:tcW w:type="dxa" w:w="2197"/>
             <w:tcBorders>
               <w:top w:val="single" w:color="AAAAAA" w:sz="2"/>
               <w:left w:val="single" w:color="AAAAAA" w:sz="2"/>
@@ -3534,7 +3870,7 @@
         </w:tc>
         <w:tc>
           <w:tcPr>
-            <w:tcW w:type="dxa" w:w="2256"/>
+            <w:tcW w:type="dxa" w:w="2197"/>
             <w:tcBorders>
               <w:top w:val="single" w:color="AAAAAA" w:sz="2"/>
               <w:left w:val="single" w:color="AAAAAA" w:sz="2"/>
@@ -3566,7 +3902,7 @@
         </w:tc>
         <w:tc>
           <w:tcPr>
-            <w:tcW w:type="dxa" w:w="2256"/>
+            <w:tcW w:type="dxa" w:w="2197"/>
             <w:tcBorders>
               <w:top w:val="single" w:color="AAAAAA" w:sz="2"/>
               <w:left w:val="single" w:color="AAAAAA" w:sz="2"/>
@@ -3600,7 +3936,7 @@
       <w:tr>
         <w:tc>
           <w:tcPr>
-            <w:tcW w:type="dxa" w:w="2256"/>
+            <w:tcW w:type="dxa" w:w="2197"/>
             <w:tcBorders>
               <w:top w:val="single" w:color="AAAAAA" w:sz="2"/>
               <w:left w:val="single" w:color="AAAAAA" w:sz="2"/>
@@ -3629,7 +3965,7 @@
         </w:tc>
         <w:tc>
           <w:tcPr>
-            <w:tcW w:type="dxa" w:w="2256"/>
+            <w:tcW w:type="dxa" w:w="2197"/>
             <w:tcBorders>
               <w:top w:val="single" w:color="AAAAAA" w:sz="2"/>
               <w:left w:val="single" w:color="AAAAAA" w:sz="2"/>
@@ -3667,7 +4003,7 @@
         </w:tc>
         <w:tc>
           <w:tcPr>
-            <w:tcW w:type="dxa" w:w="2256"/>
+            <w:tcW w:type="dxa" w:w="2197"/>
             <w:tcBorders>
               <w:top w:val="single" w:color="AAAAAA" w:sz="2"/>
               <w:left w:val="single" w:color="AAAAAA" w:sz="2"/>
@@ -3753,7 +4089,7 @@
         </w:tc>
         <w:tc>
           <w:tcPr>
-            <w:tcW w:type="dxa" w:w="2256"/>
+            <w:tcW w:type="dxa" w:w="2197"/>
             <w:tcBorders>
               <w:top w:val="single" w:color="AAAAAA" w:sz="2"/>
               <w:left w:val="single" w:color="AAAAAA" w:sz="2"/>
@@ -3784,7 +4120,7 @@
       <w:tr>
         <w:tc>
           <w:tcPr>
-            <w:tcW w:type="dxa" w:w="2256"/>
+            <w:tcW w:type="dxa" w:w="2197"/>
             <w:tcBorders>
               <w:top w:val="single" w:color="AAAAAA" w:sz="2"/>
               <w:left w:val="single" w:color="AAAAAA" w:sz="2"/>
@@ -3813,7 +4149,7 @@
         </w:tc>
         <w:tc>
           <w:tcPr>
-            <w:tcW w:type="dxa" w:w="2256"/>
+            <w:tcW w:type="dxa" w:w="2197"/>
             <w:tcBorders>
               <w:top w:val="single" w:color="AAAAAA" w:sz="2"/>
               <w:left w:val="single" w:color="AAAAAA" w:sz="2"/>
@@ -3842,7 +4178,7 @@
         </w:tc>
         <w:tc>
           <w:tcPr>
-            <w:tcW w:type="dxa" w:w="2256"/>
+            <w:tcW w:type="dxa" w:w="2197"/>
             <w:tcBorders>
               <w:top w:val="single" w:color="AAAAAA" w:sz="2"/>
               <w:left w:val="single" w:color="AAAAAA" w:sz="2"/>
@@ -3903,7 +4239,7 @@
         </w:tc>
         <w:tc>
           <w:tcPr>
-            <w:tcW w:type="dxa" w:w="2256"/>
+            <w:tcW w:type="dxa" w:w="2197"/>
             <w:tcBorders>
               <w:top w:val="single" w:color="AAAAAA" w:sz="2"/>
               <w:left w:val="single" w:color="AAAAAA" w:sz="2"/>
@@ -3943,7 +4279,7 @@
       <w:tr>
         <w:tc>
           <w:tcPr>
-            <w:tcW w:type="dxa" w:w="2256"/>
+            <w:tcW w:type="dxa" w:w="2197"/>
             <w:tcBorders>
               <w:top w:val="single" w:color="AAAAAA" w:sz="2"/>
               <w:left w:val="single" w:color="AAAAAA" w:sz="2"/>
@@ -3972,7 +4308,7 @@
         </w:tc>
         <w:tc>
           <w:tcPr>
-            <w:tcW w:type="dxa" w:w="2256"/>
+            <w:tcW w:type="dxa" w:w="2197"/>
             <w:tcBorders>
               <w:top w:val="single" w:color="AAAAAA" w:sz="2"/>
               <w:left w:val="single" w:color="AAAAAA" w:sz="2"/>
@@ -4017,7 +4353,7 @@
         </w:tc>
         <w:tc>
           <w:tcPr>
-            <w:tcW w:type="dxa" w:w="2256"/>
+            <w:tcW w:type="dxa" w:w="2197"/>
             <w:tcBorders>
               <w:top w:val="single" w:color="AAAAAA" w:sz="2"/>
               <w:left w:val="single" w:color="AAAAAA" w:sz="2"/>
@@ -4046,7 +4382,7 @@
         </w:tc>
         <w:tc>
           <w:tcPr>
-            <w:tcW w:type="dxa" w:w="2256"/>
+            <w:tcW w:type="dxa" w:w="2197"/>
             <w:tcBorders>
               <w:top w:val="single" w:color="AAAAAA" w:sz="2"/>
               <w:left w:val="single" w:color="AAAAAA" w:sz="2"/>
@@ -4077,7 +4413,7 @@
       <w:tr>
         <w:tc>
           <w:tcPr>
-            <w:tcW w:type="dxa" w:w="2256"/>
+            <w:tcW w:type="dxa" w:w="2197"/>
             <w:tcBorders>
               <w:top w:val="single" w:color="AAAAAA" w:sz="2"/>
               <w:left w:val="single" w:color="AAAAAA" w:sz="2"/>
@@ -4106,7 +4442,7 @@
         </w:tc>
         <w:tc>
           <w:tcPr>
-            <w:tcW w:type="dxa" w:w="2256"/>
+            <w:tcW w:type="dxa" w:w="2197"/>
             <w:tcBorders>
               <w:top w:val="single" w:color="AAAAAA" w:sz="2"/>
               <w:left w:val="single" w:color="AAAAAA" w:sz="2"/>
@@ -4135,7 +4471,7 @@
         </w:tc>
         <w:tc>
           <w:tcPr>
-            <w:tcW w:type="dxa" w:w="2256"/>
+            <w:tcW w:type="dxa" w:w="2197"/>
             <w:tcBorders>
               <w:top w:val="single" w:color="AAAAAA" w:sz="2"/>
               <w:left w:val="single" w:color="AAAAAA" w:sz="2"/>
@@ -4173,7 +4509,7 @@
         </w:tc>
         <w:tc>
           <w:tcPr>
-            <w:tcW w:type="dxa" w:w="2256"/>
+            <w:tcW w:type="dxa" w:w="2197"/>
             <w:tcBorders>
               <w:top w:val="single" w:color="AAAAAA" w:sz="2"/>
               <w:left w:val="single" w:color="AAAAAA" w:sz="2"/>
@@ -4304,7 +4640,7 @@
     </w:p>
     <w:tbl>
       <w:tblPr>
-        <w:tblW w:type="dxa" w:w="9026"/>
+        <w:tblW w:type="dxa" w:w="8788"/>
         <w:tblBorders>
           <w:top w:val="single" w:color="auto" w:sz="4"/>
           <w:left w:val="single" w:color="auto" w:sz="4"/>
@@ -4315,10 +4651,10 @@
         </w:tblBorders>
       </w:tblPr>
       <w:tblGrid>
-        <w:gridCol w:w="2256"/>
-        <w:gridCol w:w="2256"/>
-        <w:gridCol w:w="2256"/>
-        <w:gridCol w:w="2256"/>
+        <w:gridCol w:w="2197"/>
+        <w:gridCol w:w="2197"/>
+        <w:gridCol w:w="2197"/>
+        <w:gridCol w:w="2197"/>
       </w:tblGrid>
       <w:tr>
         <w:trPr>
@@ -4326,7 +4662,7 @@
         </w:trPr>
         <w:tc>
           <w:tcPr>
-            <w:tcW w:type="dxa" w:w="2256"/>
+            <w:tcW w:type="dxa" w:w="2197"/>
             <w:tcBorders>
               <w:top w:val="single" w:color="AAAAAA" w:sz="2"/>
               <w:left w:val="single" w:color="AAAAAA" w:sz="2"/>
@@ -4358,7 +4694,7 @@
         </w:tc>
         <w:tc>
           <w:tcPr>
-            <w:tcW w:type="dxa" w:w="2256"/>
+            <w:tcW w:type="dxa" w:w="2197"/>
             <w:tcBorders>
               <w:top w:val="single" w:color="AAAAAA" w:sz="2"/>
               <w:left w:val="single" w:color="AAAAAA" w:sz="2"/>
@@ -4390,7 +4726,7 @@
         </w:tc>
         <w:tc>
           <w:tcPr>
-            <w:tcW w:type="dxa" w:w="2256"/>
+            <w:tcW w:type="dxa" w:w="2197"/>
             <w:tcBorders>
               <w:top w:val="single" w:color="AAAAAA" w:sz="2"/>
               <w:left w:val="single" w:color="AAAAAA" w:sz="2"/>
@@ -4422,7 +4758,7 @@
         </w:tc>
         <w:tc>
           <w:tcPr>
-            <w:tcW w:type="dxa" w:w="2256"/>
+            <w:tcW w:type="dxa" w:w="2197"/>
             <w:tcBorders>
               <w:top w:val="single" w:color="AAAAAA" w:sz="2"/>
               <w:left w:val="single" w:color="AAAAAA" w:sz="2"/>
@@ -4456,36 +4792,36 @@
       <w:tr>
         <w:tc>
           <w:tcPr>
-            <w:tcW w:type="dxa" w:w="2256"/>
-            <w:tcBorders>
-              <w:top w:val="single" w:color="AAAAAA" w:sz="2"/>
-              <w:left w:val="single" w:color="AAAAAA" w:sz="2"/>
-              <w:bottom w:val="single" w:color="AAAAAA" w:sz="2"/>
-              <w:right w:val="single" w:color="AAAAAA" w:sz="2"/>
-            </w:tcBorders>
-            <w:tcMar>
-              <w:top w:type="dxa" w:w="60"/>
-              <w:left w:type="dxa" w:w="100"/>
-              <w:bottom w:type="dxa" w:w="60"/>
-              <w:right w:type="dxa" w:w="100"/>
-            </w:tcMar>
-          </w:tcPr>
-          <w:p>
-            <w:pPr>
-              <w:spacing w:after="0"/>
-            </w:pPr>
-            <w:r>
-              <w:rPr>
-                <w:sz w:val="20"/>
-                <w:szCs w:val="20"/>
-              </w:rPr>
-              <w:t xml:space="preserve">Blender Synthetic</w:t>
-            </w:r>
-          </w:p>
-        </w:tc>
-        <w:tc>
-          <w:tcPr>
-            <w:tcW w:type="dxa" w:w="2256"/>
+            <w:tcW w:type="dxa" w:w="2197"/>
+            <w:tcBorders>
+              <w:top w:val="single" w:color="AAAAAA" w:sz="2"/>
+              <w:left w:val="single" w:color="AAAAAA" w:sz="2"/>
+              <w:bottom w:val="single" w:color="AAAAAA" w:sz="2"/>
+              <w:right w:val="single" w:color="AAAAAA" w:sz="2"/>
+            </w:tcBorders>
+            <w:tcMar>
+              <w:top w:type="dxa" w:w="60"/>
+              <w:left w:type="dxa" w:w="100"/>
+              <w:bottom w:type="dxa" w:w="60"/>
+              <w:right w:type="dxa" w:w="100"/>
+            </w:tcMar>
+          </w:tcPr>
+          <w:p>
+            <w:pPr>
+              <w:spacing w:after="0"/>
+            </w:pPr>
+            <w:r>
+              <w:rPr>
+                <w:sz w:val="20"/>
+                <w:szCs w:val="20"/>
+              </w:rPr>
+              <w:t xml:space="preserve">Realistic Synthetic 360°, còn gọi là Blender dataset (Mildenhall và cộng sự, 2020)</w:t>
+            </w:r>
+          </w:p>
+        </w:tc>
+        <w:tc>
+          <w:tcPr>
+            <w:tcW w:type="dxa" w:w="2197"/>
             <w:tcBorders>
               <w:top w:val="single" w:color="AAAAAA" w:sz="2"/>
               <w:left w:val="single" w:color="AAAAAA" w:sz="2"/>
@@ -4514,7 +4850,7 @@
         </w:tc>
         <w:tc>
           <w:tcPr>
-            <w:tcW w:type="dxa" w:w="2256"/>
+            <w:tcW w:type="dxa" w:w="2197"/>
             <w:tcBorders>
               <w:top w:val="single" w:color="AAAAAA" w:sz="2"/>
               <w:left w:val="single" w:color="AAAAAA" w:sz="2"/>
@@ -4543,30 +4879,30 @@
         </w:tc>
         <w:tc>
           <w:tcPr>
-            <w:tcW w:type="dxa" w:w="2256"/>
-            <w:tcBorders>
-              <w:top w:val="single" w:color="AAAAAA" w:sz="2"/>
-              <w:left w:val="single" w:color="AAAAAA" w:sz="2"/>
-              <w:bottom w:val="single" w:color="AAAAAA" w:sz="2"/>
-              <w:right w:val="single" w:color="AAAAAA" w:sz="2"/>
-            </w:tcBorders>
-            <w:tcMar>
-              <w:top w:type="dxa" w:w="60"/>
-              <w:left w:type="dxa" w:w="100"/>
-              <w:bottom w:type="dxa" w:w="60"/>
-              <w:right w:type="dxa" w:w="100"/>
-            </w:tcMar>
-          </w:tcPr>
-          <w:p>
-            <w:pPr>
-              <w:spacing w:after="0"/>
-            </w:pPr>
-            <w:r>
-              <w:rPr>
-                <w:sz w:val="20"/>
-                <w:szCs w:val="20"/>
-              </w:rPr>
-              <w:t xml:space="preserve">Vật liệu phản chiếu không tuân theo mô hình Lambert, hình học phức tạp như dây chằng tàu thủy và bánh răng</w:t>
+            <w:tcW w:type="dxa" w:w="2197"/>
+            <w:tcBorders>
+              <w:top w:val="single" w:color="AAAAAA" w:sz="2"/>
+              <w:left w:val="single" w:color="AAAAAA" w:sz="2"/>
+              <w:bottom w:val="single" w:color="AAAAAA" w:sz="2"/>
+              <w:right w:val="single" w:color="AAAAAA" w:sz="2"/>
+            </w:tcBorders>
+            <w:tcMar>
+              <w:top w:type="dxa" w:w="60"/>
+              <w:left w:type="dxa" w:w="100"/>
+              <w:bottom w:type="dxa" w:w="60"/>
+              <w:right w:type="dxa" w:w="100"/>
+            </w:tcMar>
+          </w:tcPr>
+          <w:p>
+            <w:pPr>
+              <w:spacing w:after="0"/>
+            </w:pPr>
+            <w:r>
+              <w:rPr>
+                <w:sz w:val="20"/>
+                <w:szCs w:val="20"/>
+              </w:rPr>
+              <w:t xml:space="preserve">Vật liệu phản chiếu không tuân theo mô hình Lambert, hình học phức tạp như dây chằng tàu thủy ở cảnh Ship và bánh răng ở cảnh Lego</w:t>
             </w:r>
           </w:p>
         </w:tc>
@@ -4574,36 +4910,36 @@
       <w:tr>
         <w:tc>
           <w:tcPr>
-            <w:tcW w:type="dxa" w:w="2256"/>
-            <w:tcBorders>
-              <w:top w:val="single" w:color="AAAAAA" w:sz="2"/>
-              <w:left w:val="single" w:color="AAAAAA" w:sz="2"/>
-              <w:bottom w:val="single" w:color="AAAAAA" w:sz="2"/>
-              <w:right w:val="single" w:color="AAAAAA" w:sz="2"/>
-            </w:tcBorders>
-            <w:tcMar>
-              <w:top w:type="dxa" w:w="60"/>
-              <w:left w:type="dxa" w:w="100"/>
-              <w:bottom w:type="dxa" w:w="60"/>
-              <w:right w:type="dxa" w:w="100"/>
-            </w:tcMar>
-          </w:tcPr>
-          <w:p>
-            <w:pPr>
-              <w:spacing w:after="0"/>
-            </w:pPr>
-            <w:r>
-              <w:rPr>
-                <w:sz w:val="20"/>
-                <w:szCs w:val="20"/>
-              </w:rPr>
-              <w:t xml:space="preserve">LLFF</w:t>
-            </w:r>
-          </w:p>
-        </w:tc>
-        <w:tc>
-          <w:tcPr>
-            <w:tcW w:type="dxa" w:w="2256"/>
+            <w:tcW w:type="dxa" w:w="2197"/>
+            <w:tcBorders>
+              <w:top w:val="single" w:color="AAAAAA" w:sz="2"/>
+              <w:left w:val="single" w:color="AAAAAA" w:sz="2"/>
+              <w:bottom w:val="single" w:color="AAAAAA" w:sz="2"/>
+              <w:right w:val="single" w:color="AAAAAA" w:sz="2"/>
+            </w:tcBorders>
+            <w:tcMar>
+              <w:top w:type="dxa" w:w="60"/>
+              <w:left w:type="dxa" w:w="100"/>
+              <w:bottom w:type="dxa" w:w="60"/>
+              <w:right w:type="dxa" w:w="100"/>
+            </w:tcMar>
+          </w:tcPr>
+          <w:p>
+            <w:pPr>
+              <w:spacing w:after="0"/>
+            </w:pPr>
+            <w:r>
+              <w:rPr>
+                <w:sz w:val="20"/>
+                <w:szCs w:val="20"/>
+              </w:rPr>
+              <w:t xml:space="preserve">Real Forward-Facing (Mildenhall và cộng sự, 2020, trong đó 5 trên 8 cảnh kế thừa từ Mildenhall và cộng sự, 2019)</w:t>
+            </w:r>
+          </w:p>
+        </w:tc>
+        <w:tc>
+          <w:tcPr>
+            <w:tcW w:type="dxa" w:w="2197"/>
             <w:tcBorders>
               <w:top w:val="single" w:color="AAAAAA" w:sz="2"/>
               <w:left w:val="single" w:color="AAAAAA" w:sz="2"/>
@@ -4632,7 +4968,7 @@
         </w:tc>
         <w:tc>
           <w:tcPr>
-            <w:tcW w:type="dxa" w:w="2256"/>
+            <w:tcW w:type="dxa" w:w="2197"/>
             <w:tcBorders>
               <w:top w:val="single" w:color="AAAAAA" w:sz="2"/>
               <w:left w:val="single" w:color="AAAAAA" w:sz="2"/>
@@ -4661,30 +4997,30 @@
         </w:tc>
         <w:tc>
           <w:tcPr>
-            <w:tcW w:type="dxa" w:w="2256"/>
-            <w:tcBorders>
-              <w:top w:val="single" w:color="AAAAAA" w:sz="2"/>
-              <w:left w:val="single" w:color="AAAAAA" w:sz="2"/>
-              <w:bottom w:val="single" w:color="AAAAAA" w:sz="2"/>
-              <w:right w:val="single" w:color="AAAAAA" w:sz="2"/>
-            </w:tcBorders>
-            <w:tcMar>
-              <w:top w:type="dxa" w:w="60"/>
-              <w:left w:type="dxa" w:w="100"/>
-              <w:bottom w:type="dxa" w:w="60"/>
-              <w:right w:type="dxa" w:w="100"/>
-            </w:tcMar>
-          </w:tcPr>
-          <w:p>
-            <w:pPr>
-              <w:spacing w:after="0"/>
-            </w:pPr>
-            <w:r>
-              <w:rPr>
-                <w:sz w:val="20"/>
-                <w:szCs w:val="20"/>
-              </w:rPr>
-              <w:t xml:space="preserve">Nhiễu ảnh thật, nội dung trải từ gần tới vô cực, vùng bị che khuất một phần</w:t>
+            <w:tcW w:type="dxa" w:w="2197"/>
+            <w:tcBorders>
+              <w:top w:val="single" w:color="AAAAAA" w:sz="2"/>
+              <w:left w:val="single" w:color="AAAAAA" w:sz="2"/>
+              <w:bottom w:val="single" w:color="AAAAAA" w:sz="2"/>
+              <w:right w:val="single" w:color="AAAAAA" w:sz="2"/>
+            </w:tcBorders>
+            <w:tcMar>
+              <w:top w:type="dxa" w:w="60"/>
+              <w:left w:type="dxa" w:w="100"/>
+              <w:bottom w:type="dxa" w:w="60"/>
+              <w:right w:type="dxa" w:w="100"/>
+            </w:tcMar>
+          </w:tcPr>
+          <w:p>
+            <w:pPr>
+              <w:spacing w:after="0"/>
+            </w:pPr>
+            <w:r>
+              <w:rPr>
+                <w:sz w:val="20"/>
+                <w:szCs w:val="20"/>
+              </w:rPr>
+              <w:t xml:space="preserve">Nhiễu ảnh thật, nội dung trải từ gần tới xa, vùng bị che khuất một phần</w:t>
             </w:r>
           </w:p>
         </w:tc>
@@ -4692,36 +5028,36 @@
       <w:tr>
         <w:tc>
           <w:tcPr>
-            <w:tcW w:type="dxa" w:w="2256"/>
-            <w:tcBorders>
-              <w:top w:val="single" w:color="AAAAAA" w:sz="2"/>
-              <w:left w:val="single" w:color="AAAAAA" w:sz="2"/>
-              <w:bottom w:val="single" w:color="AAAAAA" w:sz="2"/>
-              <w:right w:val="single" w:color="AAAAAA" w:sz="2"/>
-            </w:tcBorders>
-            <w:tcMar>
-              <w:top w:type="dxa" w:w="60"/>
-              <w:left w:type="dxa" w:w="100"/>
-              <w:bottom w:type="dxa" w:w="60"/>
-              <w:right w:type="dxa" w:w="100"/>
-            </w:tcMar>
-          </w:tcPr>
-          <w:p>
-            <w:pPr>
-              <w:spacing w:after="0"/>
-            </w:pPr>
-            <w:r>
-              <w:rPr>
-                <w:sz w:val="20"/>
-                <w:szCs w:val="20"/>
-              </w:rPr>
-              <w:t xml:space="preserve">Mip-NeRF 360</w:t>
-            </w:r>
-          </w:p>
-        </w:tc>
-        <w:tc>
-          <w:tcPr>
-            <w:tcW w:type="dxa" w:w="2256"/>
+            <w:tcW w:type="dxa" w:w="2197"/>
+            <w:tcBorders>
+              <w:top w:val="single" w:color="AAAAAA" w:sz="2"/>
+              <w:left w:val="single" w:color="AAAAAA" w:sz="2"/>
+              <w:bottom w:val="single" w:color="AAAAAA" w:sz="2"/>
+              <w:right w:val="single" w:color="AAAAAA" w:sz="2"/>
+            </w:tcBorders>
+            <w:tcMar>
+              <w:top w:type="dxa" w:w="60"/>
+              <w:left w:type="dxa" w:w="100"/>
+              <w:bottom w:type="dxa" w:w="60"/>
+              <w:right w:type="dxa" w:w="100"/>
+            </w:tcMar>
+          </w:tcPr>
+          <w:p>
+            <w:pPr>
+              <w:spacing w:after="0"/>
+            </w:pPr>
+            <w:r>
+              <w:rPr>
+                <w:sz w:val="20"/>
+                <w:szCs w:val="20"/>
+              </w:rPr>
+              <w:t xml:space="preserve">Mip-NeRF 360 (Barron và cộng sự, 2022)</w:t>
+            </w:r>
+          </w:p>
+        </w:tc>
+        <w:tc>
+          <w:tcPr>
+            <w:tcW w:type="dxa" w:w="2197"/>
             <w:tcBorders>
               <w:top w:val="single" w:color="AAAAAA" w:sz="2"/>
               <w:left w:val="single" w:color="AAAAAA" w:sz="2"/>
@@ -4750,7 +5086,7 @@
         </w:tc>
         <w:tc>
           <w:tcPr>
-            <w:tcW w:type="dxa" w:w="2256"/>
+            <w:tcW w:type="dxa" w:w="2197"/>
             <w:tcBorders>
               <w:top w:val="single" w:color="AAAAAA" w:sz="2"/>
               <w:left w:val="single" w:color="AAAAAA" w:sz="2"/>
@@ -4779,30 +5115,30 @@
         </w:tc>
         <w:tc>
           <w:tcPr>
-            <w:tcW w:type="dxa" w:w="2256"/>
-            <w:tcBorders>
-              <w:top w:val="single" w:color="AAAAAA" w:sz="2"/>
-              <w:left w:val="single" w:color="AAAAAA" w:sz="2"/>
-              <w:bottom w:val="single" w:color="AAAAAA" w:sz="2"/>
-              <w:right w:val="single" w:color="AAAAAA" w:sz="2"/>
-            </w:tcBorders>
-            <w:tcMar>
-              <w:top w:type="dxa" w:w="60"/>
-              <w:left w:type="dxa" w:w="100"/>
-              <w:bottom w:type="dxa" w:w="60"/>
-              <w:right w:type="dxa" w:w="100"/>
-            </w:tcMar>
-          </w:tcPr>
-          <w:p>
-            <w:pPr>
-              <w:spacing w:after="0"/>
-            </w:pPr>
-            <w:r>
-              <w:rPr>
-                <w:sz w:val="20"/>
-                <w:szCs w:val="20"/>
-              </w:rPr>
-              <w:t xml:space="preserve">Cảnh không giới hạn với nền trải tới chân trời, chi tiết ở nhiều tỉ lệ khác nhau, ánh sáng ngoài trời thay đổi, vùng có ít ảnh quan sát</w:t>
+            <w:tcW w:type="dxa" w:w="2197"/>
+            <w:tcBorders>
+              <w:top w:val="single" w:color="AAAAAA" w:sz="2"/>
+              <w:left w:val="single" w:color="AAAAAA" w:sz="2"/>
+              <w:bottom w:val="single" w:color="AAAAAA" w:sz="2"/>
+              <w:right w:val="single" w:color="AAAAAA" w:sz="2"/>
+            </w:tcBorders>
+            <w:tcMar>
+              <w:top w:type="dxa" w:w="60"/>
+              <w:left w:type="dxa" w:w="100"/>
+              <w:bottom w:type="dxa" w:w="60"/>
+              <w:right w:type="dxa" w:w="100"/>
+            </w:tcMar>
+          </w:tcPr>
+          <w:p>
+            <w:pPr>
+              <w:spacing w:after="0"/>
+            </w:pPr>
+            <w:r>
+              <w:rPr>
+                <w:sz w:val="20"/>
+                <w:szCs w:val="20"/>
+              </w:rPr>
+              <w:t xml:space="preserve">Nội dung tồn tại ở khoảng cách bất kỳ, chênh lệch tỉ lệ lớn giữa vật thể gần và nền xa, một số vùng chỉ được quan sát bởi rất ít ảnh</w:t>
             </w:r>
           </w:p>
         </w:tc>
@@ -5021,7 +5357,7 @@
     </w:p>
     <w:tbl>
       <w:tblPr>
-        <w:tblW w:type="dxa" w:w="9026"/>
+        <w:tblW w:type="dxa" w:w="8788"/>
         <w:tblBorders>
           <w:top w:val="single" w:color="auto" w:sz="4"/>
           <w:left w:val="single" w:color="auto" w:sz="4"/>
@@ -5032,10 +5368,10 @@
         </w:tblBorders>
       </w:tblPr>
       <w:tblGrid>
-        <w:gridCol w:w="2256"/>
-        <w:gridCol w:w="2256"/>
-        <w:gridCol w:w="2256"/>
-        <w:gridCol w:w="2256"/>
+        <w:gridCol w:w="2197"/>
+        <w:gridCol w:w="2197"/>
+        <w:gridCol w:w="2197"/>
+        <w:gridCol w:w="2197"/>
       </w:tblGrid>
       <w:tr>
         <w:trPr>
@@ -5043,7 +5379,7 @@
         </w:trPr>
         <w:tc>
           <w:tcPr>
-            <w:tcW w:type="dxa" w:w="2256"/>
+            <w:tcW w:type="dxa" w:w="2197"/>
             <w:tcBorders>
               <w:top w:val="single" w:color="AAAAAA" w:sz="2"/>
               <w:left w:val="single" w:color="AAAAAA" w:sz="2"/>
@@ -5075,7 +5411,7 @@
         </w:tc>
         <w:tc>
           <w:tcPr>
-            <w:tcW w:type="dxa" w:w="2256"/>
+            <w:tcW w:type="dxa" w:w="2197"/>
             <w:tcBorders>
               <w:top w:val="single" w:color="AAAAAA" w:sz="2"/>
               <w:left w:val="single" w:color="AAAAAA" w:sz="2"/>
@@ -5107,7 +5443,7 @@
         </w:tc>
         <w:tc>
           <w:tcPr>
-            <w:tcW w:type="dxa" w:w="2256"/>
+            <w:tcW w:type="dxa" w:w="2197"/>
             <w:tcBorders>
               <w:top w:val="single" w:color="AAAAAA" w:sz="2"/>
               <w:left w:val="single" w:color="AAAAAA" w:sz="2"/>
@@ -5139,7 +5475,7 @@
         </w:tc>
         <w:tc>
           <w:tcPr>
-            <w:tcW w:type="dxa" w:w="2256"/>
+            <w:tcW w:type="dxa" w:w="2197"/>
             <w:tcBorders>
               <w:top w:val="single" w:color="AAAAAA" w:sz="2"/>
               <w:left w:val="single" w:color="AAAAAA" w:sz="2"/>
@@ -5173,7 +5509,7 @@
       <w:tr>
         <w:tc>
           <w:tcPr>
-            <w:tcW w:type="dxa" w:w="2256"/>
+            <w:tcW w:type="dxa" w:w="2197"/>
             <w:tcBorders>
               <w:top w:val="single" w:color="AAAAAA" w:sz="2"/>
               <w:left w:val="single" w:color="AAAAAA" w:sz="2"/>
@@ -5202,7 +5538,7 @@
         </w:tc>
         <w:tc>
           <w:tcPr>
-            <w:tcW w:type="dxa" w:w="2256"/>
+            <w:tcW w:type="dxa" w:w="2197"/>
             <w:tcBorders>
               <w:top w:val="single" w:color="AAAAAA" w:sz="2"/>
               <w:left w:val="single" w:color="AAAAAA" w:sz="2"/>
@@ -5231,7 +5567,7 @@
         </w:tc>
         <w:tc>
           <w:tcPr>
-            <w:tcW w:type="dxa" w:w="2256"/>
+            <w:tcW w:type="dxa" w:w="2197"/>
             <w:tcBorders>
               <w:top w:val="single" w:color="AAAAAA" w:sz="2"/>
               <w:left w:val="single" w:color="AAAAAA" w:sz="2"/>
@@ -5260,7 +5596,7 @@
         </w:tc>
         <w:tc>
           <w:tcPr>
-            <w:tcW w:type="dxa" w:w="2256"/>
+            <w:tcW w:type="dxa" w:w="2197"/>
             <w:tcBorders>
               <w:top w:val="single" w:color="AAAAAA" w:sz="2"/>
               <w:left w:val="single" w:color="AAAAAA" w:sz="2"/>
@@ -5291,7 +5627,7 @@
       <w:tr>
         <w:tc>
           <w:tcPr>
-            <w:tcW w:type="dxa" w:w="2256"/>
+            <w:tcW w:type="dxa" w:w="2197"/>
             <w:tcBorders>
               <w:top w:val="single" w:color="AAAAAA" w:sz="2"/>
               <w:left w:val="single" w:color="AAAAAA" w:sz="2"/>
@@ -5320,7 +5656,7 @@
         </w:tc>
         <w:tc>
           <w:tcPr>
-            <w:tcW w:type="dxa" w:w="2256"/>
+            <w:tcW w:type="dxa" w:w="2197"/>
             <w:tcBorders>
               <w:top w:val="single" w:color="AAAAAA" w:sz="2"/>
               <w:left w:val="single" w:color="AAAAAA" w:sz="2"/>
@@ -5349,7 +5685,7 @@
         </w:tc>
         <w:tc>
           <w:tcPr>
-            <w:tcW w:type="dxa" w:w="2256"/>
+            <w:tcW w:type="dxa" w:w="2197"/>
             <w:tcBorders>
               <w:top w:val="single" w:color="AAAAAA" w:sz="2"/>
               <w:left w:val="single" w:color="AAAAAA" w:sz="2"/>
@@ -5378,7 +5714,7 @@
         </w:tc>
         <w:tc>
           <w:tcPr>
-            <w:tcW w:type="dxa" w:w="2256"/>
+            <w:tcW w:type="dxa" w:w="2197"/>
             <w:tcBorders>
               <w:top w:val="single" w:color="AAAAAA" w:sz="2"/>
               <w:left w:val="single" w:color="AAAAAA" w:sz="2"/>
@@ -5409,7 +5745,7 @@
       <w:tr>
         <w:tc>
           <w:tcPr>
-            <w:tcW w:type="dxa" w:w="2256"/>
+            <w:tcW w:type="dxa" w:w="2197"/>
             <w:tcBorders>
               <w:top w:val="single" w:color="AAAAAA" w:sz="2"/>
               <w:left w:val="single" w:color="AAAAAA" w:sz="2"/>
@@ -5438,7 +5774,7 @@
         </w:tc>
         <w:tc>
           <w:tcPr>
-            <w:tcW w:type="dxa" w:w="2256"/>
+            <w:tcW w:type="dxa" w:w="2197"/>
             <w:tcBorders>
               <w:top w:val="single" w:color="AAAAAA" w:sz="2"/>
               <w:left w:val="single" w:color="AAAAAA" w:sz="2"/>
@@ -5467,7 +5803,7 @@
         </w:tc>
         <w:tc>
           <w:tcPr>
-            <w:tcW w:type="dxa" w:w="2256"/>
+            <w:tcW w:type="dxa" w:w="2197"/>
             <w:tcBorders>
               <w:top w:val="single" w:color="AAAAAA" w:sz="2"/>
               <w:left w:val="single" w:color="AAAAAA" w:sz="2"/>
@@ -5496,7 +5832,7 @@
         </w:tc>
         <w:tc>
           <w:tcPr>
-            <w:tcW w:type="dxa" w:w="2256"/>
+            <w:tcW w:type="dxa" w:w="2197"/>
             <w:tcBorders>
               <w:top w:val="single" w:color="AAAAAA" w:sz="2"/>
               <w:left w:val="single" w:color="AAAAAA" w:sz="2"/>
@@ -5527,7 +5863,7 @@
       <w:tr>
         <w:tc>
           <w:tcPr>
-            <w:tcW w:type="dxa" w:w="2256"/>
+            <w:tcW w:type="dxa" w:w="2197"/>
             <w:tcBorders>
               <w:top w:val="single" w:color="AAAAAA" w:sz="2"/>
               <w:left w:val="single" w:color="AAAAAA" w:sz="2"/>
@@ -5556,7 +5892,7 @@
         </w:tc>
         <w:tc>
           <w:tcPr>
-            <w:tcW w:type="dxa" w:w="2256"/>
+            <w:tcW w:type="dxa" w:w="2197"/>
             <w:tcBorders>
               <w:top w:val="single" w:color="AAAAAA" w:sz="2"/>
               <w:left w:val="single" w:color="AAAAAA" w:sz="2"/>
@@ -5585,7 +5921,7 @@
         </w:tc>
         <w:tc>
           <w:tcPr>
-            <w:tcW w:type="dxa" w:w="2256"/>
+            <w:tcW w:type="dxa" w:w="2197"/>
             <w:tcBorders>
               <w:top w:val="single" w:color="AAAAAA" w:sz="2"/>
               <w:left w:val="single" w:color="AAAAAA" w:sz="2"/>
@@ -5614,7 +5950,7 @@
         </w:tc>
         <w:tc>
           <w:tcPr>
-            <w:tcW w:type="dxa" w:w="2256"/>
+            <w:tcW w:type="dxa" w:w="2197"/>
             <w:tcBorders>
               <w:top w:val="single" w:color="AAAAAA" w:sz="2"/>
               <w:left w:val="single" w:color="AAAAAA" w:sz="2"/>
@@ -5698,7 +6034,7 @@
     </w:p>
     <w:tbl>
       <w:tblPr>
-        <w:tblW w:type="dxa" w:w="9026"/>
+        <w:tblW w:type="dxa" w:w="8788"/>
         <w:tblBorders>
           <w:top w:val="single" w:color="auto" w:sz="4"/>
           <w:left w:val="single" w:color="auto" w:sz="4"/>
@@ -5709,8 +6045,8 @@
         </w:tblBorders>
       </w:tblPr>
       <w:tblGrid>
-        <w:gridCol w:w="4513"/>
-        <w:gridCol w:w="4513"/>
+        <w:gridCol w:w="4394"/>
+        <w:gridCol w:w="4394"/>
       </w:tblGrid>
       <w:tr>
         <w:trPr>
@@ -5718,7 +6054,7 @@
         </w:trPr>
         <w:tc>
           <w:tcPr>
-            <w:tcW w:type="dxa" w:w="4513"/>
+            <w:tcW w:type="dxa" w:w="4394"/>
             <w:tcBorders>
               <w:top w:val="single" w:color="AAAAAA" w:sz="2"/>
               <w:left w:val="single" w:color="AAAAAA" w:sz="2"/>
@@ -5750,7 +6086,7 @@
         </w:tc>
         <w:tc>
           <w:tcPr>
-            <w:tcW w:type="dxa" w:w="4513"/>
+            <w:tcW w:type="dxa" w:w="4394"/>
             <w:tcBorders>
               <w:top w:val="single" w:color="AAAAAA" w:sz="2"/>
               <w:left w:val="single" w:color="AAAAAA" w:sz="2"/>
@@ -5784,7 +6120,7 @@
       <w:tr>
         <w:tc>
           <w:tcPr>
-            <w:tcW w:type="dxa" w:w="4513"/>
+            <w:tcW w:type="dxa" w:w="4394"/>
             <w:tcBorders>
               <w:top w:val="single" w:color="AAAAAA" w:sz="2"/>
               <w:left w:val="single" w:color="AAAAAA" w:sz="2"/>
@@ -5813,7 +6149,7 @@
         </w:tc>
         <w:tc>
           <w:tcPr>
-            <w:tcW w:type="dxa" w:w="4513"/>
+            <w:tcW w:type="dxa" w:w="4394"/>
             <w:tcBorders>
               <w:top w:val="single" w:color="AAAAAA" w:sz="2"/>
               <w:left w:val="single" w:color="AAAAAA" w:sz="2"/>
@@ -5885,7 +6221,7 @@
       <w:tr>
         <w:tc>
           <w:tcPr>
-            <w:tcW w:type="dxa" w:w="4513"/>
+            <w:tcW w:type="dxa" w:w="4394"/>
             <w:tcBorders>
               <w:top w:val="single" w:color="AAAAAA" w:sz="2"/>
               <w:left w:val="single" w:color="AAAAAA" w:sz="2"/>
@@ -5914,7 +6250,7 @@
         </w:tc>
         <w:tc>
           <w:tcPr>
-            <w:tcW w:type="dxa" w:w="4513"/>
+            <w:tcW w:type="dxa" w:w="4394"/>
             <w:tcBorders>
               <w:top w:val="single" w:color="AAAAAA" w:sz="2"/>
               <w:left w:val="single" w:color="AAAAAA" w:sz="2"/>
@@ -5961,7 +6297,7 @@
       <w:tr>
         <w:tc>
           <w:tcPr>
-            <w:tcW w:type="dxa" w:w="4513"/>
+            <w:tcW w:type="dxa" w:w="4394"/>
             <w:tcBorders>
               <w:top w:val="single" w:color="AAAAAA" w:sz="2"/>
               <w:left w:val="single" w:color="AAAAAA" w:sz="2"/>
@@ -5990,7 +6326,7 @@
         </w:tc>
         <w:tc>
           <w:tcPr>
-            <w:tcW w:type="dxa" w:w="4513"/>
+            <w:tcW w:type="dxa" w:w="4394"/>
             <w:tcBorders>
               <w:top w:val="single" w:color="AAAAAA" w:sz="2"/>
               <w:left w:val="single" w:color="AAAAAA" w:sz="2"/>
@@ -6021,7 +6357,7 @@
       <w:tr>
         <w:tc>
           <w:tcPr>
-            <w:tcW w:type="dxa" w:w="4513"/>
+            <w:tcW w:type="dxa" w:w="4394"/>
             <w:tcBorders>
               <w:top w:val="single" w:color="AAAAAA" w:sz="2"/>
               <w:left w:val="single" w:color="AAAAAA" w:sz="2"/>
@@ -6050,7 +6386,7 @@
         </w:tc>
         <w:tc>
           <w:tcPr>
-            <w:tcW w:type="dxa" w:w="4513"/>
+            <w:tcW w:type="dxa" w:w="4394"/>
             <w:tcBorders>
               <w:top w:val="single" w:color="AAAAAA" w:sz="2"/>
               <w:left w:val="single" w:color="AAAAAA" w:sz="2"/>
@@ -6114,7 +6450,7 @@
     </w:p>
     <w:tbl>
       <w:tblPr>
-        <w:tblW w:type="dxa" w:w="9026"/>
+        <w:tblW w:type="dxa" w:w="8788"/>
         <w:tblBorders>
           <w:top w:val="single" w:color="auto" w:sz="4"/>
           <w:left w:val="single" w:color="auto" w:sz="4"/>
@@ -6125,11 +6461,11 @@
         </w:tblBorders>
       </w:tblPr>
       <w:tblGrid>
-        <w:gridCol w:w="1805"/>
-        <w:gridCol w:w="1805"/>
-        <w:gridCol w:w="1805"/>
-        <w:gridCol w:w="1805"/>
-        <w:gridCol w:w="1805"/>
+        <w:gridCol w:w="1757"/>
+        <w:gridCol w:w="1757"/>
+        <w:gridCol w:w="1757"/>
+        <w:gridCol w:w="1757"/>
+        <w:gridCol w:w="1757"/>
       </w:tblGrid>
       <w:tr>
         <w:trPr>
@@ -6137,7 +6473,7 @@
         </w:trPr>
         <w:tc>
           <w:tcPr>
-            <w:tcW w:type="dxa" w:w="1805"/>
+            <w:tcW w:type="dxa" w:w="1757"/>
             <w:tcBorders>
               <w:top w:val="single" w:color="AAAAAA" w:sz="2"/>
               <w:left w:val="single" w:color="AAAAAA" w:sz="2"/>
@@ -6169,7 +6505,7 @@
         </w:tc>
         <w:tc>
           <w:tcPr>
-            <w:tcW w:type="dxa" w:w="1805"/>
+            <w:tcW w:type="dxa" w:w="1757"/>
             <w:tcBorders>
               <w:top w:val="single" w:color="AAAAAA" w:sz="2"/>
               <w:left w:val="single" w:color="AAAAAA" w:sz="2"/>
@@ -6201,7 +6537,7 @@
         </w:tc>
         <w:tc>
           <w:tcPr>
-            <w:tcW w:type="dxa" w:w="1805"/>
+            <w:tcW w:type="dxa" w:w="1757"/>
             <w:tcBorders>
               <w:top w:val="single" w:color="AAAAAA" w:sz="2"/>
               <w:left w:val="single" w:color="AAAAAA" w:sz="2"/>
@@ -6233,7 +6569,7 @@
         </w:tc>
         <w:tc>
           <w:tcPr>
-            <w:tcW w:type="dxa" w:w="1805"/>
+            <w:tcW w:type="dxa" w:w="1757"/>
             <w:tcBorders>
               <w:top w:val="single" w:color="AAAAAA" w:sz="2"/>
               <w:left w:val="single" w:color="AAAAAA" w:sz="2"/>
@@ -6265,7 +6601,7 @@
         </w:tc>
         <w:tc>
           <w:tcPr>
-            <w:tcW w:type="dxa" w:w="1805"/>
+            <w:tcW w:type="dxa" w:w="1757"/>
             <w:tcBorders>
               <w:top w:val="single" w:color="AAAAAA" w:sz="2"/>
               <w:left w:val="single" w:color="AAAAAA" w:sz="2"/>
@@ -6299,7 +6635,7 @@
       <w:tr>
         <w:tc>
           <w:tcPr>
-            <w:tcW w:type="dxa" w:w="1805"/>
+            <w:tcW w:type="dxa" w:w="1757"/>
             <w:tcBorders>
               <w:top w:val="single" w:color="AAAAAA" w:sz="2"/>
               <w:left w:val="single" w:color="AAAAAA" w:sz="2"/>
@@ -6328,7 +6664,7 @@
         </w:tc>
         <w:tc>
           <w:tcPr>
-            <w:tcW w:type="dxa" w:w="1805"/>
+            <w:tcW w:type="dxa" w:w="1757"/>
             <w:tcBorders>
               <w:top w:val="single" w:color="AAAAAA" w:sz="2"/>
               <w:left w:val="single" w:color="AAAAAA" w:sz="2"/>
@@ -6357,7 +6693,7 @@
         </w:tc>
         <w:tc>
           <w:tcPr>
-            <w:tcW w:type="dxa" w:w="1805"/>
+            <w:tcW w:type="dxa" w:w="1757"/>
             <w:tcBorders>
               <w:top w:val="single" w:color="AAAAAA" w:sz="2"/>
               <w:left w:val="single" w:color="AAAAAA" w:sz="2"/>
@@ -6386,7 +6722,7 @@
         </w:tc>
         <w:tc>
           <w:tcPr>
-            <w:tcW w:type="dxa" w:w="1805"/>
+            <w:tcW w:type="dxa" w:w="1757"/>
             <w:tcBorders>
               <w:top w:val="single" w:color="AAAAAA" w:sz="2"/>
               <w:left w:val="single" w:color="AAAAAA" w:sz="2"/>
@@ -6415,7 +6751,7 @@
         </w:tc>
         <w:tc>
           <w:tcPr>
-            <w:tcW w:type="dxa" w:w="1805"/>
+            <w:tcW w:type="dxa" w:w="1757"/>
             <w:tcBorders>
               <w:top w:val="single" w:color="AAAAAA" w:sz="2"/>
               <w:left w:val="single" w:color="AAAAAA" w:sz="2"/>
@@ -6446,7 +6782,7 @@
       <w:tr>
         <w:tc>
           <w:tcPr>
-            <w:tcW w:type="dxa" w:w="1805"/>
+            <w:tcW w:type="dxa" w:w="1757"/>
             <w:tcBorders>
               <w:top w:val="single" w:color="AAAAAA" w:sz="2"/>
               <w:left w:val="single" w:color="AAAAAA" w:sz="2"/>
@@ -6475,7 +6811,7 @@
         </w:tc>
         <w:tc>
           <w:tcPr>
-            <w:tcW w:type="dxa" w:w="1805"/>
+            <w:tcW w:type="dxa" w:w="1757"/>
             <w:tcBorders>
               <w:top w:val="single" w:color="AAAAAA" w:sz="2"/>
               <w:left w:val="single" w:color="AAAAAA" w:sz="2"/>
@@ -6504,7 +6840,7 @@
         </w:tc>
         <w:tc>
           <w:tcPr>
-            <w:tcW w:type="dxa" w:w="1805"/>
+            <w:tcW w:type="dxa" w:w="1757"/>
             <w:tcBorders>
               <w:top w:val="single" w:color="AAAAAA" w:sz="2"/>
               <w:left w:val="single" w:color="AAAAAA" w:sz="2"/>
@@ -6533,7 +6869,7 @@
         </w:tc>
         <w:tc>
           <w:tcPr>
-            <w:tcW w:type="dxa" w:w="1805"/>
+            <w:tcW w:type="dxa" w:w="1757"/>
             <w:tcBorders>
               <w:top w:val="single" w:color="AAAAAA" w:sz="2"/>
               <w:left w:val="single" w:color="AAAAAA" w:sz="2"/>
@@ -6562,7 +6898,7 @@
         </w:tc>
         <w:tc>
           <w:tcPr>
-            <w:tcW w:type="dxa" w:w="1805"/>
+            <w:tcW w:type="dxa" w:w="1757"/>
             <w:tcBorders>
               <w:top w:val="single" w:color="AAAAAA" w:sz="2"/>
               <w:left w:val="single" w:color="AAAAAA" w:sz="2"/>
@@ -6593,7 +6929,7 @@
       <w:tr>
         <w:tc>
           <w:tcPr>
-            <w:tcW w:type="dxa" w:w="1805"/>
+            <w:tcW w:type="dxa" w:w="1757"/>
             <w:tcBorders>
               <w:top w:val="single" w:color="AAAAAA" w:sz="2"/>
               <w:left w:val="single" w:color="AAAAAA" w:sz="2"/>
@@ -6622,7 +6958,7 @@
         </w:tc>
         <w:tc>
           <w:tcPr>
-            <w:tcW w:type="dxa" w:w="1805"/>
+            <w:tcW w:type="dxa" w:w="1757"/>
             <w:tcBorders>
               <w:top w:val="single" w:color="AAAAAA" w:sz="2"/>
               <w:left w:val="single" w:color="AAAAAA" w:sz="2"/>
@@ -6651,7 +6987,7 @@
         </w:tc>
         <w:tc>
           <w:tcPr>
-            <w:tcW w:type="dxa" w:w="1805"/>
+            <w:tcW w:type="dxa" w:w="1757"/>
             <w:tcBorders>
               <w:top w:val="single" w:color="AAAAAA" w:sz="2"/>
               <w:left w:val="single" w:color="AAAAAA" w:sz="2"/>
@@ -6680,7 +7016,7 @@
         </w:tc>
         <w:tc>
           <w:tcPr>
-            <w:tcW w:type="dxa" w:w="1805"/>
+            <w:tcW w:type="dxa" w:w="1757"/>
             <w:tcBorders>
               <w:top w:val="single" w:color="AAAAAA" w:sz="2"/>
               <w:left w:val="single" w:color="AAAAAA" w:sz="2"/>
@@ -6709,7 +7045,7 @@
         </w:tc>
         <w:tc>
           <w:tcPr>
-            <w:tcW w:type="dxa" w:w="1805"/>
+            <w:tcW w:type="dxa" w:w="1757"/>
             <w:tcBorders>
               <w:top w:val="single" w:color="AAAAAA" w:sz="2"/>
               <w:left w:val="single" w:color="AAAAAA" w:sz="2"/>
@@ -6740,7 +7076,7 @@
       <w:tr>
         <w:tc>
           <w:tcPr>
-            <w:tcW w:type="dxa" w:w="1805"/>
+            <w:tcW w:type="dxa" w:w="1757"/>
             <w:tcBorders>
               <w:top w:val="single" w:color="AAAAAA" w:sz="2"/>
               <w:left w:val="single" w:color="AAAAAA" w:sz="2"/>
@@ -6769,7 +7105,7 @@
         </w:tc>
         <w:tc>
           <w:tcPr>
-            <w:tcW w:type="dxa" w:w="1805"/>
+            <w:tcW w:type="dxa" w:w="1757"/>
             <w:tcBorders>
               <w:top w:val="single" w:color="AAAAAA" w:sz="2"/>
               <w:left w:val="single" w:color="AAAAAA" w:sz="2"/>
@@ -6798,7 +7134,7 @@
         </w:tc>
         <w:tc>
           <w:tcPr>
-            <w:tcW w:type="dxa" w:w="1805"/>
+            <w:tcW w:type="dxa" w:w="1757"/>
             <w:tcBorders>
               <w:top w:val="single" w:color="AAAAAA" w:sz="2"/>
               <w:left w:val="single" w:color="AAAAAA" w:sz="2"/>
@@ -6827,7 +7163,7 @@
         </w:tc>
         <w:tc>
           <w:tcPr>
-            <w:tcW w:type="dxa" w:w="1805"/>
+            <w:tcW w:type="dxa" w:w="1757"/>
             <w:tcBorders>
               <w:top w:val="single" w:color="AAAAAA" w:sz="2"/>
               <w:left w:val="single" w:color="AAAAAA" w:sz="2"/>
@@ -6856,7 +7192,7 @@
         </w:tc>
         <w:tc>
           <w:tcPr>
-            <w:tcW w:type="dxa" w:w="1805"/>
+            <w:tcW w:type="dxa" w:w="1757"/>
             <w:tcBorders>
               <w:top w:val="single" w:color="AAAAAA" w:sz="2"/>
               <w:left w:val="single" w:color="AAAAAA" w:sz="2"/>
@@ -6887,7 +7223,7 @@
       <w:tr>
         <w:tc>
           <w:tcPr>
-            <w:tcW w:type="dxa" w:w="1805"/>
+            <w:tcW w:type="dxa" w:w="1757"/>
             <w:tcBorders>
               <w:top w:val="single" w:color="AAAAAA" w:sz="2"/>
               <w:left w:val="single" w:color="AAAAAA" w:sz="2"/>
@@ -6916,7 +7252,7 @@
         </w:tc>
         <w:tc>
           <w:tcPr>
-            <w:tcW w:type="dxa" w:w="1805"/>
+            <w:tcW w:type="dxa" w:w="1757"/>
             <w:tcBorders>
               <w:top w:val="single" w:color="AAAAAA" w:sz="2"/>
               <w:left w:val="single" w:color="AAAAAA" w:sz="2"/>
@@ -6945,7 +7281,7 @@
         </w:tc>
         <w:tc>
           <w:tcPr>
-            <w:tcW w:type="dxa" w:w="1805"/>
+            <w:tcW w:type="dxa" w:w="1757"/>
             <w:tcBorders>
               <w:top w:val="single" w:color="AAAAAA" w:sz="2"/>
               <w:left w:val="single" w:color="AAAAAA" w:sz="2"/>
@@ -6974,7 +7310,7 @@
         </w:tc>
         <w:tc>
           <w:tcPr>
-            <w:tcW w:type="dxa" w:w="1805"/>
+            <w:tcW w:type="dxa" w:w="1757"/>
             <w:tcBorders>
               <w:top w:val="single" w:color="AAAAAA" w:sz="2"/>
               <w:left w:val="single" w:color="AAAAAA" w:sz="2"/>
@@ -7003,7 +7339,7 @@
         </w:tc>
         <w:tc>
           <w:tcPr>
-            <w:tcW w:type="dxa" w:w="1805"/>
+            <w:tcW w:type="dxa" w:w="1757"/>
             <w:tcBorders>
               <w:top w:val="single" w:color="AAAAAA" w:sz="2"/>
               <w:left w:val="single" w:color="AAAAAA" w:sz="2"/>
@@ -7086,7 +7422,7 @@
     </w:p>
     <w:tbl>
       <w:tblPr>
-        <w:tblW w:type="dxa" w:w="9026"/>
+        <w:tblW w:type="dxa" w:w="8788"/>
         <w:tblBorders>
           <w:top w:val="single" w:color="auto" w:sz="4"/>
           <w:left w:val="single" w:color="auto" w:sz="4"/>
@@ -7097,10 +7433,10 @@
         </w:tblBorders>
       </w:tblPr>
       <w:tblGrid>
-        <w:gridCol w:w="2256"/>
-        <w:gridCol w:w="2256"/>
-        <w:gridCol w:w="2256"/>
-        <w:gridCol w:w="2256"/>
+        <w:gridCol w:w="2197"/>
+        <w:gridCol w:w="2197"/>
+        <w:gridCol w:w="2197"/>
+        <w:gridCol w:w="2197"/>
       </w:tblGrid>
       <w:tr>
         <w:trPr>
@@ -7108,7 +7444,7 @@
         </w:trPr>
         <w:tc>
           <w:tcPr>
-            <w:tcW w:type="dxa" w:w="2256"/>
+            <w:tcW w:type="dxa" w:w="2197"/>
             <w:tcBorders>
               <w:top w:val="single" w:color="AAAAAA" w:sz="2"/>
               <w:left w:val="single" w:color="AAAAAA" w:sz="2"/>
@@ -7140,7 +7476,7 @@
         </w:tc>
         <w:tc>
           <w:tcPr>
-            <w:tcW w:type="dxa" w:w="2256"/>
+            <w:tcW w:type="dxa" w:w="2197"/>
             <w:tcBorders>
               <w:top w:val="single" w:color="AAAAAA" w:sz="2"/>
               <w:left w:val="single" w:color="AAAAAA" w:sz="2"/>
@@ -7172,7 +7508,7 @@
         </w:tc>
         <w:tc>
           <w:tcPr>
-            <w:tcW w:type="dxa" w:w="2256"/>
+            <w:tcW w:type="dxa" w:w="2197"/>
             <w:tcBorders>
               <w:top w:val="single" w:color="AAAAAA" w:sz="2"/>
               <w:left w:val="single" w:color="AAAAAA" w:sz="2"/>
@@ -7204,7 +7540,7 @@
         </w:tc>
         <w:tc>
           <w:tcPr>
-            <w:tcW w:type="dxa" w:w="2256"/>
+            <w:tcW w:type="dxa" w:w="2197"/>
             <w:tcBorders>
               <w:top w:val="single" w:color="AAAAAA" w:sz="2"/>
               <w:left w:val="single" w:color="AAAAAA" w:sz="2"/>
@@ -7238,7 +7574,7 @@
       <w:tr>
         <w:tc>
           <w:tcPr>
-            <w:tcW w:type="dxa" w:w="2256"/>
+            <w:tcW w:type="dxa" w:w="2197"/>
             <w:tcBorders>
               <w:top w:val="single" w:color="AAAAAA" w:sz="2"/>
               <w:left w:val="single" w:color="AAAAAA" w:sz="2"/>
@@ -7267,7 +7603,7 @@
         </w:tc>
         <w:tc>
           <w:tcPr>
-            <w:tcW w:type="dxa" w:w="2256"/>
+            <w:tcW w:type="dxa" w:w="2197"/>
             <w:tcBorders>
               <w:top w:val="single" w:color="AAAAAA" w:sz="2"/>
               <w:left w:val="single" w:color="AAAAAA" w:sz="2"/>
@@ -7296,7 +7632,7 @@
         </w:tc>
         <w:tc>
           <w:tcPr>
-            <w:tcW w:type="dxa" w:w="2256"/>
+            <w:tcW w:type="dxa" w:w="2197"/>
             <w:tcBorders>
               <w:top w:val="single" w:color="AAAAAA" w:sz="2"/>
               <w:left w:val="single" w:color="AAAAAA" w:sz="2"/>
@@ -7325,7 +7661,7 @@
         </w:tc>
         <w:tc>
           <w:tcPr>
-            <w:tcW w:type="dxa" w:w="2256"/>
+            <w:tcW w:type="dxa" w:w="2197"/>
             <w:tcBorders>
               <w:top w:val="single" w:color="AAAAAA" w:sz="2"/>
               <w:left w:val="single" w:color="AAAAAA" w:sz="2"/>
@@ -7356,7 +7692,7 @@
       <w:tr>
         <w:tc>
           <w:tcPr>
-            <w:tcW w:type="dxa" w:w="2256"/>
+            <w:tcW w:type="dxa" w:w="2197"/>
             <w:tcBorders>
               <w:top w:val="single" w:color="AAAAAA" w:sz="2"/>
               <w:left w:val="single" w:color="AAAAAA" w:sz="2"/>
@@ -7385,7 +7721,7 @@
         </w:tc>
         <w:tc>
           <w:tcPr>
-            <w:tcW w:type="dxa" w:w="2256"/>
+            <w:tcW w:type="dxa" w:w="2197"/>
             <w:tcBorders>
               <w:top w:val="single" w:color="AAAAAA" w:sz="2"/>
               <w:left w:val="single" w:color="AAAAAA" w:sz="2"/>
@@ -7414,7 +7750,7 @@
         </w:tc>
         <w:tc>
           <w:tcPr>
-            <w:tcW w:type="dxa" w:w="2256"/>
+            <w:tcW w:type="dxa" w:w="2197"/>
             <w:tcBorders>
               <w:top w:val="single" w:color="AAAAAA" w:sz="2"/>
               <w:left w:val="single" w:color="AAAAAA" w:sz="2"/>
@@ -7443,7 +7779,7 @@
         </w:tc>
         <w:tc>
           <w:tcPr>
-            <w:tcW w:type="dxa" w:w="2256"/>
+            <w:tcW w:type="dxa" w:w="2197"/>
             <w:tcBorders>
               <w:top w:val="single" w:color="AAAAAA" w:sz="2"/>
               <w:left w:val="single" w:color="AAAAAA" w:sz="2"/>
@@ -7474,7 +7810,7 @@
       <w:tr>
         <w:tc>
           <w:tcPr>
-            <w:tcW w:type="dxa" w:w="2256"/>
+            <w:tcW w:type="dxa" w:w="2197"/>
             <w:tcBorders>
               <w:top w:val="single" w:color="AAAAAA" w:sz="2"/>
               <w:left w:val="single" w:color="AAAAAA" w:sz="2"/>
@@ -7503,7 +7839,7 @@
         </w:tc>
         <w:tc>
           <w:tcPr>
-            <w:tcW w:type="dxa" w:w="2256"/>
+            <w:tcW w:type="dxa" w:w="2197"/>
             <w:tcBorders>
               <w:top w:val="single" w:color="AAAAAA" w:sz="2"/>
               <w:left w:val="single" w:color="AAAAAA" w:sz="2"/>
@@ -7532,7 +7868,7 @@
         </w:tc>
         <w:tc>
           <w:tcPr>
-            <w:tcW w:type="dxa" w:w="2256"/>
+            <w:tcW w:type="dxa" w:w="2197"/>
             <w:tcBorders>
               <w:top w:val="single" w:color="AAAAAA" w:sz="2"/>
               <w:left w:val="single" w:color="AAAAAA" w:sz="2"/>
@@ -7561,7 +7897,7 @@
         </w:tc>
         <w:tc>
           <w:tcPr>
-            <w:tcW w:type="dxa" w:w="2256"/>
+            <w:tcW w:type="dxa" w:w="2197"/>
             <w:tcBorders>
               <w:top w:val="single" w:color="AAAAAA" w:sz="2"/>
               <w:left w:val="single" w:color="AAAAAA" w:sz="2"/>
@@ -7592,7 +7928,7 @@
       <w:tr>
         <w:tc>
           <w:tcPr>
-            <w:tcW w:type="dxa" w:w="2256"/>
+            <w:tcW w:type="dxa" w:w="2197"/>
             <w:tcBorders>
               <w:top w:val="single" w:color="AAAAAA" w:sz="2"/>
               <w:left w:val="single" w:color="AAAAAA" w:sz="2"/>
@@ -7621,7 +7957,7 @@
         </w:tc>
         <w:tc>
           <w:tcPr>
-            <w:tcW w:type="dxa" w:w="2256"/>
+            <w:tcW w:type="dxa" w:w="2197"/>
             <w:tcBorders>
               <w:top w:val="single" w:color="AAAAAA" w:sz="2"/>
               <w:left w:val="single" w:color="AAAAAA" w:sz="2"/>
@@ -7650,7 +7986,7 @@
         </w:tc>
         <w:tc>
           <w:tcPr>
-            <w:tcW w:type="dxa" w:w="2256"/>
+            <w:tcW w:type="dxa" w:w="2197"/>
             <w:tcBorders>
               <w:top w:val="single" w:color="AAAAAA" w:sz="2"/>
               <w:left w:val="single" w:color="AAAAAA" w:sz="2"/>
@@ -7679,7 +8015,7 @@
         </w:tc>
         <w:tc>
           <w:tcPr>
-            <w:tcW w:type="dxa" w:w="2256"/>
+            <w:tcW w:type="dxa" w:w="2197"/>
             <w:tcBorders>
               <w:top w:val="single" w:color="AAAAAA" w:sz="2"/>
               <w:left w:val="single" w:color="AAAAAA" w:sz="2"/>
@@ -7710,7 +8046,7 @@
       <w:tr>
         <w:tc>
           <w:tcPr>
-            <w:tcW w:type="dxa" w:w="2256"/>
+            <w:tcW w:type="dxa" w:w="2197"/>
             <w:tcBorders>
               <w:top w:val="single" w:color="AAAAAA" w:sz="2"/>
               <w:left w:val="single" w:color="AAAAAA" w:sz="2"/>
@@ -7739,7 +8075,7 @@
         </w:tc>
         <w:tc>
           <w:tcPr>
-            <w:tcW w:type="dxa" w:w="2256"/>
+            <w:tcW w:type="dxa" w:w="2197"/>
             <w:tcBorders>
               <w:top w:val="single" w:color="AAAAAA" w:sz="2"/>
               <w:left w:val="single" w:color="AAAAAA" w:sz="2"/>
@@ -7768,7 +8104,7 @@
         </w:tc>
         <w:tc>
           <w:tcPr>
-            <w:tcW w:type="dxa" w:w="2256"/>
+            <w:tcW w:type="dxa" w:w="2197"/>
             <w:tcBorders>
               <w:top w:val="single" w:color="AAAAAA" w:sz="2"/>
               <w:left w:val="single" w:color="AAAAAA" w:sz="2"/>
@@ -7797,7 +8133,7 @@
         </w:tc>
         <w:tc>
           <w:tcPr>
-            <w:tcW w:type="dxa" w:w="2256"/>
+            <w:tcW w:type="dxa" w:w="2197"/>
             <w:tcBorders>
               <w:top w:val="single" w:color="AAAAAA" w:sz="2"/>
               <w:left w:val="single" w:color="AAAAAA" w:sz="2"/>
@@ -7828,7 +8164,7 @@
       <w:tr>
         <w:tc>
           <w:tcPr>
-            <w:tcW w:type="dxa" w:w="2256"/>
+            <w:tcW w:type="dxa" w:w="2197"/>
             <w:tcBorders>
               <w:top w:val="single" w:color="AAAAAA" w:sz="2"/>
               <w:left w:val="single" w:color="AAAAAA" w:sz="2"/>
@@ -7857,7 +8193,7 @@
         </w:tc>
         <w:tc>
           <w:tcPr>
-            <w:tcW w:type="dxa" w:w="2256"/>
+            <w:tcW w:type="dxa" w:w="2197"/>
             <w:tcBorders>
               <w:top w:val="single" w:color="AAAAAA" w:sz="2"/>
               <w:left w:val="single" w:color="AAAAAA" w:sz="2"/>
@@ -7886,7 +8222,7 @@
         </w:tc>
         <w:tc>
           <w:tcPr>
-            <w:tcW w:type="dxa" w:w="2256"/>
+            <w:tcW w:type="dxa" w:w="2197"/>
             <w:tcBorders>
               <w:top w:val="single" w:color="AAAAAA" w:sz="2"/>
               <w:left w:val="single" w:color="AAAAAA" w:sz="2"/>
@@ -7915,7 +8251,7 @@
         </w:tc>
         <w:tc>
           <w:tcPr>
-            <w:tcW w:type="dxa" w:w="2256"/>
+            <w:tcW w:type="dxa" w:w="2197"/>
             <w:tcBorders>
               <w:top w:val="single" w:color="AAAAAA" w:sz="2"/>
               <w:left w:val="single" w:color="AAAAAA" w:sz="2"/>
@@ -7946,7 +8282,7 @@
       <w:tr>
         <w:tc>
           <w:tcPr>
-            <w:tcW w:type="dxa" w:w="2256"/>
+            <w:tcW w:type="dxa" w:w="2197"/>
             <w:tcBorders>
               <w:top w:val="single" w:color="AAAAAA" w:sz="2"/>
               <w:left w:val="single" w:color="AAAAAA" w:sz="2"/>
@@ -7975,7 +8311,7 @@
         </w:tc>
         <w:tc>
           <w:tcPr>
-            <w:tcW w:type="dxa" w:w="2256"/>
+            <w:tcW w:type="dxa" w:w="2197"/>
             <w:tcBorders>
               <w:top w:val="single" w:color="AAAAAA" w:sz="2"/>
               <w:left w:val="single" w:color="AAAAAA" w:sz="2"/>
@@ -8004,7 +8340,7 @@
         </w:tc>
         <w:tc>
           <w:tcPr>
-            <w:tcW w:type="dxa" w:w="2256"/>
+            <w:tcW w:type="dxa" w:w="2197"/>
             <w:tcBorders>
               <w:top w:val="single" w:color="AAAAAA" w:sz="2"/>
               <w:left w:val="single" w:color="AAAAAA" w:sz="2"/>
@@ -8033,7 +8369,7 @@
         </w:tc>
         <w:tc>
           <w:tcPr>
-            <w:tcW w:type="dxa" w:w="2256"/>
+            <w:tcW w:type="dxa" w:w="2197"/>
             <w:tcBorders>
               <w:top w:val="single" w:color="AAAAAA" w:sz="2"/>
               <w:left w:val="single" w:color="AAAAAA" w:sz="2"/>
@@ -8064,7 +8400,7 @@
       <w:tr>
         <w:tc>
           <w:tcPr>
-            <w:tcW w:type="dxa" w:w="2256"/>
+            <w:tcW w:type="dxa" w:w="2197"/>
             <w:tcBorders>
               <w:top w:val="single" w:color="AAAAAA" w:sz="2"/>
               <w:left w:val="single" w:color="AAAAAA" w:sz="2"/>
@@ -8093,7 +8429,7 @@
         </w:tc>
         <w:tc>
           <w:tcPr>
-            <w:tcW w:type="dxa" w:w="2256"/>
+            <w:tcW w:type="dxa" w:w="2197"/>
             <w:tcBorders>
               <w:top w:val="single" w:color="AAAAAA" w:sz="2"/>
               <w:left w:val="single" w:color="AAAAAA" w:sz="2"/>
@@ -8122,7 +8458,7 @@
         </w:tc>
         <w:tc>
           <w:tcPr>
-            <w:tcW w:type="dxa" w:w="2256"/>
+            <w:tcW w:type="dxa" w:w="2197"/>
             <w:tcBorders>
               <w:top w:val="single" w:color="AAAAAA" w:sz="2"/>
               <w:left w:val="single" w:color="AAAAAA" w:sz="2"/>
@@ -8151,7 +8487,7 @@
         </w:tc>
         <w:tc>
           <w:tcPr>
-            <w:tcW w:type="dxa" w:w="2256"/>
+            <w:tcW w:type="dxa" w:w="2197"/>
             <w:tcBorders>
               <w:top w:val="single" w:color="AAAAAA" w:sz="2"/>
               <w:left w:val="single" w:color="AAAAAA" w:sz="2"/>
@@ -8227,7 +8563,7 @@
     </w:p>
     <w:tbl>
       <w:tblPr>
-        <w:tblW w:type="dxa" w:w="9026"/>
+        <w:tblW w:type="dxa" w:w="8788"/>
         <w:tblBorders>
           <w:top w:val="single" w:color="auto" w:sz="4"/>
           <w:left w:val="single" w:color="auto" w:sz="4"/>
@@ -8238,11 +8574,11 @@
         </w:tblBorders>
       </w:tblPr>
       <w:tblGrid>
-        <w:gridCol w:w="1805"/>
-        <w:gridCol w:w="1805"/>
-        <w:gridCol w:w="1805"/>
-        <w:gridCol w:w="1805"/>
-        <w:gridCol w:w="1805"/>
+        <w:gridCol w:w="1757"/>
+        <w:gridCol w:w="1757"/>
+        <w:gridCol w:w="1757"/>
+        <w:gridCol w:w="1757"/>
+        <w:gridCol w:w="1757"/>
       </w:tblGrid>
       <w:tr>
         <w:trPr>
@@ -8250,7 +8586,7 @@
         </w:trPr>
         <w:tc>
           <w:tcPr>
-            <w:tcW w:type="dxa" w:w="1805"/>
+            <w:tcW w:type="dxa" w:w="1757"/>
             <w:tcBorders>
               <w:top w:val="single" w:color="AAAAAA" w:sz="2"/>
               <w:left w:val="single" w:color="AAAAAA" w:sz="2"/>
@@ -8282,7 +8618,7 @@
         </w:tc>
         <w:tc>
           <w:tcPr>
-            <w:tcW w:type="dxa" w:w="1805"/>
+            <w:tcW w:type="dxa" w:w="1757"/>
             <w:tcBorders>
               <w:top w:val="single" w:color="AAAAAA" w:sz="2"/>
               <w:left w:val="single" w:color="AAAAAA" w:sz="2"/>
@@ -8314,7 +8650,7 @@
         </w:tc>
         <w:tc>
           <w:tcPr>
-            <w:tcW w:type="dxa" w:w="1805"/>
+            <w:tcW w:type="dxa" w:w="1757"/>
             <w:tcBorders>
               <w:top w:val="single" w:color="AAAAAA" w:sz="2"/>
               <w:left w:val="single" w:color="AAAAAA" w:sz="2"/>
@@ -8346,7 +8682,7 @@
         </w:tc>
         <w:tc>
           <w:tcPr>
-            <w:tcW w:type="dxa" w:w="1805"/>
+            <w:tcW w:type="dxa" w:w="1757"/>
             <w:tcBorders>
               <w:top w:val="single" w:color="AAAAAA" w:sz="2"/>
               <w:left w:val="single" w:color="AAAAAA" w:sz="2"/>
@@ -8378,7 +8714,7 @@
         </w:tc>
         <w:tc>
           <w:tcPr>
-            <w:tcW w:type="dxa" w:w="1805"/>
+            <w:tcW w:type="dxa" w:w="1757"/>
             <w:tcBorders>
               <w:top w:val="single" w:color="AAAAAA" w:sz="2"/>
               <w:left w:val="single" w:color="AAAAAA" w:sz="2"/>
@@ -8412,7 +8748,7 @@
       <w:tr>
         <w:tc>
           <w:tcPr>
-            <w:tcW w:type="dxa" w:w="1805"/>
+            <w:tcW w:type="dxa" w:w="1757"/>
             <w:tcBorders>
               <w:top w:val="single" w:color="AAAAAA" w:sz="2"/>
               <w:left w:val="single" w:color="AAAAAA" w:sz="2"/>
@@ -8441,7 +8777,7 @@
         </w:tc>
         <w:tc>
           <w:tcPr>
-            <w:tcW w:type="dxa" w:w="1805"/>
+            <w:tcW w:type="dxa" w:w="1757"/>
             <w:tcBorders>
               <w:top w:val="single" w:color="AAAAAA" w:sz="2"/>
               <w:left w:val="single" w:color="AAAAAA" w:sz="2"/>
@@ -8470,7 +8806,7 @@
         </w:tc>
         <w:tc>
           <w:tcPr>
-            <w:tcW w:type="dxa" w:w="1805"/>
+            <w:tcW w:type="dxa" w:w="1757"/>
             <w:tcBorders>
               <w:top w:val="single" w:color="AAAAAA" w:sz="2"/>
               <w:left w:val="single" w:color="AAAAAA" w:sz="2"/>
@@ -8499,7 +8835,7 @@
         </w:tc>
         <w:tc>
           <w:tcPr>
-            <w:tcW w:type="dxa" w:w="1805"/>
+            <w:tcW w:type="dxa" w:w="1757"/>
             <w:tcBorders>
               <w:top w:val="single" w:color="AAAAAA" w:sz="2"/>
               <w:left w:val="single" w:color="AAAAAA" w:sz="2"/>
@@ -8528,7 +8864,7 @@
         </w:tc>
         <w:tc>
           <w:tcPr>
-            <w:tcW w:type="dxa" w:w="1805"/>
+            <w:tcW w:type="dxa" w:w="1757"/>
             <w:tcBorders>
               <w:top w:val="single" w:color="AAAAAA" w:sz="2"/>
               <w:left w:val="single" w:color="AAAAAA" w:sz="2"/>
@@ -8559,7 +8895,7 @@
       <w:tr>
         <w:tc>
           <w:tcPr>
-            <w:tcW w:type="dxa" w:w="1805"/>
+            <w:tcW w:type="dxa" w:w="1757"/>
             <w:tcBorders>
               <w:top w:val="single" w:color="AAAAAA" w:sz="2"/>
               <w:left w:val="single" w:color="AAAAAA" w:sz="2"/>
@@ -8588,7 +8924,7 @@
         </w:tc>
         <w:tc>
           <w:tcPr>
-            <w:tcW w:type="dxa" w:w="1805"/>
+            <w:tcW w:type="dxa" w:w="1757"/>
             <w:tcBorders>
               <w:top w:val="single" w:color="AAAAAA" w:sz="2"/>
               <w:left w:val="single" w:color="AAAAAA" w:sz="2"/>
@@ -8617,7 +8953,7 @@
         </w:tc>
         <w:tc>
           <w:tcPr>
-            <w:tcW w:type="dxa" w:w="1805"/>
+            <w:tcW w:type="dxa" w:w="1757"/>
             <w:tcBorders>
               <w:top w:val="single" w:color="AAAAAA" w:sz="2"/>
               <w:left w:val="single" w:color="AAAAAA" w:sz="2"/>
@@ -8646,7 +8982,7 @@
         </w:tc>
         <w:tc>
           <w:tcPr>
-            <w:tcW w:type="dxa" w:w="1805"/>
+            <w:tcW w:type="dxa" w:w="1757"/>
             <w:tcBorders>
               <w:top w:val="single" w:color="AAAAAA" w:sz="2"/>
               <w:left w:val="single" w:color="AAAAAA" w:sz="2"/>
@@ -8675,7 +9011,7 @@
         </w:tc>
         <w:tc>
           <w:tcPr>
-            <w:tcW w:type="dxa" w:w="1805"/>
+            <w:tcW w:type="dxa" w:w="1757"/>
             <w:tcBorders>
               <w:top w:val="single" w:color="AAAAAA" w:sz="2"/>
               <w:left w:val="single" w:color="AAAAAA" w:sz="2"/>
@@ -8706,7 +9042,7 @@
       <w:tr>
         <w:tc>
           <w:tcPr>
-            <w:tcW w:type="dxa" w:w="1805"/>
+            <w:tcW w:type="dxa" w:w="1757"/>
             <w:tcBorders>
               <w:top w:val="single" w:color="AAAAAA" w:sz="2"/>
               <w:left w:val="single" w:color="AAAAAA" w:sz="2"/>
@@ -8735,7 +9071,7 @@
         </w:tc>
         <w:tc>
           <w:tcPr>
-            <w:tcW w:type="dxa" w:w="1805"/>
+            <w:tcW w:type="dxa" w:w="1757"/>
             <w:tcBorders>
               <w:top w:val="single" w:color="AAAAAA" w:sz="2"/>
               <w:left w:val="single" w:color="AAAAAA" w:sz="2"/>
@@ -8764,7 +9100,7 @@
         </w:tc>
         <w:tc>
           <w:tcPr>
-            <w:tcW w:type="dxa" w:w="1805"/>
+            <w:tcW w:type="dxa" w:w="1757"/>
             <w:tcBorders>
               <w:top w:val="single" w:color="AAAAAA" w:sz="2"/>
               <w:left w:val="single" w:color="AAAAAA" w:sz="2"/>
@@ -8793,7 +9129,7 @@
         </w:tc>
         <w:tc>
           <w:tcPr>
-            <w:tcW w:type="dxa" w:w="1805"/>
+            <w:tcW w:type="dxa" w:w="1757"/>
             <w:tcBorders>
               <w:top w:val="single" w:color="AAAAAA" w:sz="2"/>
               <w:left w:val="single" w:color="AAAAAA" w:sz="2"/>
@@ -8822,7 +9158,7 @@
         </w:tc>
         <w:tc>
           <w:tcPr>
-            <w:tcW w:type="dxa" w:w="1805"/>
+            <w:tcW w:type="dxa" w:w="1757"/>
             <w:tcBorders>
               <w:top w:val="single" w:color="AAAAAA" w:sz="2"/>
               <w:left w:val="single" w:color="AAAAAA" w:sz="2"/>
@@ -8853,7 +9189,7 @@
       <w:tr>
         <w:tc>
           <w:tcPr>
-            <w:tcW w:type="dxa" w:w="1805"/>
+            <w:tcW w:type="dxa" w:w="1757"/>
             <w:tcBorders>
               <w:top w:val="single" w:color="AAAAAA" w:sz="2"/>
               <w:left w:val="single" w:color="AAAAAA" w:sz="2"/>
@@ -8882,7 +9218,7 @@
         </w:tc>
         <w:tc>
           <w:tcPr>
-            <w:tcW w:type="dxa" w:w="1805"/>
+            <w:tcW w:type="dxa" w:w="1757"/>
             <w:tcBorders>
               <w:top w:val="single" w:color="AAAAAA" w:sz="2"/>
               <w:left w:val="single" w:color="AAAAAA" w:sz="2"/>
@@ -8911,7 +9247,7 @@
         </w:tc>
         <w:tc>
           <w:tcPr>
-            <w:tcW w:type="dxa" w:w="1805"/>
+            <w:tcW w:type="dxa" w:w="1757"/>
             <w:tcBorders>
               <w:top w:val="single" w:color="AAAAAA" w:sz="2"/>
               <w:left w:val="single" w:color="AAAAAA" w:sz="2"/>
@@ -8940,7 +9276,7 @@
         </w:tc>
         <w:tc>
           <w:tcPr>
-            <w:tcW w:type="dxa" w:w="1805"/>
+            <w:tcW w:type="dxa" w:w="1757"/>
             <w:tcBorders>
               <w:top w:val="single" w:color="AAAAAA" w:sz="2"/>
               <w:left w:val="single" w:color="AAAAAA" w:sz="2"/>
@@ -8969,7 +9305,7 @@
         </w:tc>
         <w:tc>
           <w:tcPr>
-            <w:tcW w:type="dxa" w:w="1805"/>
+            <w:tcW w:type="dxa" w:w="1757"/>
             <w:tcBorders>
               <w:top w:val="single" w:color="AAAAAA" w:sz="2"/>
               <w:left w:val="single" w:color="AAAAAA" w:sz="2"/>
@@ -9000,7 +9336,7 @@
       <w:tr>
         <w:tc>
           <w:tcPr>
-            <w:tcW w:type="dxa" w:w="1805"/>
+            <w:tcW w:type="dxa" w:w="1757"/>
             <w:tcBorders>
               <w:top w:val="single" w:color="AAAAAA" w:sz="2"/>
               <w:left w:val="single" w:color="AAAAAA" w:sz="2"/>
@@ -9029,7 +9365,7 @@
         </w:tc>
         <w:tc>
           <w:tcPr>
-            <w:tcW w:type="dxa" w:w="1805"/>
+            <w:tcW w:type="dxa" w:w="1757"/>
             <w:tcBorders>
               <w:top w:val="single" w:color="AAAAAA" w:sz="2"/>
               <w:left w:val="single" w:color="AAAAAA" w:sz="2"/>
@@ -9058,7 +9394,7 @@
         </w:tc>
         <w:tc>
           <w:tcPr>
-            <w:tcW w:type="dxa" w:w="1805"/>
+            <w:tcW w:type="dxa" w:w="1757"/>
             <w:tcBorders>
               <w:top w:val="single" w:color="AAAAAA" w:sz="2"/>
               <w:left w:val="single" w:color="AAAAAA" w:sz="2"/>
@@ -9087,7 +9423,7 @@
         </w:tc>
         <w:tc>
           <w:tcPr>
-            <w:tcW w:type="dxa" w:w="1805"/>
+            <w:tcW w:type="dxa" w:w="1757"/>
             <w:tcBorders>
               <w:top w:val="single" w:color="AAAAAA" w:sz="2"/>
               <w:left w:val="single" w:color="AAAAAA" w:sz="2"/>
@@ -9116,7 +9452,7 @@
         </w:tc>
         <w:tc>
           <w:tcPr>
-            <w:tcW w:type="dxa" w:w="1805"/>
+            <w:tcW w:type="dxa" w:w="1757"/>
             <w:tcBorders>
               <w:top w:val="single" w:color="AAAAAA" w:sz="2"/>
               <w:left w:val="single" w:color="AAAAAA" w:sz="2"/>
@@ -9147,7 +9483,7 @@
       <w:tr>
         <w:tc>
           <w:tcPr>
-            <w:tcW w:type="dxa" w:w="1805"/>
+            <w:tcW w:type="dxa" w:w="1757"/>
             <w:tcBorders>
               <w:top w:val="single" w:color="AAAAAA" w:sz="2"/>
               <w:left w:val="single" w:color="AAAAAA" w:sz="2"/>
@@ -9176,7 +9512,7 @@
         </w:tc>
         <w:tc>
           <w:tcPr>
-            <w:tcW w:type="dxa" w:w="1805"/>
+            <w:tcW w:type="dxa" w:w="1757"/>
             <w:tcBorders>
               <w:top w:val="single" w:color="AAAAAA" w:sz="2"/>
               <w:left w:val="single" w:color="AAAAAA" w:sz="2"/>
@@ -9205,7 +9541,7 @@
         </w:tc>
         <w:tc>
           <w:tcPr>
-            <w:tcW w:type="dxa" w:w="1805"/>
+            <w:tcW w:type="dxa" w:w="1757"/>
             <w:tcBorders>
               <w:top w:val="single" w:color="AAAAAA" w:sz="2"/>
               <w:left w:val="single" w:color="AAAAAA" w:sz="2"/>
@@ -9234,7 +9570,7 @@
         </w:tc>
         <w:tc>
           <w:tcPr>
-            <w:tcW w:type="dxa" w:w="1805"/>
+            <w:tcW w:type="dxa" w:w="1757"/>
             <w:tcBorders>
               <w:top w:val="single" w:color="AAAAAA" w:sz="2"/>
               <w:left w:val="single" w:color="AAAAAA" w:sz="2"/>
@@ -9263,7 +9599,7 @@
         </w:tc>
         <w:tc>
           <w:tcPr>
-            <w:tcW w:type="dxa" w:w="1805"/>
+            <w:tcW w:type="dxa" w:w="1757"/>
             <w:tcBorders>
               <w:top w:val="single" w:color="AAAAAA" w:sz="2"/>
               <w:left w:val="single" w:color="AAAAAA" w:sz="2"/>
@@ -9294,7 +9630,7 @@
       <w:tr>
         <w:tc>
           <w:tcPr>
-            <w:tcW w:type="dxa" w:w="1805"/>
+            <w:tcW w:type="dxa" w:w="1757"/>
             <w:tcBorders>
               <w:top w:val="single" w:color="AAAAAA" w:sz="2"/>
               <w:left w:val="single" w:color="AAAAAA" w:sz="2"/>
@@ -9323,7 +9659,7 @@
         </w:tc>
         <w:tc>
           <w:tcPr>
-            <w:tcW w:type="dxa" w:w="1805"/>
+            <w:tcW w:type="dxa" w:w="1757"/>
             <w:tcBorders>
               <w:top w:val="single" w:color="AAAAAA" w:sz="2"/>
               <w:left w:val="single" w:color="AAAAAA" w:sz="2"/>
@@ -9352,7 +9688,7 @@
         </w:tc>
         <w:tc>
           <w:tcPr>
-            <w:tcW w:type="dxa" w:w="1805"/>
+            <w:tcW w:type="dxa" w:w="1757"/>
             <w:tcBorders>
               <w:top w:val="single" w:color="AAAAAA" w:sz="2"/>
               <w:left w:val="single" w:color="AAAAAA" w:sz="2"/>
@@ -9381,7 +9717,7 @@
         </w:tc>
         <w:tc>
           <w:tcPr>
-            <w:tcW w:type="dxa" w:w="1805"/>
+            <w:tcW w:type="dxa" w:w="1757"/>
             <w:tcBorders>
               <w:top w:val="single" w:color="AAAAAA" w:sz="2"/>
               <w:left w:val="single" w:color="AAAAAA" w:sz="2"/>
@@ -9410,7 +9746,7 @@
         </w:tc>
         <w:tc>
           <w:tcPr>
-            <w:tcW w:type="dxa" w:w="1805"/>
+            <w:tcW w:type="dxa" w:w="1757"/>
             <w:tcBorders>
               <w:top w:val="single" w:color="AAAAAA" w:sz="2"/>
               <w:left w:val="single" w:color="AAAAAA" w:sz="2"/>
@@ -9441,7 +9777,7 @@
       <w:tr>
         <w:tc>
           <w:tcPr>
-            <w:tcW w:type="dxa" w:w="1805"/>
+            <w:tcW w:type="dxa" w:w="1757"/>
             <w:tcBorders>
               <w:top w:val="single" w:color="AAAAAA" w:sz="2"/>
               <w:left w:val="single" w:color="AAAAAA" w:sz="2"/>
@@ -9470,7 +9806,7 @@
         </w:tc>
         <w:tc>
           <w:tcPr>
-            <w:tcW w:type="dxa" w:w="1805"/>
+            <w:tcW w:type="dxa" w:w="1757"/>
             <w:tcBorders>
               <w:top w:val="single" w:color="AAAAAA" w:sz="2"/>
               <w:left w:val="single" w:color="AAAAAA" w:sz="2"/>
@@ -9499,7 +9835,7 @@
         </w:tc>
         <w:tc>
           <w:tcPr>
-            <w:tcW w:type="dxa" w:w="1805"/>
+            <w:tcW w:type="dxa" w:w="1757"/>
             <w:tcBorders>
               <w:top w:val="single" w:color="AAAAAA" w:sz="2"/>
               <w:left w:val="single" w:color="AAAAAA" w:sz="2"/>
@@ -9528,7 +9864,7 @@
         </w:tc>
         <w:tc>
           <w:tcPr>
-            <w:tcW w:type="dxa" w:w="1805"/>
+            <w:tcW w:type="dxa" w:w="1757"/>
             <w:tcBorders>
               <w:top w:val="single" w:color="AAAAAA" w:sz="2"/>
               <w:left w:val="single" w:color="AAAAAA" w:sz="2"/>
@@ -9557,7 +9893,7 @@
         </w:tc>
         <w:tc>
           <w:tcPr>
-            <w:tcW w:type="dxa" w:w="1805"/>
+            <w:tcW w:type="dxa" w:w="1757"/>
             <w:tcBorders>
               <w:top w:val="single" w:color="AAAAAA" w:sz="2"/>
               <w:left w:val="single" w:color="AAAAAA" w:sz="2"/>
@@ -9613,7 +9949,7 @@
     </w:p>
     <w:tbl>
       <w:tblPr>
-        <w:tblW w:type="dxa" w:w="9026"/>
+        <w:tblW w:type="dxa" w:w="8788"/>
         <w:tblBorders>
           <w:top w:val="single" w:color="auto" w:sz="4"/>
           <w:left w:val="single" w:color="auto" w:sz="4"/>
@@ -9624,14 +9960,14 @@
         </w:tblBorders>
       </w:tblPr>
       <w:tblGrid>
-        <w:gridCol w:w="1128"/>
-        <w:gridCol w:w="1128"/>
-        <w:gridCol w:w="1128"/>
-        <w:gridCol w:w="1128"/>
-        <w:gridCol w:w="1128"/>
-        <w:gridCol w:w="1128"/>
-        <w:gridCol w:w="1128"/>
-        <w:gridCol w:w="1128"/>
+        <w:gridCol w:w="1098"/>
+        <w:gridCol w:w="1098"/>
+        <w:gridCol w:w="1098"/>
+        <w:gridCol w:w="1098"/>
+        <w:gridCol w:w="1098"/>
+        <w:gridCol w:w="1098"/>
+        <w:gridCol w:w="1098"/>
+        <w:gridCol w:w="1098"/>
       </w:tblGrid>
       <w:tr>
         <w:trPr>
@@ -9639,7 +9975,7 @@
         </w:trPr>
         <w:tc>
           <w:tcPr>
-            <w:tcW w:type="dxa" w:w="1128"/>
+            <w:tcW w:type="dxa" w:w="1098"/>
             <w:tcBorders>
               <w:top w:val="single" w:color="AAAAAA" w:sz="2"/>
               <w:left w:val="single" w:color="AAAAAA" w:sz="2"/>
@@ -9671,7 +10007,7 @@
         </w:tc>
         <w:tc>
           <w:tcPr>
-            <w:tcW w:type="dxa" w:w="1128"/>
+            <w:tcW w:type="dxa" w:w="1098"/>
             <w:tcBorders>
               <w:top w:val="single" w:color="AAAAAA" w:sz="2"/>
               <w:left w:val="single" w:color="AAAAAA" w:sz="2"/>
@@ -9703,7 +10039,7 @@
         </w:tc>
         <w:tc>
           <w:tcPr>
-            <w:tcW w:type="dxa" w:w="1128"/>
+            <w:tcW w:type="dxa" w:w="1098"/>
             <w:tcBorders>
               <w:top w:val="single" w:color="AAAAAA" w:sz="2"/>
               <w:left w:val="single" w:color="AAAAAA" w:sz="2"/>
@@ -9735,7 +10071,7 @@
         </w:tc>
         <w:tc>
           <w:tcPr>
-            <w:tcW w:type="dxa" w:w="1128"/>
+            <w:tcW w:type="dxa" w:w="1098"/>
             <w:tcBorders>
               <w:top w:val="single" w:color="AAAAAA" w:sz="2"/>
               <w:left w:val="single" w:color="AAAAAA" w:sz="2"/>
@@ -9767,7 +10103,7 @@
         </w:tc>
         <w:tc>
           <w:tcPr>
-            <w:tcW w:type="dxa" w:w="1128"/>
+            <w:tcW w:type="dxa" w:w="1098"/>
             <w:tcBorders>
               <w:top w:val="single" w:color="AAAAAA" w:sz="2"/>
               <w:left w:val="single" w:color="AAAAAA" w:sz="2"/>
@@ -9799,7 +10135,7 @@
         </w:tc>
         <w:tc>
           <w:tcPr>
-            <w:tcW w:type="dxa" w:w="1128"/>
+            <w:tcW w:type="dxa" w:w="1098"/>
             <w:tcBorders>
               <w:top w:val="single" w:color="AAAAAA" w:sz="2"/>
               <w:left w:val="single" w:color="AAAAAA" w:sz="2"/>
@@ -9831,7 +10167,7 @@
         </w:tc>
         <w:tc>
           <w:tcPr>
-            <w:tcW w:type="dxa" w:w="1128"/>
+            <w:tcW w:type="dxa" w:w="1098"/>
             <w:tcBorders>
               <w:top w:val="single" w:color="AAAAAA" w:sz="2"/>
               <w:left w:val="single" w:color="AAAAAA" w:sz="2"/>
@@ -9863,7 +10199,7 @@
         </w:tc>
         <w:tc>
           <w:tcPr>
-            <w:tcW w:type="dxa" w:w="1128"/>
+            <w:tcW w:type="dxa" w:w="1098"/>
             <w:tcBorders>
               <w:top w:val="single" w:color="AAAAAA" w:sz="2"/>
               <w:left w:val="single" w:color="AAAAAA" w:sz="2"/>
@@ -9962,7 +10298,7 @@
     </w:p>
     <w:tbl>
       <w:tblPr>
-        <w:tblW w:type="dxa" w:w="9026"/>
+        <w:tblW w:type="dxa" w:w="8788"/>
         <w:tblBorders>
           <w:top w:val="single" w:color="auto" w:sz="4"/>
           <w:left w:val="single" w:color="auto" w:sz="4"/>
@@ -9973,10 +10309,10 @@
         </w:tblBorders>
       </w:tblPr>
       <w:tblGrid>
-        <w:gridCol w:w="2256"/>
-        <w:gridCol w:w="2256"/>
-        <w:gridCol w:w="2256"/>
-        <w:gridCol w:w="2256"/>
+        <w:gridCol w:w="2197"/>
+        <w:gridCol w:w="2197"/>
+        <w:gridCol w:w="2197"/>
+        <w:gridCol w:w="2197"/>
       </w:tblGrid>
       <w:tr>
         <w:trPr>
@@ -9984,7 +10320,7 @@
         </w:trPr>
         <w:tc>
           <w:tcPr>
-            <w:tcW w:type="dxa" w:w="2256"/>
+            <w:tcW w:type="dxa" w:w="2197"/>
             <w:tcBorders>
               <w:top w:val="single" w:color="AAAAAA" w:sz="2"/>
               <w:left w:val="single" w:color="AAAAAA" w:sz="2"/>
@@ -10016,7 +10352,7 @@
         </w:tc>
         <w:tc>
           <w:tcPr>
-            <w:tcW w:type="dxa" w:w="2256"/>
+            <w:tcW w:type="dxa" w:w="2197"/>
             <w:tcBorders>
               <w:top w:val="single" w:color="AAAAAA" w:sz="2"/>
               <w:left w:val="single" w:color="AAAAAA" w:sz="2"/>
@@ -10048,7 +10384,7 @@
         </w:tc>
         <w:tc>
           <w:tcPr>
-            <w:tcW w:type="dxa" w:w="2256"/>
+            <w:tcW w:type="dxa" w:w="2197"/>
             <w:tcBorders>
               <w:top w:val="single" w:color="AAAAAA" w:sz="2"/>
               <w:left w:val="single" w:color="AAAAAA" w:sz="2"/>
@@ -10080,7 +10416,7 @@
         </w:tc>
         <w:tc>
           <w:tcPr>
-            <w:tcW w:type="dxa" w:w="2256"/>
+            <w:tcW w:type="dxa" w:w="2197"/>
             <w:tcBorders>
               <w:top w:val="single" w:color="AAAAAA" w:sz="2"/>
               <w:left w:val="single" w:color="AAAAAA" w:sz="2"/>
@@ -10114,7 +10450,7 @@
       <w:tr>
         <w:tc>
           <w:tcPr>
-            <w:tcW w:type="dxa" w:w="2256"/>
+            <w:tcW w:type="dxa" w:w="2197"/>
             <w:tcBorders>
               <w:top w:val="single" w:color="AAAAAA" w:sz="2"/>
               <w:left w:val="single" w:color="AAAAAA" w:sz="2"/>
@@ -10143,7 +10479,7 @@
         </w:tc>
         <w:tc>
           <w:tcPr>
-            <w:tcW w:type="dxa" w:w="2256"/>
+            <w:tcW w:type="dxa" w:w="2197"/>
             <w:tcBorders>
               <w:top w:val="single" w:color="AAAAAA" w:sz="2"/>
               <w:left w:val="single" w:color="AAAAAA" w:sz="2"/>
@@ -10172,7 +10508,7 @@
         </w:tc>
         <w:tc>
           <w:tcPr>
-            <w:tcW w:type="dxa" w:w="2256"/>
+            <w:tcW w:type="dxa" w:w="2197"/>
             <w:tcBorders>
               <w:top w:val="single" w:color="AAAAAA" w:sz="2"/>
               <w:left w:val="single" w:color="AAAAAA" w:sz="2"/>
@@ -10201,7 +10537,7 @@
         </w:tc>
         <w:tc>
           <w:tcPr>
-            <w:tcW w:type="dxa" w:w="2256"/>
+            <w:tcW w:type="dxa" w:w="2197"/>
             <w:tcBorders>
               <w:top w:val="single" w:color="AAAAAA" w:sz="2"/>
               <w:left w:val="single" w:color="AAAAAA" w:sz="2"/>
@@ -10232,7 +10568,7 @@
       <w:tr>
         <w:tc>
           <w:tcPr>
-            <w:tcW w:type="dxa" w:w="2256"/>
+            <w:tcW w:type="dxa" w:w="2197"/>
             <w:tcBorders>
               <w:top w:val="single" w:color="AAAAAA" w:sz="2"/>
               <w:left w:val="single" w:color="AAAAAA" w:sz="2"/>
@@ -10261,7 +10597,7 @@
         </w:tc>
         <w:tc>
           <w:tcPr>
-            <w:tcW w:type="dxa" w:w="2256"/>
+            <w:tcW w:type="dxa" w:w="2197"/>
             <w:tcBorders>
               <w:top w:val="single" w:color="AAAAAA" w:sz="2"/>
               <w:left w:val="single" w:color="AAAAAA" w:sz="2"/>
@@ -10290,7 +10626,7 @@
         </w:tc>
         <w:tc>
           <w:tcPr>
-            <w:tcW w:type="dxa" w:w="2256"/>
+            <w:tcW w:type="dxa" w:w="2197"/>
             <w:tcBorders>
               <w:top w:val="single" w:color="AAAAAA" w:sz="2"/>
               <w:left w:val="single" w:color="AAAAAA" w:sz="2"/>
@@ -10319,7 +10655,7 @@
         </w:tc>
         <w:tc>
           <w:tcPr>
-            <w:tcW w:type="dxa" w:w="2256"/>
+            <w:tcW w:type="dxa" w:w="2197"/>
             <w:tcBorders>
               <w:top w:val="single" w:color="AAAAAA" w:sz="2"/>
               <w:left w:val="single" w:color="AAAAAA" w:sz="2"/>
@@ -10350,7 +10686,7 @@
       <w:tr>
         <w:tc>
           <w:tcPr>
-            <w:tcW w:type="dxa" w:w="2256"/>
+            <w:tcW w:type="dxa" w:w="2197"/>
             <w:tcBorders>
               <w:top w:val="single" w:color="AAAAAA" w:sz="2"/>
               <w:left w:val="single" w:color="AAAAAA" w:sz="2"/>
@@ -10379,7 +10715,7 @@
         </w:tc>
         <w:tc>
           <w:tcPr>
-            <w:tcW w:type="dxa" w:w="2256"/>
+            <w:tcW w:type="dxa" w:w="2197"/>
             <w:tcBorders>
               <w:top w:val="single" w:color="AAAAAA" w:sz="2"/>
               <w:left w:val="single" w:color="AAAAAA" w:sz="2"/>
@@ -10408,7 +10744,7 @@
         </w:tc>
         <w:tc>
           <w:tcPr>
-            <w:tcW w:type="dxa" w:w="2256"/>
+            <w:tcW w:type="dxa" w:w="2197"/>
             <w:tcBorders>
               <w:top w:val="single" w:color="AAAAAA" w:sz="2"/>
               <w:left w:val="single" w:color="AAAAAA" w:sz="2"/>
@@ -10437,7 +10773,7 @@
         </w:tc>
         <w:tc>
           <w:tcPr>
-            <w:tcW w:type="dxa" w:w="2256"/>
+            <w:tcW w:type="dxa" w:w="2197"/>
             <w:tcBorders>
               <w:top w:val="single" w:color="AAAAAA" w:sz="2"/>
               <w:left w:val="single" w:color="AAAAAA" w:sz="2"/>
@@ -10468,7 +10804,7 @@
       <w:tr>
         <w:tc>
           <w:tcPr>
-            <w:tcW w:type="dxa" w:w="2256"/>
+            <w:tcW w:type="dxa" w:w="2197"/>
             <w:tcBorders>
               <w:top w:val="single" w:color="AAAAAA" w:sz="2"/>
               <w:left w:val="single" w:color="AAAAAA" w:sz="2"/>
@@ -10497,7 +10833,7 @@
         </w:tc>
         <w:tc>
           <w:tcPr>
-            <w:tcW w:type="dxa" w:w="2256"/>
+            <w:tcW w:type="dxa" w:w="2197"/>
             <w:tcBorders>
               <w:top w:val="single" w:color="AAAAAA" w:sz="2"/>
               <w:left w:val="single" w:color="AAAAAA" w:sz="2"/>
@@ -10526,7 +10862,7 @@
         </w:tc>
         <w:tc>
           <w:tcPr>
-            <w:tcW w:type="dxa" w:w="2256"/>
+            <w:tcW w:type="dxa" w:w="2197"/>
             <w:tcBorders>
               <w:top w:val="single" w:color="AAAAAA" w:sz="2"/>
               <w:left w:val="single" w:color="AAAAAA" w:sz="2"/>
@@ -10555,7 +10891,7 @@
         </w:tc>
         <w:tc>
           <w:tcPr>
-            <w:tcW w:type="dxa" w:w="2256"/>
+            <w:tcW w:type="dxa" w:w="2197"/>
             <w:tcBorders>
               <w:top w:val="single" w:color="AAAAAA" w:sz="2"/>
               <w:left w:val="single" w:color="AAAAAA" w:sz="2"/>
@@ -10697,7 +11033,7 @@
     </w:p>
     <w:tbl>
       <w:tblPr>
-        <w:tblW w:type="dxa" w:w="9026"/>
+        <w:tblW w:type="dxa" w:w="8788"/>
         <w:tblBorders>
           <w:top w:val="single" w:color="auto" w:sz="4"/>
           <w:left w:val="single" w:color="auto" w:sz="4"/>
@@ -10708,10 +11044,10 @@
         </w:tblBorders>
       </w:tblPr>
       <w:tblGrid>
-        <w:gridCol w:w="2256"/>
-        <w:gridCol w:w="2256"/>
-        <w:gridCol w:w="2256"/>
-        <w:gridCol w:w="2256"/>
+        <w:gridCol w:w="2197"/>
+        <w:gridCol w:w="2197"/>
+        <w:gridCol w:w="2197"/>
+        <w:gridCol w:w="2197"/>
       </w:tblGrid>
       <w:tr>
         <w:trPr>
@@ -10719,7 +11055,7 @@
         </w:trPr>
         <w:tc>
           <w:tcPr>
-            <w:tcW w:type="dxa" w:w="2256"/>
+            <w:tcW w:type="dxa" w:w="2197"/>
             <w:tcBorders>
               <w:top w:val="single" w:color="AAAAAA" w:sz="2"/>
               <w:left w:val="single" w:color="AAAAAA" w:sz="2"/>
@@ -10751,7 +11087,7 @@
         </w:tc>
         <w:tc>
           <w:tcPr>
-            <w:tcW w:type="dxa" w:w="2256"/>
+            <w:tcW w:type="dxa" w:w="2197"/>
             <w:tcBorders>
               <w:top w:val="single" w:color="AAAAAA" w:sz="2"/>
               <w:left w:val="single" w:color="AAAAAA" w:sz="2"/>
@@ -10783,7 +11119,7 @@
         </w:tc>
         <w:tc>
           <w:tcPr>
-            <w:tcW w:type="dxa" w:w="2256"/>
+            <w:tcW w:type="dxa" w:w="2197"/>
             <w:tcBorders>
               <w:top w:val="single" w:color="AAAAAA" w:sz="2"/>
               <w:left w:val="single" w:color="AAAAAA" w:sz="2"/>
@@ -10815,7 +11151,7 @@
         </w:tc>
         <w:tc>
           <w:tcPr>
-            <w:tcW w:type="dxa" w:w="2256"/>
+            <w:tcW w:type="dxa" w:w="2197"/>
             <w:tcBorders>
               <w:top w:val="single" w:color="AAAAAA" w:sz="2"/>
               <w:left w:val="single" w:color="AAAAAA" w:sz="2"/>
@@ -10849,7 +11185,7 @@
       <w:tr>
         <w:tc>
           <w:tcPr>
-            <w:tcW w:type="dxa" w:w="2256"/>
+            <w:tcW w:type="dxa" w:w="2197"/>
             <w:tcBorders>
               <w:top w:val="single" w:color="AAAAAA" w:sz="2"/>
               <w:left w:val="single" w:color="AAAAAA" w:sz="2"/>
@@ -10878,7 +11214,7 @@
         </w:tc>
         <w:tc>
           <w:tcPr>
-            <w:tcW w:type="dxa" w:w="2256"/>
+            <w:tcW w:type="dxa" w:w="2197"/>
             <w:tcBorders>
               <w:top w:val="single" w:color="AAAAAA" w:sz="2"/>
               <w:left w:val="single" w:color="AAAAAA" w:sz="2"/>
@@ -10907,7 +11243,7 @@
         </w:tc>
         <w:tc>
           <w:tcPr>
-            <w:tcW w:type="dxa" w:w="2256"/>
+            <w:tcW w:type="dxa" w:w="2197"/>
             <w:tcBorders>
               <w:top w:val="single" w:color="AAAAAA" w:sz="2"/>
               <w:left w:val="single" w:color="AAAAAA" w:sz="2"/>
@@ -10936,7 +11272,7 @@
         </w:tc>
         <w:tc>
           <w:tcPr>
-            <w:tcW w:type="dxa" w:w="2256"/>
+            <w:tcW w:type="dxa" w:w="2197"/>
             <w:tcBorders>
               <w:top w:val="single" w:color="AAAAAA" w:sz="2"/>
               <w:left w:val="single" w:color="AAAAAA" w:sz="2"/>
@@ -10967,7 +11303,7 @@
       <w:tr>
         <w:tc>
           <w:tcPr>
-            <w:tcW w:type="dxa" w:w="2256"/>
+            <w:tcW w:type="dxa" w:w="2197"/>
             <w:tcBorders>
               <w:top w:val="single" w:color="AAAAAA" w:sz="2"/>
               <w:left w:val="single" w:color="AAAAAA" w:sz="2"/>
@@ -10996,7 +11332,7 @@
         </w:tc>
         <w:tc>
           <w:tcPr>
-            <w:tcW w:type="dxa" w:w="2256"/>
+            <w:tcW w:type="dxa" w:w="2197"/>
             <w:tcBorders>
               <w:top w:val="single" w:color="AAAAAA" w:sz="2"/>
               <w:left w:val="single" w:color="AAAAAA" w:sz="2"/>
@@ -11025,7 +11361,7 @@
         </w:tc>
         <w:tc>
           <w:tcPr>
-            <w:tcW w:type="dxa" w:w="2256"/>
+            <w:tcW w:type="dxa" w:w="2197"/>
             <w:tcBorders>
               <w:top w:val="single" w:color="AAAAAA" w:sz="2"/>
               <w:left w:val="single" w:color="AAAAAA" w:sz="2"/>
@@ -11054,7 +11390,7 @@
         </w:tc>
         <w:tc>
           <w:tcPr>
-            <w:tcW w:type="dxa" w:w="2256"/>
+            <w:tcW w:type="dxa" w:w="2197"/>
             <w:tcBorders>
               <w:top w:val="single" w:color="AAAAAA" w:sz="2"/>
               <w:left w:val="single" w:color="AAAAAA" w:sz="2"/>
@@ -11085,7 +11421,7 @@
       <w:tr>
         <w:tc>
           <w:tcPr>
-            <w:tcW w:type="dxa" w:w="2256"/>
+            <w:tcW w:type="dxa" w:w="2197"/>
             <w:tcBorders>
               <w:top w:val="single" w:color="AAAAAA" w:sz="2"/>
               <w:left w:val="single" w:color="AAAAAA" w:sz="2"/>
@@ -11114,7 +11450,7 @@
         </w:tc>
         <w:tc>
           <w:tcPr>
-            <w:tcW w:type="dxa" w:w="2256"/>
+            <w:tcW w:type="dxa" w:w="2197"/>
             <w:tcBorders>
               <w:top w:val="single" w:color="AAAAAA" w:sz="2"/>
               <w:left w:val="single" w:color="AAAAAA" w:sz="2"/>
@@ -11143,7 +11479,7 @@
         </w:tc>
         <w:tc>
           <w:tcPr>
-            <w:tcW w:type="dxa" w:w="2256"/>
+            <w:tcW w:type="dxa" w:w="2197"/>
             <w:tcBorders>
               <w:top w:val="single" w:color="AAAAAA" w:sz="2"/>
               <w:left w:val="single" w:color="AAAAAA" w:sz="2"/>
@@ -11172,7 +11508,7 @@
         </w:tc>
         <w:tc>
           <w:tcPr>
-            <w:tcW w:type="dxa" w:w="2256"/>
+            <w:tcW w:type="dxa" w:w="2197"/>
             <w:tcBorders>
               <w:top w:val="single" w:color="AAAAAA" w:sz="2"/>
               <w:left w:val="single" w:color="AAAAAA" w:sz="2"/>
@@ -11728,7 +12064,7 @@
     </w:p>
     <w:tbl>
       <w:tblPr>
-        <w:tblW w:type="dxa" w:w="9026"/>
+        <w:tblW w:type="dxa" w:w="8788"/>
         <w:tblBorders>
           <w:top w:val="single" w:color="auto" w:sz="4"/>
           <w:left w:val="single" w:color="auto" w:sz="4"/>
@@ -11739,9 +12075,9 @@
         </w:tblBorders>
       </w:tblPr>
       <w:tblGrid>
-        <w:gridCol w:w="3008"/>
-        <w:gridCol w:w="3008"/>
-        <w:gridCol w:w="3008"/>
+        <w:gridCol w:w="2929"/>
+        <w:gridCol w:w="2929"/>
+        <w:gridCol w:w="2929"/>
       </w:tblGrid>
       <w:tr>
         <w:trPr>
@@ -11749,7 +12085,7 @@
         </w:trPr>
         <w:tc>
           <w:tcPr>
-            <w:tcW w:type="dxa" w:w="3008"/>
+            <w:tcW w:type="dxa" w:w="2929"/>
             <w:tcBorders>
               <w:top w:val="single" w:color="AAAAAA" w:sz="2"/>
               <w:left w:val="single" w:color="AAAAAA" w:sz="2"/>
@@ -11781,7 +12117,7 @@
         </w:tc>
         <w:tc>
           <w:tcPr>
-            <w:tcW w:type="dxa" w:w="3008"/>
+            <w:tcW w:type="dxa" w:w="2929"/>
             <w:tcBorders>
               <w:top w:val="single" w:color="AAAAAA" w:sz="2"/>
               <w:left w:val="single" w:color="AAAAAA" w:sz="2"/>
@@ -11813,7 +12149,7 @@
         </w:tc>
         <w:tc>
           <w:tcPr>
-            <w:tcW w:type="dxa" w:w="3008"/>
+            <w:tcW w:type="dxa" w:w="2929"/>
             <w:tcBorders>
               <w:top w:val="single" w:color="AAAAAA" w:sz="2"/>
               <w:left w:val="single" w:color="AAAAAA" w:sz="2"/>
@@ -11847,7 +12183,7 @@
       <w:tr>
         <w:tc>
           <w:tcPr>
-            <w:tcW w:type="dxa" w:w="3008"/>
+            <w:tcW w:type="dxa" w:w="2929"/>
             <w:tcBorders>
               <w:top w:val="single" w:color="AAAAAA" w:sz="2"/>
               <w:left w:val="single" w:color="AAAAAA" w:sz="2"/>
@@ -11876,7 +12212,7 @@
         </w:tc>
         <w:tc>
           <w:tcPr>
-            <w:tcW w:type="dxa" w:w="3008"/>
+            <w:tcW w:type="dxa" w:w="2929"/>
             <w:tcBorders>
               <w:top w:val="single" w:color="AAAAAA" w:sz="2"/>
               <w:left w:val="single" w:color="AAAAAA" w:sz="2"/>
@@ -11905,7 +12241,7 @@
         </w:tc>
         <w:tc>
           <w:tcPr>
-            <w:tcW w:type="dxa" w:w="3008"/>
+            <w:tcW w:type="dxa" w:w="2929"/>
             <w:tcBorders>
               <w:top w:val="single" w:color="AAAAAA" w:sz="2"/>
               <w:left w:val="single" w:color="AAAAAA" w:sz="2"/>
@@ -11936,7 +12272,7 @@
       <w:tr>
         <w:tc>
           <w:tcPr>
-            <w:tcW w:type="dxa" w:w="3008"/>
+            <w:tcW w:type="dxa" w:w="2929"/>
             <w:tcBorders>
               <w:top w:val="single" w:color="AAAAAA" w:sz="2"/>
               <w:left w:val="single" w:color="AAAAAA" w:sz="2"/>
@@ -11965,7 +12301,7 @@
         </w:tc>
         <w:tc>
           <w:tcPr>
-            <w:tcW w:type="dxa" w:w="3008"/>
+            <w:tcW w:type="dxa" w:w="2929"/>
             <w:tcBorders>
               <w:top w:val="single" w:color="AAAAAA" w:sz="2"/>
               <w:left w:val="single" w:color="AAAAAA" w:sz="2"/>
@@ -11994,7 +12330,7 @@
         </w:tc>
         <w:tc>
           <w:tcPr>
-            <w:tcW w:type="dxa" w:w="3008"/>
+            <w:tcW w:type="dxa" w:w="2929"/>
             <w:tcBorders>
               <w:top w:val="single" w:color="AAAAAA" w:sz="2"/>
               <w:left w:val="single" w:color="AAAAAA" w:sz="2"/>
@@ -12025,7 +12361,7 @@
       <w:tr>
         <w:tc>
           <w:tcPr>
-            <w:tcW w:type="dxa" w:w="3008"/>
+            <w:tcW w:type="dxa" w:w="2929"/>
             <w:tcBorders>
               <w:top w:val="single" w:color="AAAAAA" w:sz="2"/>
               <w:left w:val="single" w:color="AAAAAA" w:sz="2"/>
@@ -12054,7 +12390,7 @@
         </w:tc>
         <w:tc>
           <w:tcPr>
-            <w:tcW w:type="dxa" w:w="3008"/>
+            <w:tcW w:type="dxa" w:w="2929"/>
             <w:tcBorders>
               <w:top w:val="single" w:color="AAAAAA" w:sz="2"/>
               <w:left w:val="single" w:color="AAAAAA" w:sz="2"/>
@@ -12083,7 +12419,7 @@
         </w:tc>
         <w:tc>
           <w:tcPr>
-            <w:tcW w:type="dxa" w:w="3008"/>
+            <w:tcW w:type="dxa" w:w="2929"/>
             <w:tcBorders>
               <w:top w:val="single" w:color="AAAAAA" w:sz="2"/>
               <w:left w:val="single" w:color="AAAAAA" w:sz="2"/>
@@ -12207,7 +12543,7 @@
     </w:p>
     <w:tbl>
       <w:tblPr>
-        <w:tblW w:type="dxa" w:w="9026"/>
+        <w:tblW w:type="dxa" w:w="8788"/>
         <w:tblBorders>
           <w:top w:val="single" w:color="auto" w:sz="4"/>
           <w:left w:val="single" w:color="auto" w:sz="4"/>
@@ -12218,8 +12554,8 @@
         </w:tblBorders>
       </w:tblPr>
       <w:tblGrid>
-        <w:gridCol w:w="4513"/>
-        <w:gridCol w:w="4513"/>
+        <w:gridCol w:w="4394"/>
+        <w:gridCol w:w="4394"/>
       </w:tblGrid>
       <w:tr>
         <w:trPr>
@@ -12227,7 +12563,7 @@
         </w:trPr>
         <w:tc>
           <w:tcPr>
-            <w:tcW w:type="dxa" w:w="4513"/>
+            <w:tcW w:type="dxa" w:w="4394"/>
             <w:tcBorders>
               <w:top w:val="single" w:color="AAAAAA" w:sz="2"/>
               <w:left w:val="single" w:color="AAAAAA" w:sz="2"/>
@@ -12259,7 +12595,7 @@
         </w:tc>
         <w:tc>
           <w:tcPr>
-            <w:tcW w:type="dxa" w:w="4513"/>
+            <w:tcW w:type="dxa" w:w="4394"/>
             <w:tcBorders>
               <w:top w:val="single" w:color="AAAAAA" w:sz="2"/>
               <w:left w:val="single" w:color="AAAAAA" w:sz="2"/>
@@ -12293,7 +12629,7 @@
       <w:tr>
         <w:tc>
           <w:tcPr>
-            <w:tcW w:type="dxa" w:w="4513"/>
+            <w:tcW w:type="dxa" w:w="4394"/>
             <w:tcBorders>
               <w:top w:val="single" w:color="AAAAAA" w:sz="2"/>
               <w:left w:val="single" w:color="AAAAAA" w:sz="2"/>
@@ -12322,7 +12658,7 @@
         </w:tc>
         <w:tc>
           <w:tcPr>
-            <w:tcW w:type="dxa" w:w="4513"/>
+            <w:tcW w:type="dxa" w:w="4394"/>
             <w:tcBorders>
               <w:top w:val="single" w:color="AAAAAA" w:sz="2"/>
               <w:left w:val="single" w:color="AAAAAA" w:sz="2"/>
@@ -12353,7 +12689,7 @@
       <w:tr>
         <w:tc>
           <w:tcPr>
-            <w:tcW w:type="dxa" w:w="4513"/>
+            <w:tcW w:type="dxa" w:w="4394"/>
             <w:tcBorders>
               <w:top w:val="single" w:color="AAAAAA" w:sz="2"/>
               <w:left w:val="single" w:color="AAAAAA" w:sz="2"/>
@@ -12382,7 +12718,7 @@
         </w:tc>
         <w:tc>
           <w:tcPr>
-            <w:tcW w:type="dxa" w:w="4513"/>
+            <w:tcW w:type="dxa" w:w="4394"/>
             <w:tcBorders>
               <w:top w:val="single" w:color="AAAAAA" w:sz="2"/>
               <w:left w:val="single" w:color="AAAAAA" w:sz="2"/>
@@ -12413,7 +12749,7 @@
       <w:tr>
         <w:tc>
           <w:tcPr>
-            <w:tcW w:type="dxa" w:w="4513"/>
+            <w:tcW w:type="dxa" w:w="4394"/>
             <w:tcBorders>
               <w:top w:val="single" w:color="AAAAAA" w:sz="2"/>
               <w:left w:val="single" w:color="AAAAAA" w:sz="2"/>
@@ -12442,7 +12778,7 @@
         </w:tc>
         <w:tc>
           <w:tcPr>
-            <w:tcW w:type="dxa" w:w="4513"/>
+            <w:tcW w:type="dxa" w:w="4394"/>
             <w:tcBorders>
               <w:top w:val="single" w:color="AAAAAA" w:sz="2"/>
               <w:left w:val="single" w:color="AAAAAA" w:sz="2"/>
@@ -12473,7 +12809,7 @@
       <w:tr>
         <w:tc>
           <w:tcPr>
-            <w:tcW w:type="dxa" w:w="4513"/>
+            <w:tcW w:type="dxa" w:w="4394"/>
             <w:tcBorders>
               <w:top w:val="single" w:color="AAAAAA" w:sz="2"/>
               <w:left w:val="single" w:color="AAAAAA" w:sz="2"/>
@@ -12502,7 +12838,7 @@
         </w:tc>
         <w:tc>
           <w:tcPr>
-            <w:tcW w:type="dxa" w:w="4513"/>
+            <w:tcW w:type="dxa" w:w="4394"/>
             <w:tcBorders>
               <w:top w:val="single" w:color="AAAAAA" w:sz="2"/>
               <w:left w:val="single" w:color="AAAAAA" w:sz="2"/>
@@ -12533,7 +12869,7 @@
       <w:tr>
         <w:tc>
           <w:tcPr>
-            <w:tcW w:type="dxa" w:w="4513"/>
+            <w:tcW w:type="dxa" w:w="4394"/>
             <w:tcBorders>
               <w:top w:val="single" w:color="AAAAAA" w:sz="2"/>
               <w:left w:val="single" w:color="AAAAAA" w:sz="2"/>
@@ -12562,7 +12898,7 @@
         </w:tc>
         <w:tc>
           <w:tcPr>
-            <w:tcW w:type="dxa" w:w="4513"/>
+            <w:tcW w:type="dxa" w:w="4394"/>
             <w:tcBorders>
               <w:top w:val="single" w:color="AAAAAA" w:sz="2"/>
               <w:left w:val="single" w:color="AAAAAA" w:sz="2"/>
@@ -12593,7 +12929,7 @@
       <w:tr>
         <w:tc>
           <w:tcPr>
-            <w:tcW w:type="dxa" w:w="4513"/>
+            <w:tcW w:type="dxa" w:w="4394"/>
             <w:tcBorders>
               <w:top w:val="single" w:color="AAAAAA" w:sz="2"/>
               <w:left w:val="single" w:color="AAAAAA" w:sz="2"/>
@@ -12622,7 +12958,7 @@
         </w:tc>
         <w:tc>
           <w:tcPr>
-            <w:tcW w:type="dxa" w:w="4513"/>
+            <w:tcW w:type="dxa" w:w="4394"/>
             <w:tcBorders>
               <w:top w:val="single" w:color="AAAAAA" w:sz="2"/>
               <w:left w:val="single" w:color="AAAAAA" w:sz="2"/>
@@ -12800,7 +13136,7 @@
     </w:p>
     <w:tbl>
       <w:tblPr>
-        <w:tblW w:type="dxa" w:w="9026"/>
+        <w:tblW w:type="dxa" w:w="8788"/>
         <w:tblBorders>
           <w:top w:val="single" w:color="auto" w:sz="4"/>
           <w:left w:val="single" w:color="auto" w:sz="4"/>
@@ -12811,8 +13147,8 @@
         </w:tblBorders>
       </w:tblPr>
       <w:tblGrid>
-        <w:gridCol w:w="4513"/>
-        <w:gridCol w:w="4513"/>
+        <w:gridCol w:w="4394"/>
+        <w:gridCol w:w="4394"/>
       </w:tblGrid>
       <w:tr>
         <w:trPr>
@@ -12820,7 +13156,7 @@
         </w:trPr>
         <w:tc>
           <w:tcPr>
-            <w:tcW w:type="dxa" w:w="4513"/>
+            <w:tcW w:type="dxa" w:w="4394"/>
             <w:tcBorders>
               <w:top w:val="single" w:color="AAAAAA" w:sz="2"/>
               <w:left w:val="single" w:color="AAAAAA" w:sz="2"/>
@@ -12852,7 +13188,7 @@
         </w:tc>
         <w:tc>
           <w:tcPr>
-            <w:tcW w:type="dxa" w:w="4513"/>
+            <w:tcW w:type="dxa" w:w="4394"/>
             <w:tcBorders>
               <w:top w:val="single" w:color="AAAAAA" w:sz="2"/>
               <w:left w:val="single" w:color="AAAAAA" w:sz="2"/>
@@ -12886,7 +13222,7 @@
       <w:tr>
         <w:tc>
           <w:tcPr>
-            <w:tcW w:type="dxa" w:w="4513"/>
+            <w:tcW w:type="dxa" w:w="4394"/>
             <w:tcBorders>
               <w:top w:val="single" w:color="AAAAAA" w:sz="2"/>
               <w:left w:val="single" w:color="AAAAAA" w:sz="2"/>
@@ -12915,7 +13251,7 @@
         </w:tc>
         <w:tc>
           <w:tcPr>
-            <w:tcW w:type="dxa" w:w="4513"/>
+            <w:tcW w:type="dxa" w:w="4394"/>
             <w:tcBorders>
               <w:top w:val="single" w:color="AAAAAA" w:sz="2"/>
               <w:left w:val="single" w:color="AAAAAA" w:sz="2"/>
@@ -12946,7 +13282,7 @@
       <w:tr>
         <w:tc>
           <w:tcPr>
-            <w:tcW w:type="dxa" w:w="4513"/>
+            <w:tcW w:type="dxa" w:w="4394"/>
             <w:tcBorders>
               <w:top w:val="single" w:color="AAAAAA" w:sz="2"/>
               <w:left w:val="single" w:color="AAAAAA" w:sz="2"/>
@@ -12975,7 +13311,7 @@
         </w:tc>
         <w:tc>
           <w:tcPr>
-            <w:tcW w:type="dxa" w:w="4513"/>
+            <w:tcW w:type="dxa" w:w="4394"/>
             <w:tcBorders>
               <w:top w:val="single" w:color="AAAAAA" w:sz="2"/>
               <w:left w:val="single" w:color="AAAAAA" w:sz="2"/>
@@ -13006,7 +13342,7 @@
       <w:tr>
         <w:tc>
           <w:tcPr>
-            <w:tcW w:type="dxa" w:w="4513"/>
+            <w:tcW w:type="dxa" w:w="4394"/>
             <w:tcBorders>
               <w:top w:val="single" w:color="AAAAAA" w:sz="2"/>
               <w:left w:val="single" w:color="AAAAAA" w:sz="2"/>
@@ -13035,7 +13371,7 @@
         </w:tc>
         <w:tc>
           <w:tcPr>
-            <w:tcW w:type="dxa" w:w="4513"/>
+            <w:tcW w:type="dxa" w:w="4394"/>
             <w:tcBorders>
               <w:top w:val="single" w:color="AAAAAA" w:sz="2"/>
               <w:left w:val="single" w:color="AAAAAA" w:sz="2"/>
@@ -13066,7 +13402,7 @@
       <w:tr>
         <w:tc>
           <w:tcPr>
-            <w:tcW w:type="dxa" w:w="4513"/>
+            <w:tcW w:type="dxa" w:w="4394"/>
             <w:tcBorders>
               <w:top w:val="single" w:color="AAAAAA" w:sz="2"/>
               <w:left w:val="single" w:color="AAAAAA" w:sz="2"/>
@@ -13095,7 +13431,7 @@
         </w:tc>
         <w:tc>
           <w:tcPr>
-            <w:tcW w:type="dxa" w:w="4513"/>
+            <w:tcW w:type="dxa" w:w="4394"/>
             <w:tcBorders>
               <w:top w:val="single" w:color="AAAAAA" w:sz="2"/>
               <w:left w:val="single" w:color="AAAAAA" w:sz="2"/>
@@ -13246,7 +13582,7 @@
     </w:p>
     <w:tbl>
       <w:tblPr>
-        <w:tblW w:type="dxa" w:w="9026"/>
+        <w:tblW w:type="dxa" w:w="8788"/>
         <w:tblBorders>
           <w:top w:val="single" w:color="auto" w:sz="4"/>
           <w:left w:val="single" w:color="auto" w:sz="4"/>
@@ -13257,13 +13593,13 @@
         </w:tblBorders>
       </w:tblPr>
       <w:tblGrid>
-        <w:gridCol w:w="1289"/>
-        <w:gridCol w:w="1289"/>
-        <w:gridCol w:w="1289"/>
-        <w:gridCol w:w="1289"/>
-        <w:gridCol w:w="1289"/>
-        <w:gridCol w:w="1289"/>
-        <w:gridCol w:w="1289"/>
+        <w:gridCol w:w="1255"/>
+        <w:gridCol w:w="1255"/>
+        <w:gridCol w:w="1255"/>
+        <w:gridCol w:w="1255"/>
+        <w:gridCol w:w="1255"/>
+        <w:gridCol w:w="1255"/>
+        <w:gridCol w:w="1255"/>
       </w:tblGrid>
       <w:tr>
         <w:trPr>
@@ -13271,7 +13607,7 @@
         </w:trPr>
         <w:tc>
           <w:tcPr>
-            <w:tcW w:type="dxa" w:w="1289"/>
+            <w:tcW w:type="dxa" w:w="1255"/>
             <w:tcBorders>
               <w:top w:val="single" w:color="AAAAAA" w:sz="2"/>
               <w:left w:val="single" w:color="AAAAAA" w:sz="2"/>
@@ -13303,7 +13639,7 @@
         </w:tc>
         <w:tc>
           <w:tcPr>
-            <w:tcW w:type="dxa" w:w="1289"/>
+            <w:tcW w:type="dxa" w:w="1255"/>
             <w:tcBorders>
               <w:top w:val="single" w:color="AAAAAA" w:sz="2"/>
               <w:left w:val="single" w:color="AAAAAA" w:sz="2"/>
@@ -13335,7 +13671,7 @@
         </w:tc>
         <w:tc>
           <w:tcPr>
-            <w:tcW w:type="dxa" w:w="1289"/>
+            <w:tcW w:type="dxa" w:w="1255"/>
             <w:tcBorders>
               <w:top w:val="single" w:color="AAAAAA" w:sz="2"/>
               <w:left w:val="single" w:color="AAAAAA" w:sz="2"/>
@@ -13367,7 +13703,7 @@
         </w:tc>
         <w:tc>
           <w:tcPr>
-            <w:tcW w:type="dxa" w:w="1289"/>
+            <w:tcW w:type="dxa" w:w="1255"/>
             <w:tcBorders>
               <w:top w:val="single" w:color="AAAAAA" w:sz="2"/>
               <w:left w:val="single" w:color="AAAAAA" w:sz="2"/>
@@ -13399,7 +13735,7 @@
         </w:tc>
         <w:tc>
           <w:tcPr>
-            <w:tcW w:type="dxa" w:w="1289"/>
+            <w:tcW w:type="dxa" w:w="1255"/>
             <w:tcBorders>
               <w:top w:val="single" w:color="AAAAAA" w:sz="2"/>
               <w:left w:val="single" w:color="AAAAAA" w:sz="2"/>
@@ -13431,7 +13767,7 @@
         </w:tc>
         <w:tc>
           <w:tcPr>
-            <w:tcW w:type="dxa" w:w="1289"/>
+            <w:tcW w:type="dxa" w:w="1255"/>
             <w:tcBorders>
               <w:top w:val="single" w:color="AAAAAA" w:sz="2"/>
               <w:left w:val="single" w:color="AAAAAA" w:sz="2"/>
@@ -13463,7 +13799,7 @@
         </w:tc>
         <w:tc>
           <w:tcPr>
-            <w:tcW w:type="dxa" w:w="1289"/>
+            <w:tcW w:type="dxa" w:w="1255"/>
             <w:tcBorders>
               <w:top w:val="single" w:color="AAAAAA" w:sz="2"/>
               <w:left w:val="single" w:color="AAAAAA" w:sz="2"/>
@@ -13497,7 +13833,7 @@
       <w:tr>
         <w:tc>
           <w:tcPr>
-            <w:tcW w:type="dxa" w:w="1289"/>
+            <w:tcW w:type="dxa" w:w="1255"/>
             <w:tcBorders>
               <w:top w:val="single" w:color="AAAAAA" w:sz="2"/>
               <w:left w:val="single" w:color="AAAAAA" w:sz="2"/>
@@ -13526,7 +13862,7 @@
         </w:tc>
         <w:tc>
           <w:tcPr>
-            <w:tcW w:type="dxa" w:w="1289"/>
+            <w:tcW w:type="dxa" w:w="1255"/>
             <w:tcBorders>
               <w:top w:val="single" w:color="AAAAAA" w:sz="2"/>
               <w:left w:val="single" w:color="AAAAAA" w:sz="2"/>
@@ -13555,7 +13891,7 @@
         </w:tc>
         <w:tc>
           <w:tcPr>
-            <w:tcW w:type="dxa" w:w="1289"/>
+            <w:tcW w:type="dxa" w:w="1255"/>
             <w:tcBorders>
               <w:top w:val="single" w:color="AAAAAA" w:sz="2"/>
               <w:left w:val="single" w:color="AAAAAA" w:sz="2"/>
@@ -13584,7 +13920,7 @@
         </w:tc>
         <w:tc>
           <w:tcPr>
-            <w:tcW w:type="dxa" w:w="1289"/>
+            <w:tcW w:type="dxa" w:w="1255"/>
             <w:tcBorders>
               <w:top w:val="single" w:color="AAAAAA" w:sz="2"/>
               <w:left w:val="single" w:color="AAAAAA" w:sz="2"/>
@@ -13613,7 +13949,7 @@
         </w:tc>
         <w:tc>
           <w:tcPr>
-            <w:tcW w:type="dxa" w:w="1289"/>
+            <w:tcW w:type="dxa" w:w="1255"/>
             <w:tcBorders>
               <w:top w:val="single" w:color="AAAAAA" w:sz="2"/>
               <w:left w:val="single" w:color="AAAAAA" w:sz="2"/>
@@ -13642,7 +13978,7 @@
         </w:tc>
         <w:tc>
           <w:tcPr>
-            <w:tcW w:type="dxa" w:w="1289"/>
+            <w:tcW w:type="dxa" w:w="1255"/>
             <w:tcBorders>
               <w:top w:val="single" w:color="AAAAAA" w:sz="2"/>
               <w:left w:val="single" w:color="AAAAAA" w:sz="2"/>
@@ -13671,7 +14007,7 @@
         </w:tc>
         <w:tc>
           <w:tcPr>
-            <w:tcW w:type="dxa" w:w="1289"/>
+            <w:tcW w:type="dxa" w:w="1255"/>
             <w:tcBorders>
               <w:top w:val="single" w:color="AAAAAA" w:sz="2"/>
               <w:left w:val="single" w:color="AAAAAA" w:sz="2"/>
@@ -13702,7 +14038,7 @@
       <w:tr>
         <w:tc>
           <w:tcPr>
-            <w:tcW w:type="dxa" w:w="1289"/>
+            <w:tcW w:type="dxa" w:w="1255"/>
             <w:tcBorders>
               <w:top w:val="single" w:color="AAAAAA" w:sz="2"/>
               <w:left w:val="single" w:color="AAAAAA" w:sz="2"/>
@@ -13731,7 +14067,7 @@
         </w:tc>
         <w:tc>
           <w:tcPr>
-            <w:tcW w:type="dxa" w:w="1289"/>
+            <w:tcW w:type="dxa" w:w="1255"/>
             <w:tcBorders>
               <w:top w:val="single" w:color="AAAAAA" w:sz="2"/>
               <w:left w:val="single" w:color="AAAAAA" w:sz="2"/>
@@ -13760,7 +14096,7 @@
         </w:tc>
         <w:tc>
           <w:tcPr>
-            <w:tcW w:type="dxa" w:w="1289"/>
+            <w:tcW w:type="dxa" w:w="1255"/>
             <w:tcBorders>
               <w:top w:val="single" w:color="AAAAAA" w:sz="2"/>
               <w:left w:val="single" w:color="AAAAAA" w:sz="2"/>
@@ -13789,7 +14125,7 @@
         </w:tc>
         <w:tc>
           <w:tcPr>
-            <w:tcW w:type="dxa" w:w="1289"/>
+            <w:tcW w:type="dxa" w:w="1255"/>
             <w:tcBorders>
               <w:top w:val="single" w:color="AAAAAA" w:sz="2"/>
               <w:left w:val="single" w:color="AAAAAA" w:sz="2"/>
@@ -13818,7 +14154,7 @@
         </w:tc>
         <w:tc>
           <w:tcPr>
-            <w:tcW w:type="dxa" w:w="1289"/>
+            <w:tcW w:type="dxa" w:w="1255"/>
             <w:tcBorders>
               <w:top w:val="single" w:color="AAAAAA" w:sz="2"/>
               <w:left w:val="single" w:color="AAAAAA" w:sz="2"/>
@@ -13847,7 +14183,7 @@
         </w:tc>
         <w:tc>
           <w:tcPr>
-            <w:tcW w:type="dxa" w:w="1289"/>
+            <w:tcW w:type="dxa" w:w="1255"/>
             <w:tcBorders>
               <w:top w:val="single" w:color="AAAAAA" w:sz="2"/>
               <w:left w:val="single" w:color="AAAAAA" w:sz="2"/>
@@ -13876,7 +14212,7 @@
         </w:tc>
         <w:tc>
           <w:tcPr>
-            <w:tcW w:type="dxa" w:w="1289"/>
+            <w:tcW w:type="dxa" w:w="1255"/>
             <w:tcBorders>
               <w:top w:val="single" w:color="AAAAAA" w:sz="2"/>
               <w:left w:val="single" w:color="AAAAAA" w:sz="2"/>
@@ -13907,7 +14243,7 @@
       <w:tr>
         <w:tc>
           <w:tcPr>
-            <w:tcW w:type="dxa" w:w="1289"/>
+            <w:tcW w:type="dxa" w:w="1255"/>
             <w:tcBorders>
               <w:top w:val="single" w:color="AAAAAA" w:sz="2"/>
               <w:left w:val="single" w:color="AAAAAA" w:sz="2"/>
@@ -13936,7 +14272,7 @@
         </w:tc>
         <w:tc>
           <w:tcPr>
-            <w:tcW w:type="dxa" w:w="1289"/>
+            <w:tcW w:type="dxa" w:w="1255"/>
             <w:tcBorders>
               <w:top w:val="single" w:color="AAAAAA" w:sz="2"/>
               <w:left w:val="single" w:color="AAAAAA" w:sz="2"/>
@@ -13965,7 +14301,7 @@
         </w:tc>
         <w:tc>
           <w:tcPr>
-            <w:tcW w:type="dxa" w:w="1289"/>
+            <w:tcW w:type="dxa" w:w="1255"/>
             <w:tcBorders>
               <w:top w:val="single" w:color="AAAAAA" w:sz="2"/>
               <w:left w:val="single" w:color="AAAAAA" w:sz="2"/>
@@ -13994,7 +14330,7 @@
         </w:tc>
         <w:tc>
           <w:tcPr>
-            <w:tcW w:type="dxa" w:w="1289"/>
+            <w:tcW w:type="dxa" w:w="1255"/>
             <w:tcBorders>
               <w:top w:val="single" w:color="AAAAAA" w:sz="2"/>
               <w:left w:val="single" w:color="AAAAAA" w:sz="2"/>
@@ -14023,7 +14359,7 @@
         </w:tc>
         <w:tc>
           <w:tcPr>
-            <w:tcW w:type="dxa" w:w="1289"/>
+            <w:tcW w:type="dxa" w:w="1255"/>
             <w:tcBorders>
               <w:top w:val="single" w:color="AAAAAA" w:sz="2"/>
               <w:left w:val="single" w:color="AAAAAA" w:sz="2"/>
@@ -14052,7 +14388,7 @@
         </w:tc>
         <w:tc>
           <w:tcPr>
-            <w:tcW w:type="dxa" w:w="1289"/>
+            <w:tcW w:type="dxa" w:w="1255"/>
             <w:tcBorders>
               <w:top w:val="single" w:color="AAAAAA" w:sz="2"/>
               <w:left w:val="single" w:color="AAAAAA" w:sz="2"/>
@@ -14081,7 +14417,7 @@
         </w:tc>
         <w:tc>
           <w:tcPr>
-            <w:tcW w:type="dxa" w:w="1289"/>
+            <w:tcW w:type="dxa" w:w="1255"/>
             <w:tcBorders>
               <w:top w:val="single" w:color="AAAAAA" w:sz="2"/>
               <w:left w:val="single" w:color="AAAAAA" w:sz="2"/>
@@ -14112,7 +14448,7 @@
       <w:tr>
         <w:tc>
           <w:tcPr>
-            <w:tcW w:type="dxa" w:w="1289"/>
+            <w:tcW w:type="dxa" w:w="1255"/>
             <w:tcBorders>
               <w:top w:val="single" w:color="AAAAAA" w:sz="2"/>
               <w:left w:val="single" w:color="AAAAAA" w:sz="2"/>
@@ -14141,7 +14477,7 @@
         </w:tc>
         <w:tc>
           <w:tcPr>
-            <w:tcW w:type="dxa" w:w="1289"/>
+            <w:tcW w:type="dxa" w:w="1255"/>
             <w:tcBorders>
               <w:top w:val="single" w:color="AAAAAA" w:sz="2"/>
               <w:left w:val="single" w:color="AAAAAA" w:sz="2"/>
@@ -14170,7 +14506,7 @@
         </w:tc>
         <w:tc>
           <w:tcPr>
-            <w:tcW w:type="dxa" w:w="1289"/>
+            <w:tcW w:type="dxa" w:w="1255"/>
             <w:tcBorders>
               <w:top w:val="single" w:color="AAAAAA" w:sz="2"/>
               <w:left w:val="single" w:color="AAAAAA" w:sz="2"/>
@@ -14199,7 +14535,7 @@
         </w:tc>
         <w:tc>
           <w:tcPr>
-            <w:tcW w:type="dxa" w:w="1289"/>
+            <w:tcW w:type="dxa" w:w="1255"/>
             <w:tcBorders>
               <w:top w:val="single" w:color="AAAAAA" w:sz="2"/>
               <w:left w:val="single" w:color="AAAAAA" w:sz="2"/>
@@ -14228,7 +14564,7 @@
         </w:tc>
         <w:tc>
           <w:tcPr>
-            <w:tcW w:type="dxa" w:w="1289"/>
+            <w:tcW w:type="dxa" w:w="1255"/>
             <w:tcBorders>
               <w:top w:val="single" w:color="AAAAAA" w:sz="2"/>
               <w:left w:val="single" w:color="AAAAAA" w:sz="2"/>
@@ -14257,7 +14593,7 @@
         </w:tc>
         <w:tc>
           <w:tcPr>
-            <w:tcW w:type="dxa" w:w="1289"/>
+            <w:tcW w:type="dxa" w:w="1255"/>
             <w:tcBorders>
               <w:top w:val="single" w:color="AAAAAA" w:sz="2"/>
               <w:left w:val="single" w:color="AAAAAA" w:sz="2"/>
@@ -14286,7 +14622,7 @@
         </w:tc>
         <w:tc>
           <w:tcPr>
-            <w:tcW w:type="dxa" w:w="1289"/>
+            <w:tcW w:type="dxa" w:w="1255"/>
             <w:tcBorders>
               <w:top w:val="single" w:color="AAAAAA" w:sz="2"/>
               <w:left w:val="single" w:color="AAAAAA" w:sz="2"/>
@@ -14317,7 +14653,7 @@
       <w:tr>
         <w:tc>
           <w:tcPr>
-            <w:tcW w:type="dxa" w:w="1289"/>
+            <w:tcW w:type="dxa" w:w="1255"/>
             <w:tcBorders>
               <w:top w:val="single" w:color="AAAAAA" w:sz="2"/>
               <w:left w:val="single" w:color="AAAAAA" w:sz="2"/>
@@ -14346,7 +14682,7 @@
         </w:tc>
         <w:tc>
           <w:tcPr>
-            <w:tcW w:type="dxa" w:w="1289"/>
+            <w:tcW w:type="dxa" w:w="1255"/>
             <w:tcBorders>
               <w:top w:val="single" w:color="AAAAAA" w:sz="2"/>
               <w:left w:val="single" w:color="AAAAAA" w:sz="2"/>
@@ -14375,7 +14711,7 @@
         </w:tc>
         <w:tc>
           <w:tcPr>
-            <w:tcW w:type="dxa" w:w="1289"/>
+            <w:tcW w:type="dxa" w:w="1255"/>
             <w:tcBorders>
               <w:top w:val="single" w:color="AAAAAA" w:sz="2"/>
               <w:left w:val="single" w:color="AAAAAA" w:sz="2"/>
@@ -14404,7 +14740,7 @@
         </w:tc>
         <w:tc>
           <w:tcPr>
-            <w:tcW w:type="dxa" w:w="1289"/>
+            <w:tcW w:type="dxa" w:w="1255"/>
             <w:tcBorders>
               <w:top w:val="single" w:color="AAAAAA" w:sz="2"/>
               <w:left w:val="single" w:color="AAAAAA" w:sz="2"/>
@@ -14433,7 +14769,7 @@
         </w:tc>
         <w:tc>
           <w:tcPr>
-            <w:tcW w:type="dxa" w:w="1289"/>
+            <w:tcW w:type="dxa" w:w="1255"/>
             <w:tcBorders>
               <w:top w:val="single" w:color="AAAAAA" w:sz="2"/>
               <w:left w:val="single" w:color="AAAAAA" w:sz="2"/>
@@ -14462,7 +14798,7 @@
         </w:tc>
         <w:tc>
           <w:tcPr>
-            <w:tcW w:type="dxa" w:w="1289"/>
+            <w:tcW w:type="dxa" w:w="1255"/>
             <w:tcBorders>
               <w:top w:val="single" w:color="AAAAAA" w:sz="2"/>
               <w:left w:val="single" w:color="AAAAAA" w:sz="2"/>
@@ -14491,7 +14827,7 @@
         </w:tc>
         <w:tc>
           <w:tcPr>
-            <w:tcW w:type="dxa" w:w="1289"/>
+            <w:tcW w:type="dxa" w:w="1255"/>
             <w:tcBorders>
               <w:top w:val="single" w:color="AAAAAA" w:sz="2"/>
               <w:left w:val="single" w:color="AAAAAA" w:sz="2"/>
@@ -14522,7 +14858,7 @@
       <w:tr>
         <w:tc>
           <w:tcPr>
-            <w:tcW w:type="dxa" w:w="1289"/>
+            <w:tcW w:type="dxa" w:w="1255"/>
             <w:tcBorders>
               <w:top w:val="single" w:color="AAAAAA" w:sz="2"/>
               <w:left w:val="single" w:color="AAAAAA" w:sz="2"/>
@@ -14551,7 +14887,7 @@
         </w:tc>
         <w:tc>
           <w:tcPr>
-            <w:tcW w:type="dxa" w:w="1289"/>
+            <w:tcW w:type="dxa" w:w="1255"/>
             <w:tcBorders>
               <w:top w:val="single" w:color="AAAAAA" w:sz="2"/>
               <w:left w:val="single" w:color="AAAAAA" w:sz="2"/>
@@ -14580,7 +14916,7 @@
         </w:tc>
         <w:tc>
           <w:tcPr>
-            <w:tcW w:type="dxa" w:w="1289"/>
+            <w:tcW w:type="dxa" w:w="1255"/>
             <w:tcBorders>
               <w:top w:val="single" w:color="AAAAAA" w:sz="2"/>
               <w:left w:val="single" w:color="AAAAAA" w:sz="2"/>
@@ -14609,7 +14945,7 @@
         </w:tc>
         <w:tc>
           <w:tcPr>
-            <w:tcW w:type="dxa" w:w="1289"/>
+            <w:tcW w:type="dxa" w:w="1255"/>
             <w:tcBorders>
               <w:top w:val="single" w:color="AAAAAA" w:sz="2"/>
               <w:left w:val="single" w:color="AAAAAA" w:sz="2"/>
@@ -14638,7 +14974,7 @@
         </w:tc>
         <w:tc>
           <w:tcPr>
-            <w:tcW w:type="dxa" w:w="1289"/>
+            <w:tcW w:type="dxa" w:w="1255"/>
             <w:tcBorders>
               <w:top w:val="single" w:color="AAAAAA" w:sz="2"/>
               <w:left w:val="single" w:color="AAAAAA" w:sz="2"/>
@@ -14667,7 +15003,7 @@
         </w:tc>
         <w:tc>
           <w:tcPr>
-            <w:tcW w:type="dxa" w:w="1289"/>
+            <w:tcW w:type="dxa" w:w="1255"/>
             <w:tcBorders>
               <w:top w:val="single" w:color="AAAAAA" w:sz="2"/>
               <w:left w:val="single" w:color="AAAAAA" w:sz="2"/>
@@ -14696,7 +15032,7 @@
         </w:tc>
         <w:tc>
           <w:tcPr>
-            <w:tcW w:type="dxa" w:w="1289"/>
+            <w:tcW w:type="dxa" w:w="1255"/>
             <w:tcBorders>
               <w:top w:val="single" w:color="AAAAAA" w:sz="2"/>
               <w:left w:val="single" w:color="AAAAAA" w:sz="2"/>
@@ -14873,7 +15209,7 @@
     </w:p>
     <w:tbl>
       <w:tblPr>
-        <w:tblW w:type="dxa" w:w="9026"/>
+        <w:tblW w:type="dxa" w:w="8788"/>
         <w:tblBorders>
           <w:top w:val="single" w:color="auto" w:sz="4"/>
           <w:left w:val="single" w:color="auto" w:sz="4"/>
@@ -14884,10 +15220,10 @@
         </w:tblBorders>
       </w:tblPr>
       <w:tblGrid>
-        <w:gridCol w:w="2256"/>
-        <w:gridCol w:w="2256"/>
-        <w:gridCol w:w="2256"/>
-        <w:gridCol w:w="2256"/>
+        <w:gridCol w:w="2197"/>
+        <w:gridCol w:w="2197"/>
+        <w:gridCol w:w="2197"/>
+        <w:gridCol w:w="2197"/>
       </w:tblGrid>
       <w:tr>
         <w:trPr>
@@ -14895,7 +15231,7 @@
         </w:trPr>
         <w:tc>
           <w:tcPr>
-            <w:tcW w:type="dxa" w:w="2256"/>
+            <w:tcW w:type="dxa" w:w="2197"/>
             <w:tcBorders>
               <w:top w:val="single" w:color="AAAAAA" w:sz="2"/>
               <w:left w:val="single" w:color="AAAAAA" w:sz="2"/>
@@ -14927,7 +15263,7 @@
         </w:tc>
         <w:tc>
           <w:tcPr>
-            <w:tcW w:type="dxa" w:w="2256"/>
+            <w:tcW w:type="dxa" w:w="2197"/>
             <w:tcBorders>
               <w:top w:val="single" w:color="AAAAAA" w:sz="2"/>
               <w:left w:val="single" w:color="AAAAAA" w:sz="2"/>
@@ -14959,7 +15295,7 @@
         </w:tc>
         <w:tc>
           <w:tcPr>
-            <w:tcW w:type="dxa" w:w="2256"/>
+            <w:tcW w:type="dxa" w:w="2197"/>
             <w:tcBorders>
               <w:top w:val="single" w:color="AAAAAA" w:sz="2"/>
               <w:left w:val="single" w:color="AAAAAA" w:sz="2"/>
@@ -14991,7 +15327,7 @@
         </w:tc>
         <w:tc>
           <w:tcPr>
-            <w:tcW w:type="dxa" w:w="2256"/>
+            <w:tcW w:type="dxa" w:w="2197"/>
             <w:tcBorders>
               <w:top w:val="single" w:color="AAAAAA" w:sz="2"/>
               <w:left w:val="single" w:color="AAAAAA" w:sz="2"/>
@@ -15025,7 +15361,7 @@
       <w:tr>
         <w:tc>
           <w:tcPr>
-            <w:tcW w:type="dxa" w:w="2256"/>
+            <w:tcW w:type="dxa" w:w="2197"/>
             <w:tcBorders>
               <w:top w:val="single" w:color="AAAAAA" w:sz="2"/>
               <w:left w:val="single" w:color="AAAAAA" w:sz="2"/>
@@ -15054,7 +15390,7 @@
         </w:tc>
         <w:tc>
           <w:tcPr>
-            <w:tcW w:type="dxa" w:w="2256"/>
+            <w:tcW w:type="dxa" w:w="2197"/>
             <w:tcBorders>
               <w:top w:val="single" w:color="AAAAAA" w:sz="2"/>
               <w:left w:val="single" w:color="AAAAAA" w:sz="2"/>
@@ -15083,7 +15419,7 @@
         </w:tc>
         <w:tc>
           <w:tcPr>
-            <w:tcW w:type="dxa" w:w="2256"/>
+            <w:tcW w:type="dxa" w:w="2197"/>
             <w:tcBorders>
               <w:top w:val="single" w:color="AAAAAA" w:sz="2"/>
               <w:left w:val="single" w:color="AAAAAA" w:sz="2"/>
@@ -15112,7 +15448,7 @@
         </w:tc>
         <w:tc>
           <w:tcPr>
-            <w:tcW w:type="dxa" w:w="2256"/>
+            <w:tcW w:type="dxa" w:w="2197"/>
             <w:tcBorders>
               <w:top w:val="single" w:color="AAAAAA" w:sz="2"/>
               <w:left w:val="single" w:color="AAAAAA" w:sz="2"/>
@@ -15143,7 +15479,7 @@
       <w:tr>
         <w:tc>
           <w:tcPr>
-            <w:tcW w:type="dxa" w:w="2256"/>
+            <w:tcW w:type="dxa" w:w="2197"/>
             <w:tcBorders>
               <w:top w:val="single" w:color="AAAAAA" w:sz="2"/>
               <w:left w:val="single" w:color="AAAAAA" w:sz="2"/>
@@ -15172,7 +15508,7 @@
         </w:tc>
         <w:tc>
           <w:tcPr>
-            <w:tcW w:type="dxa" w:w="2256"/>
+            <w:tcW w:type="dxa" w:w="2197"/>
             <w:tcBorders>
               <w:top w:val="single" w:color="AAAAAA" w:sz="2"/>
               <w:left w:val="single" w:color="AAAAAA" w:sz="2"/>
@@ -15201,7 +15537,7 @@
         </w:tc>
         <w:tc>
           <w:tcPr>
-            <w:tcW w:type="dxa" w:w="2256"/>
+            <w:tcW w:type="dxa" w:w="2197"/>
             <w:tcBorders>
               <w:top w:val="single" w:color="AAAAAA" w:sz="2"/>
               <w:left w:val="single" w:color="AAAAAA" w:sz="2"/>
@@ -15230,7 +15566,7 @@
         </w:tc>
         <w:tc>
           <w:tcPr>
-            <w:tcW w:type="dxa" w:w="2256"/>
+            <w:tcW w:type="dxa" w:w="2197"/>
             <w:tcBorders>
               <w:top w:val="single" w:color="AAAAAA" w:sz="2"/>
               <w:left w:val="single" w:color="AAAAAA" w:sz="2"/>
@@ -15261,7 +15597,7 @@
       <w:tr>
         <w:tc>
           <w:tcPr>
-            <w:tcW w:type="dxa" w:w="2256"/>
+            <w:tcW w:type="dxa" w:w="2197"/>
             <w:tcBorders>
               <w:top w:val="single" w:color="AAAAAA" w:sz="2"/>
               <w:left w:val="single" w:color="AAAAAA" w:sz="2"/>
@@ -15290,7 +15626,7 @@
         </w:tc>
         <w:tc>
           <w:tcPr>
-            <w:tcW w:type="dxa" w:w="2256"/>
+            <w:tcW w:type="dxa" w:w="2197"/>
             <w:tcBorders>
               <w:top w:val="single" w:color="AAAAAA" w:sz="2"/>
               <w:left w:val="single" w:color="AAAAAA" w:sz="2"/>
@@ -15319,7 +15655,7 @@
         </w:tc>
         <w:tc>
           <w:tcPr>
-            <w:tcW w:type="dxa" w:w="2256"/>
+            <w:tcW w:type="dxa" w:w="2197"/>
             <w:tcBorders>
               <w:top w:val="single" w:color="AAAAAA" w:sz="2"/>
               <w:left w:val="single" w:color="AAAAAA" w:sz="2"/>
@@ -15348,7 +15684,7 @@
         </w:tc>
         <w:tc>
           <w:tcPr>
-            <w:tcW w:type="dxa" w:w="2256"/>
+            <w:tcW w:type="dxa" w:w="2197"/>
             <w:tcBorders>
               <w:top w:val="single" w:color="AAAAAA" w:sz="2"/>
               <w:left w:val="single" w:color="AAAAAA" w:sz="2"/>
@@ -15476,7 +15812,7 @@
     </w:p>
     <w:tbl>
       <w:tblPr>
-        <w:tblW w:type="dxa" w:w="9026"/>
+        <w:tblW w:type="dxa" w:w="8788"/>
         <w:tblBorders>
           <w:top w:val="single" w:color="auto" w:sz="4"/>
           <w:left w:val="single" w:color="auto" w:sz="4"/>
@@ -15487,9 +15823,9 @@
         </w:tblBorders>
       </w:tblPr>
       <w:tblGrid>
-        <w:gridCol w:w="3008"/>
-        <w:gridCol w:w="3008"/>
-        <w:gridCol w:w="3008"/>
+        <w:gridCol w:w="2929"/>
+        <w:gridCol w:w="2929"/>
+        <w:gridCol w:w="2929"/>
       </w:tblGrid>
       <w:tr>
         <w:trPr>
@@ -15497,7 +15833,7 @@
         </w:trPr>
         <w:tc>
           <w:tcPr>
-            <w:tcW w:type="dxa" w:w="3008"/>
+            <w:tcW w:type="dxa" w:w="2929"/>
             <w:tcBorders>
               <w:top w:val="single" w:color="AAAAAA" w:sz="2"/>
               <w:left w:val="single" w:color="AAAAAA" w:sz="2"/>
@@ -15529,7 +15865,7 @@
         </w:tc>
         <w:tc>
           <w:tcPr>
-            <w:tcW w:type="dxa" w:w="3008"/>
+            <w:tcW w:type="dxa" w:w="2929"/>
             <w:tcBorders>
               <w:top w:val="single" w:color="AAAAAA" w:sz="2"/>
               <w:left w:val="single" w:color="AAAAAA" w:sz="2"/>
@@ -15561,7 +15897,7 @@
         </w:tc>
         <w:tc>
           <w:tcPr>
-            <w:tcW w:type="dxa" w:w="3008"/>
+            <w:tcW w:type="dxa" w:w="2929"/>
             <w:tcBorders>
               <w:top w:val="single" w:color="AAAAAA" w:sz="2"/>
               <w:left w:val="single" w:color="AAAAAA" w:sz="2"/>
@@ -15595,7 +15931,7 @@
       <w:tr>
         <w:tc>
           <w:tcPr>
-            <w:tcW w:type="dxa" w:w="3008"/>
+            <w:tcW w:type="dxa" w:w="2929"/>
             <w:tcBorders>
               <w:top w:val="single" w:color="AAAAAA" w:sz="2"/>
               <w:left w:val="single" w:color="AAAAAA" w:sz="2"/>
@@ -15624,7 +15960,7 @@
         </w:tc>
         <w:tc>
           <w:tcPr>
-            <w:tcW w:type="dxa" w:w="3008"/>
+            <w:tcW w:type="dxa" w:w="2929"/>
             <w:tcBorders>
               <w:top w:val="single" w:color="AAAAAA" w:sz="2"/>
               <w:left w:val="single" w:color="AAAAAA" w:sz="2"/>
@@ -15653,7 +15989,7 @@
         </w:tc>
         <w:tc>
           <w:tcPr>
-            <w:tcW w:type="dxa" w:w="3008"/>
+            <w:tcW w:type="dxa" w:w="2929"/>
             <w:tcBorders>
               <w:top w:val="single" w:color="AAAAAA" w:sz="2"/>
               <w:left w:val="single" w:color="AAAAAA" w:sz="2"/>
@@ -15684,7 +16020,7 @@
       <w:tr>
         <w:tc>
           <w:tcPr>
-            <w:tcW w:type="dxa" w:w="3008"/>
+            <w:tcW w:type="dxa" w:w="2929"/>
             <w:tcBorders>
               <w:top w:val="single" w:color="AAAAAA" w:sz="2"/>
               <w:left w:val="single" w:color="AAAAAA" w:sz="2"/>
@@ -15713,7 +16049,7 @@
         </w:tc>
         <w:tc>
           <w:tcPr>
-            <w:tcW w:type="dxa" w:w="3008"/>
+            <w:tcW w:type="dxa" w:w="2929"/>
             <w:tcBorders>
               <w:top w:val="single" w:color="AAAAAA" w:sz="2"/>
               <w:left w:val="single" w:color="AAAAAA" w:sz="2"/>
@@ -15742,7 +16078,7 @@
         </w:tc>
         <w:tc>
           <w:tcPr>
-            <w:tcW w:type="dxa" w:w="3008"/>
+            <w:tcW w:type="dxa" w:w="2929"/>
             <w:tcBorders>
               <w:top w:val="single" w:color="AAAAAA" w:sz="2"/>
               <w:left w:val="single" w:color="AAAAAA" w:sz="2"/>
@@ -15773,7 +16109,7 @@
       <w:tr>
         <w:tc>
           <w:tcPr>
-            <w:tcW w:type="dxa" w:w="3008"/>
+            <w:tcW w:type="dxa" w:w="2929"/>
             <w:tcBorders>
               <w:top w:val="single" w:color="AAAAAA" w:sz="2"/>
               <w:left w:val="single" w:color="AAAAAA" w:sz="2"/>
@@ -15802,7 +16138,7 @@
         </w:tc>
         <w:tc>
           <w:tcPr>
-            <w:tcW w:type="dxa" w:w="3008"/>
+            <w:tcW w:type="dxa" w:w="2929"/>
             <w:tcBorders>
               <w:top w:val="single" w:color="AAAAAA" w:sz="2"/>
               <w:left w:val="single" w:color="AAAAAA" w:sz="2"/>
@@ -15831,7 +16167,7 @@
         </w:tc>
         <w:tc>
           <w:tcPr>
-            <w:tcW w:type="dxa" w:w="3008"/>
+            <w:tcW w:type="dxa" w:w="2929"/>
             <w:tcBorders>
               <w:top w:val="single" w:color="AAAAAA" w:sz="2"/>
               <w:left w:val="single" w:color="AAAAAA" w:sz="2"/>
@@ -15862,7 +16198,7 @@
       <w:tr>
         <w:tc>
           <w:tcPr>
-            <w:tcW w:type="dxa" w:w="3008"/>
+            <w:tcW w:type="dxa" w:w="2929"/>
             <w:tcBorders>
               <w:top w:val="single" w:color="AAAAAA" w:sz="2"/>
               <w:left w:val="single" w:color="AAAAAA" w:sz="2"/>
@@ -15891,7 +16227,7 @@
         </w:tc>
         <w:tc>
           <w:tcPr>
-            <w:tcW w:type="dxa" w:w="3008"/>
+            <w:tcW w:type="dxa" w:w="2929"/>
             <w:tcBorders>
               <w:top w:val="single" w:color="AAAAAA" w:sz="2"/>
               <w:left w:val="single" w:color="AAAAAA" w:sz="2"/>
@@ -15920,7 +16256,7 @@
         </w:tc>
         <w:tc>
           <w:tcPr>
-            <w:tcW w:type="dxa" w:w="3008"/>
+            <w:tcW w:type="dxa" w:w="2929"/>
             <w:tcBorders>
               <w:top w:val="single" w:color="AAAAAA" w:sz="2"/>
               <w:left w:val="single" w:color="AAAAAA" w:sz="2"/>
@@ -15951,7 +16287,7 @@
       <w:tr>
         <w:tc>
           <w:tcPr>
-            <w:tcW w:type="dxa" w:w="3008"/>
+            <w:tcW w:type="dxa" w:w="2929"/>
             <w:tcBorders>
               <w:top w:val="single" w:color="AAAAAA" w:sz="2"/>
               <w:left w:val="single" w:color="AAAAAA" w:sz="2"/>
@@ -15980,7 +16316,7 @@
         </w:tc>
         <w:tc>
           <w:tcPr>
-            <w:tcW w:type="dxa" w:w="3008"/>
+            <w:tcW w:type="dxa" w:w="2929"/>
             <w:tcBorders>
               <w:top w:val="single" w:color="AAAAAA" w:sz="2"/>
               <w:left w:val="single" w:color="AAAAAA" w:sz="2"/>
@@ -16009,7 +16345,7 @@
         </w:tc>
         <w:tc>
           <w:tcPr>
-            <w:tcW w:type="dxa" w:w="3008"/>
+            <w:tcW w:type="dxa" w:w="2929"/>
             <w:tcBorders>
               <w:top w:val="single" w:color="AAAAAA" w:sz="2"/>
               <w:left w:val="single" w:color="AAAAAA" w:sz="2"/>
@@ -16121,7 +16457,7 @@
     </w:p>
     <w:tbl>
       <w:tblPr>
-        <w:tblW w:type="dxa" w:w="9026"/>
+        <w:tblW w:type="dxa" w:w="8788"/>
         <w:tblBorders>
           <w:top w:val="single" w:color="auto" w:sz="4"/>
           <w:left w:val="single" w:color="auto" w:sz="4"/>
@@ -16132,8 +16468,8 @@
         </w:tblBorders>
       </w:tblPr>
       <w:tblGrid>
-        <w:gridCol w:w="4513"/>
-        <w:gridCol w:w="4513"/>
+        <w:gridCol w:w="4394"/>
+        <w:gridCol w:w="4394"/>
       </w:tblGrid>
       <w:tr>
         <w:trPr>
@@ -16141,7 +16477,7 @@
         </w:trPr>
         <w:tc>
           <w:tcPr>
-            <w:tcW w:type="dxa" w:w="4513"/>
+            <w:tcW w:type="dxa" w:w="4394"/>
             <w:tcBorders>
               <w:top w:val="single" w:color="AAAAAA" w:sz="2"/>
               <w:left w:val="single" w:color="AAAAAA" w:sz="2"/>
@@ -16173,7 +16509,7 @@
         </w:tc>
         <w:tc>
           <w:tcPr>
-            <w:tcW w:type="dxa" w:w="4513"/>
+            <w:tcW w:type="dxa" w:w="4394"/>
             <w:tcBorders>
               <w:top w:val="single" w:color="AAAAAA" w:sz="2"/>
               <w:left w:val="single" w:color="AAAAAA" w:sz="2"/>
@@ -16207,7 +16543,7 @@
       <w:tr>
         <w:tc>
           <w:tcPr>
-            <w:tcW w:type="dxa" w:w="4513"/>
+            <w:tcW w:type="dxa" w:w="4394"/>
             <w:tcBorders>
               <w:top w:val="single" w:color="AAAAAA" w:sz="2"/>
               <w:left w:val="single" w:color="AAAAAA" w:sz="2"/>
@@ -16236,7 +16572,7 @@
         </w:tc>
         <w:tc>
           <w:tcPr>
-            <w:tcW w:type="dxa" w:w="4513"/>
+            <w:tcW w:type="dxa" w:w="4394"/>
             <w:tcBorders>
               <w:top w:val="single" w:color="AAAAAA" w:sz="2"/>
               <w:left w:val="single" w:color="AAAAAA" w:sz="2"/>
@@ -16267,7 +16603,7 @@
       <w:tr>
         <w:tc>
           <w:tcPr>
-            <w:tcW w:type="dxa" w:w="4513"/>
+            <w:tcW w:type="dxa" w:w="4394"/>
             <w:tcBorders>
               <w:top w:val="single" w:color="AAAAAA" w:sz="2"/>
               <w:left w:val="single" w:color="AAAAAA" w:sz="2"/>
@@ -16296,7 +16632,7 @@
         </w:tc>
         <w:tc>
           <w:tcPr>
-            <w:tcW w:type="dxa" w:w="4513"/>
+            <w:tcW w:type="dxa" w:w="4394"/>
             <w:tcBorders>
               <w:top w:val="single" w:color="AAAAAA" w:sz="2"/>
               <w:left w:val="single" w:color="AAAAAA" w:sz="2"/>
@@ -16327,7 +16663,7 @@
       <w:tr>
         <w:tc>
           <w:tcPr>
-            <w:tcW w:type="dxa" w:w="4513"/>
+            <w:tcW w:type="dxa" w:w="4394"/>
             <w:tcBorders>
               <w:top w:val="single" w:color="AAAAAA" w:sz="2"/>
               <w:left w:val="single" w:color="AAAAAA" w:sz="2"/>
@@ -16356,7 +16692,7 @@
         </w:tc>
         <w:tc>
           <w:tcPr>
-            <w:tcW w:type="dxa" w:w="4513"/>
+            <w:tcW w:type="dxa" w:w="4394"/>
             <w:tcBorders>
               <w:top w:val="single" w:color="AAAAAA" w:sz="2"/>
               <w:left w:val="single" w:color="AAAAAA" w:sz="2"/>
@@ -16387,7 +16723,7 @@
       <w:tr>
         <w:tc>
           <w:tcPr>
-            <w:tcW w:type="dxa" w:w="4513"/>
+            <w:tcW w:type="dxa" w:w="4394"/>
             <w:tcBorders>
               <w:top w:val="single" w:color="AAAAAA" w:sz="2"/>
               <w:left w:val="single" w:color="AAAAAA" w:sz="2"/>
@@ -16416,7 +16752,7 @@
         </w:tc>
         <w:tc>
           <w:tcPr>
-            <w:tcW w:type="dxa" w:w="4513"/>
+            <w:tcW w:type="dxa" w:w="4394"/>
             <w:tcBorders>
               <w:top w:val="single" w:color="AAAAAA" w:sz="2"/>
               <w:left w:val="single" w:color="AAAAAA" w:sz="2"/>
@@ -16447,7 +16783,7 @@
       <w:tr>
         <w:tc>
           <w:tcPr>
-            <w:tcW w:type="dxa" w:w="4513"/>
+            <w:tcW w:type="dxa" w:w="4394"/>
             <w:tcBorders>
               <w:top w:val="single" w:color="AAAAAA" w:sz="2"/>
               <w:left w:val="single" w:color="AAAAAA" w:sz="2"/>
@@ -16476,7 +16812,7 @@
         </w:tc>
         <w:tc>
           <w:tcPr>
-            <w:tcW w:type="dxa" w:w="4513"/>
+            <w:tcW w:type="dxa" w:w="4394"/>
             <w:tcBorders>
               <w:top w:val="single" w:color="AAAAAA" w:sz="2"/>
               <w:left w:val="single" w:color="AAAAAA" w:sz="2"/>
@@ -16507,7 +16843,7 @@
       <w:tr>
         <w:tc>
           <w:tcPr>
-            <w:tcW w:type="dxa" w:w="4513"/>
+            <w:tcW w:type="dxa" w:w="4394"/>
             <w:tcBorders>
               <w:top w:val="single" w:color="AAAAAA" w:sz="2"/>
               <w:left w:val="single" w:color="AAAAAA" w:sz="2"/>
@@ -16536,7 +16872,7 @@
         </w:tc>
         <w:tc>
           <w:tcPr>
-            <w:tcW w:type="dxa" w:w="4513"/>
+            <w:tcW w:type="dxa" w:w="4394"/>
             <w:tcBorders>
               <w:top w:val="single" w:color="AAAAAA" w:sz="2"/>
               <w:left w:val="single" w:color="AAAAAA" w:sz="2"/>
@@ -16632,7 +16968,7 @@
     </w:p>
     <w:tbl>
       <w:tblPr>
-        <w:tblW w:type="dxa" w:w="9026"/>
+        <w:tblW w:type="dxa" w:w="8788"/>
         <w:tblBorders>
           <w:top w:val="single" w:color="auto" w:sz="4"/>
           <w:left w:val="single" w:color="auto" w:sz="4"/>
@@ -16643,10 +16979,10 @@
         </w:tblBorders>
       </w:tblPr>
       <w:tblGrid>
-        <w:gridCol w:w="2256"/>
-        <w:gridCol w:w="2256"/>
-        <w:gridCol w:w="2256"/>
-        <w:gridCol w:w="2256"/>
+        <w:gridCol w:w="2197"/>
+        <w:gridCol w:w="2197"/>
+        <w:gridCol w:w="2197"/>
+        <w:gridCol w:w="2197"/>
       </w:tblGrid>
       <w:tr>
         <w:trPr>
@@ -16654,7 +16990,7 @@
         </w:trPr>
         <w:tc>
           <w:tcPr>
-            <w:tcW w:type="dxa" w:w="2256"/>
+            <w:tcW w:type="dxa" w:w="2197"/>
             <w:tcBorders>
               <w:top w:val="single" w:color="AAAAAA" w:sz="2"/>
               <w:left w:val="single" w:color="AAAAAA" w:sz="2"/>
@@ -16686,7 +17022,7 @@
         </w:tc>
         <w:tc>
           <w:tcPr>
-            <w:tcW w:type="dxa" w:w="2256"/>
+            <w:tcW w:type="dxa" w:w="2197"/>
             <w:tcBorders>
               <w:top w:val="single" w:color="AAAAAA" w:sz="2"/>
               <w:left w:val="single" w:color="AAAAAA" w:sz="2"/>
@@ -16718,7 +17054,7 @@
         </w:tc>
         <w:tc>
           <w:tcPr>
-            <w:tcW w:type="dxa" w:w="2256"/>
+            <w:tcW w:type="dxa" w:w="2197"/>
             <w:tcBorders>
               <w:top w:val="single" w:color="AAAAAA" w:sz="2"/>
               <w:left w:val="single" w:color="AAAAAA" w:sz="2"/>
@@ -16750,7 +17086,7 @@
         </w:tc>
         <w:tc>
           <w:tcPr>
-            <w:tcW w:type="dxa" w:w="2256"/>
+            <w:tcW w:type="dxa" w:w="2197"/>
             <w:tcBorders>
               <w:top w:val="single" w:color="AAAAAA" w:sz="2"/>
               <w:left w:val="single" w:color="AAAAAA" w:sz="2"/>
@@ -16784,7 +17120,7 @@
       <w:tr>
         <w:tc>
           <w:tcPr>
-            <w:tcW w:type="dxa" w:w="2256"/>
+            <w:tcW w:type="dxa" w:w="2197"/>
             <w:tcBorders>
               <w:top w:val="single" w:color="AAAAAA" w:sz="2"/>
               <w:left w:val="single" w:color="AAAAAA" w:sz="2"/>
@@ -16813,7 +17149,7 @@
         </w:tc>
         <w:tc>
           <w:tcPr>
-            <w:tcW w:type="dxa" w:w="2256"/>
+            <w:tcW w:type="dxa" w:w="2197"/>
             <w:tcBorders>
               <w:top w:val="single" w:color="AAAAAA" w:sz="2"/>
               <w:left w:val="single" w:color="AAAAAA" w:sz="2"/>
@@ -16842,7 +17178,7 @@
         </w:tc>
         <w:tc>
           <w:tcPr>
-            <w:tcW w:type="dxa" w:w="2256"/>
+            <w:tcW w:type="dxa" w:w="2197"/>
             <w:tcBorders>
               <w:top w:val="single" w:color="AAAAAA" w:sz="2"/>
               <w:left w:val="single" w:color="AAAAAA" w:sz="2"/>
@@ -16871,7 +17207,7 @@
         </w:tc>
         <w:tc>
           <w:tcPr>
-            <w:tcW w:type="dxa" w:w="2256"/>
+            <w:tcW w:type="dxa" w:w="2197"/>
             <w:tcBorders>
               <w:top w:val="single" w:color="AAAAAA" w:sz="2"/>
               <w:left w:val="single" w:color="AAAAAA" w:sz="2"/>
@@ -16902,7 +17238,7 @@
       <w:tr>
         <w:tc>
           <w:tcPr>
-            <w:tcW w:type="dxa" w:w="2256"/>
+            <w:tcW w:type="dxa" w:w="2197"/>
             <w:tcBorders>
               <w:top w:val="single" w:color="AAAAAA" w:sz="2"/>
               <w:left w:val="single" w:color="AAAAAA" w:sz="2"/>
@@ -16931,7 +17267,7 @@
         </w:tc>
         <w:tc>
           <w:tcPr>
-            <w:tcW w:type="dxa" w:w="2256"/>
+            <w:tcW w:type="dxa" w:w="2197"/>
             <w:tcBorders>
               <w:top w:val="single" w:color="AAAAAA" w:sz="2"/>
               <w:left w:val="single" w:color="AAAAAA" w:sz="2"/>
@@ -16960,7 +17296,7 @@
         </w:tc>
         <w:tc>
           <w:tcPr>
-            <w:tcW w:type="dxa" w:w="2256"/>
+            <w:tcW w:type="dxa" w:w="2197"/>
             <w:tcBorders>
               <w:top w:val="single" w:color="AAAAAA" w:sz="2"/>
               <w:left w:val="single" w:color="AAAAAA" w:sz="2"/>
@@ -16989,7 +17325,7 @@
         </w:tc>
         <w:tc>
           <w:tcPr>
-            <w:tcW w:type="dxa" w:w="2256"/>
+            <w:tcW w:type="dxa" w:w="2197"/>
             <w:tcBorders>
               <w:top w:val="single" w:color="AAAAAA" w:sz="2"/>
               <w:left w:val="single" w:color="AAAAAA" w:sz="2"/>
@@ -17020,7 +17356,7 @@
       <w:tr>
         <w:tc>
           <w:tcPr>
-            <w:tcW w:type="dxa" w:w="2256"/>
+            <w:tcW w:type="dxa" w:w="2197"/>
             <w:tcBorders>
               <w:top w:val="single" w:color="AAAAAA" w:sz="2"/>
               <w:left w:val="single" w:color="AAAAAA" w:sz="2"/>
@@ -17049,7 +17385,7 @@
         </w:tc>
         <w:tc>
           <w:tcPr>
-            <w:tcW w:type="dxa" w:w="2256"/>
+            <w:tcW w:type="dxa" w:w="2197"/>
             <w:tcBorders>
               <w:top w:val="single" w:color="AAAAAA" w:sz="2"/>
               <w:left w:val="single" w:color="AAAAAA" w:sz="2"/>
@@ -17078,7 +17414,7 @@
         </w:tc>
         <w:tc>
           <w:tcPr>
-            <w:tcW w:type="dxa" w:w="2256"/>
+            <w:tcW w:type="dxa" w:w="2197"/>
             <w:tcBorders>
               <w:top w:val="single" w:color="AAAAAA" w:sz="2"/>
               <w:left w:val="single" w:color="AAAAAA" w:sz="2"/>
@@ -17107,7 +17443,7 @@
         </w:tc>
         <w:tc>
           <w:tcPr>
-            <w:tcW w:type="dxa" w:w="2256"/>
+            <w:tcW w:type="dxa" w:w="2197"/>
             <w:tcBorders>
               <w:top w:val="single" w:color="AAAAAA" w:sz="2"/>
               <w:left w:val="single" w:color="AAAAAA" w:sz="2"/>
@@ -17163,7 +17499,7 @@
     </w:p>
     <w:tbl>
       <w:tblPr>
-        <w:tblW w:type="dxa" w:w="9026"/>
+        <w:tblW w:type="dxa" w:w="8788"/>
         <w:tblBorders>
           <w:top w:val="single" w:color="auto" w:sz="4"/>
           <w:left w:val="single" w:color="auto" w:sz="4"/>
@@ -17174,8 +17510,8 @@
         </w:tblBorders>
       </w:tblPr>
       <w:tblGrid>
-        <w:gridCol w:w="4513"/>
-        <w:gridCol w:w="4513"/>
+        <w:gridCol w:w="4394"/>
+        <w:gridCol w:w="4394"/>
       </w:tblGrid>
       <w:tr>
         <w:trPr>
@@ -17183,7 +17519,7 @@
         </w:trPr>
         <w:tc>
           <w:tcPr>
-            <w:tcW w:type="dxa" w:w="4513"/>
+            <w:tcW w:type="dxa" w:w="4394"/>
             <w:tcBorders>
               <w:top w:val="single" w:color="AAAAAA" w:sz="2"/>
               <w:left w:val="single" w:color="AAAAAA" w:sz="2"/>
@@ -17215,7 +17551,7 @@
         </w:tc>
         <w:tc>
           <w:tcPr>
-            <w:tcW w:type="dxa" w:w="4513"/>
+            <w:tcW w:type="dxa" w:w="4394"/>
             <w:tcBorders>
               <w:top w:val="single" w:color="AAAAAA" w:sz="2"/>
               <w:left w:val="single" w:color="AAAAAA" w:sz="2"/>
@@ -17249,7 +17585,7 @@
       <w:tr>
         <w:tc>
           <w:tcPr>
-            <w:tcW w:type="dxa" w:w="4513"/>
+            <w:tcW w:type="dxa" w:w="4394"/>
             <w:tcBorders>
               <w:top w:val="single" w:color="AAAAAA" w:sz="2"/>
               <w:left w:val="single" w:color="AAAAAA" w:sz="2"/>
@@ -17278,7 +17614,7 @@
         </w:tc>
         <w:tc>
           <w:tcPr>
-            <w:tcW w:type="dxa" w:w="4513"/>
+            <w:tcW w:type="dxa" w:w="4394"/>
             <w:tcBorders>
               <w:top w:val="single" w:color="AAAAAA" w:sz="2"/>
               <w:left w:val="single" w:color="AAAAAA" w:sz="2"/>
@@ -17309,7 +17645,7 @@
       <w:tr>
         <w:tc>
           <w:tcPr>
-            <w:tcW w:type="dxa" w:w="4513"/>
+            <w:tcW w:type="dxa" w:w="4394"/>
             <w:tcBorders>
               <w:top w:val="single" w:color="AAAAAA" w:sz="2"/>
               <w:left w:val="single" w:color="AAAAAA" w:sz="2"/>
@@ -17338,7 +17674,7 @@
         </w:tc>
         <w:tc>
           <w:tcPr>
-            <w:tcW w:type="dxa" w:w="4513"/>
+            <w:tcW w:type="dxa" w:w="4394"/>
             <w:tcBorders>
               <w:top w:val="single" w:color="AAAAAA" w:sz="2"/>
               <w:left w:val="single" w:color="AAAAAA" w:sz="2"/>
@@ -17369,7 +17705,7 @@
       <w:tr>
         <w:tc>
           <w:tcPr>
-            <w:tcW w:type="dxa" w:w="4513"/>
+            <w:tcW w:type="dxa" w:w="4394"/>
             <w:tcBorders>
               <w:top w:val="single" w:color="AAAAAA" w:sz="2"/>
               <w:left w:val="single" w:color="AAAAAA" w:sz="2"/>
@@ -17398,7 +17734,7 @@
         </w:tc>
         <w:tc>
           <w:tcPr>
-            <w:tcW w:type="dxa" w:w="4513"/>
+            <w:tcW w:type="dxa" w:w="4394"/>
             <w:tcBorders>
               <w:top w:val="single" w:color="AAAAAA" w:sz="2"/>
               <w:left w:val="single" w:color="AAAAAA" w:sz="2"/>
@@ -17429,7 +17765,7 @@
       <w:tr>
         <w:tc>
           <w:tcPr>
-            <w:tcW w:type="dxa" w:w="4513"/>
+            <w:tcW w:type="dxa" w:w="4394"/>
             <w:tcBorders>
               <w:top w:val="single" w:color="AAAAAA" w:sz="2"/>
               <w:left w:val="single" w:color="AAAAAA" w:sz="2"/>
@@ -17458,7 +17794,7 @@
         </w:tc>
         <w:tc>
           <w:tcPr>
-            <w:tcW w:type="dxa" w:w="4513"/>
+            <w:tcW w:type="dxa" w:w="4394"/>
             <w:tcBorders>
               <w:top w:val="single" w:color="AAAAAA" w:sz="2"/>
               <w:left w:val="single" w:color="AAAAAA" w:sz="2"/>
@@ -17489,7 +17825,7 @@
       <w:tr>
         <w:tc>
           <w:tcPr>
-            <w:tcW w:type="dxa" w:w="4513"/>
+            <w:tcW w:type="dxa" w:w="4394"/>
             <w:tcBorders>
               <w:top w:val="single" w:color="AAAAAA" w:sz="2"/>
               <w:left w:val="single" w:color="AAAAAA" w:sz="2"/>
@@ -17518,7 +17854,7 @@
         </w:tc>
         <w:tc>
           <w:tcPr>
-            <w:tcW w:type="dxa" w:w="4513"/>
+            <w:tcW w:type="dxa" w:w="4394"/>
             <w:tcBorders>
               <w:top w:val="single" w:color="AAAAAA" w:sz="2"/>
               <w:left w:val="single" w:color="AAAAAA" w:sz="2"/>
@@ -17590,7 +17926,7 @@
     </w:p>
     <w:tbl>
       <w:tblPr>
-        <w:tblW w:type="dxa" w:w="9026"/>
+        <w:tblW w:type="dxa" w:w="8788"/>
         <w:tblBorders>
           <w:top w:val="single" w:color="auto" w:sz="4"/>
           <w:left w:val="single" w:color="auto" w:sz="4"/>
@@ -17601,9 +17937,9 @@
         </w:tblBorders>
       </w:tblPr>
       <w:tblGrid>
-        <w:gridCol w:w="3008"/>
-        <w:gridCol w:w="3008"/>
-        <w:gridCol w:w="3008"/>
+        <w:gridCol w:w="2929"/>
+        <w:gridCol w:w="2929"/>
+        <w:gridCol w:w="2929"/>
       </w:tblGrid>
       <w:tr>
         <w:trPr>
@@ -17611,7 +17947,7 @@
         </w:trPr>
         <w:tc>
           <w:tcPr>
-            <w:tcW w:type="dxa" w:w="3008"/>
+            <w:tcW w:type="dxa" w:w="2929"/>
             <w:tcBorders>
               <w:top w:val="single" w:color="AAAAAA" w:sz="2"/>
               <w:left w:val="single" w:color="AAAAAA" w:sz="2"/>
@@ -17643,7 +17979,7 @@
         </w:tc>
         <w:tc>
           <w:tcPr>
-            <w:tcW w:type="dxa" w:w="3008"/>
+            <w:tcW w:type="dxa" w:w="2929"/>
             <w:tcBorders>
               <w:top w:val="single" w:color="AAAAAA" w:sz="2"/>
               <w:left w:val="single" w:color="AAAAAA" w:sz="2"/>
@@ -17675,7 +18011,7 @@
         </w:tc>
         <w:tc>
           <w:tcPr>
-            <w:tcW w:type="dxa" w:w="3008"/>
+            <w:tcW w:type="dxa" w:w="2929"/>
             <w:tcBorders>
               <w:top w:val="single" w:color="AAAAAA" w:sz="2"/>
               <w:left w:val="single" w:color="AAAAAA" w:sz="2"/>
@@ -17709,7 +18045,7 @@
       <w:tr>
         <w:tc>
           <w:tcPr>
-            <w:tcW w:type="dxa" w:w="3008"/>
+            <w:tcW w:type="dxa" w:w="2929"/>
             <w:tcBorders>
               <w:top w:val="single" w:color="AAAAAA" w:sz="2"/>
               <w:left w:val="single" w:color="AAAAAA" w:sz="2"/>
@@ -17738,7 +18074,7 @@
         </w:tc>
         <w:tc>
           <w:tcPr>
-            <w:tcW w:type="dxa" w:w="3008"/>
+            <w:tcW w:type="dxa" w:w="2929"/>
             <w:tcBorders>
               <w:top w:val="single" w:color="AAAAAA" w:sz="2"/>
               <w:left w:val="single" w:color="AAAAAA" w:sz="2"/>
@@ -17767,7 +18103,7 @@
         </w:tc>
         <w:tc>
           <w:tcPr>
-            <w:tcW w:type="dxa" w:w="3008"/>
+            <w:tcW w:type="dxa" w:w="2929"/>
             <w:tcBorders>
               <w:top w:val="single" w:color="AAAAAA" w:sz="2"/>
               <w:left w:val="single" w:color="AAAAAA" w:sz="2"/>
@@ -17798,7 +18134,7 @@
       <w:tr>
         <w:tc>
           <w:tcPr>
-            <w:tcW w:type="dxa" w:w="3008"/>
+            <w:tcW w:type="dxa" w:w="2929"/>
             <w:tcBorders>
               <w:top w:val="single" w:color="AAAAAA" w:sz="2"/>
               <w:left w:val="single" w:color="AAAAAA" w:sz="2"/>
@@ -17827,7 +18163,7 @@
         </w:tc>
         <w:tc>
           <w:tcPr>
-            <w:tcW w:type="dxa" w:w="3008"/>
+            <w:tcW w:type="dxa" w:w="2929"/>
             <w:tcBorders>
               <w:top w:val="single" w:color="AAAAAA" w:sz="2"/>
               <w:left w:val="single" w:color="AAAAAA" w:sz="2"/>
@@ -17856,7 +18192,7 @@
         </w:tc>
         <w:tc>
           <w:tcPr>
-            <w:tcW w:type="dxa" w:w="3008"/>
+            <w:tcW w:type="dxa" w:w="2929"/>
             <w:tcBorders>
               <w:top w:val="single" w:color="AAAAAA" w:sz="2"/>
               <w:left w:val="single" w:color="AAAAAA" w:sz="2"/>
@@ -17887,7 +18223,7 @@
       <w:tr>
         <w:tc>
           <w:tcPr>
-            <w:tcW w:type="dxa" w:w="3008"/>
+            <w:tcW w:type="dxa" w:w="2929"/>
             <w:tcBorders>
               <w:top w:val="single" w:color="AAAAAA" w:sz="2"/>
               <w:left w:val="single" w:color="AAAAAA" w:sz="2"/>
@@ -17916,7 +18252,7 @@
         </w:tc>
         <w:tc>
           <w:tcPr>
-            <w:tcW w:type="dxa" w:w="3008"/>
+            <w:tcW w:type="dxa" w:w="2929"/>
             <w:tcBorders>
               <w:top w:val="single" w:color="AAAAAA" w:sz="2"/>
               <w:left w:val="single" w:color="AAAAAA" w:sz="2"/>
@@ -17945,7 +18281,7 @@
         </w:tc>
         <w:tc>
           <w:tcPr>
-            <w:tcW w:type="dxa" w:w="3008"/>
+            <w:tcW w:type="dxa" w:w="2929"/>
             <w:tcBorders>
               <w:top w:val="single" w:color="AAAAAA" w:sz="2"/>
               <w:left w:val="single" w:color="AAAAAA" w:sz="2"/>
@@ -18009,7 +18345,7 @@
     </w:p>
     <w:tbl>
       <w:tblPr>
-        <w:tblW w:type="dxa" w:w="9026"/>
+        <w:tblW w:type="dxa" w:w="8788"/>
         <w:tblBorders>
           <w:top w:val="single" w:color="auto" w:sz="4"/>
           <w:left w:val="single" w:color="auto" w:sz="4"/>
@@ -18020,10 +18356,10 @@
         </w:tblBorders>
       </w:tblPr>
       <w:tblGrid>
-        <w:gridCol w:w="2256"/>
-        <w:gridCol w:w="2256"/>
-        <w:gridCol w:w="2256"/>
-        <w:gridCol w:w="2256"/>
+        <w:gridCol w:w="2197"/>
+        <w:gridCol w:w="2197"/>
+        <w:gridCol w:w="2197"/>
+        <w:gridCol w:w="2197"/>
       </w:tblGrid>
       <w:tr>
         <w:trPr>
@@ -18031,7 +18367,7 @@
         </w:trPr>
         <w:tc>
           <w:tcPr>
-            <w:tcW w:type="dxa" w:w="2256"/>
+            <w:tcW w:type="dxa" w:w="2197"/>
             <w:tcBorders>
               <w:top w:val="single" w:color="AAAAAA" w:sz="2"/>
               <w:left w:val="single" w:color="AAAAAA" w:sz="2"/>
@@ -18063,7 +18399,7 @@
         </w:tc>
         <w:tc>
           <w:tcPr>
-            <w:tcW w:type="dxa" w:w="2256"/>
+            <w:tcW w:type="dxa" w:w="2197"/>
             <w:tcBorders>
               <w:top w:val="single" w:color="AAAAAA" w:sz="2"/>
               <w:left w:val="single" w:color="AAAAAA" w:sz="2"/>
@@ -18095,7 +18431,7 @@
         </w:tc>
         <w:tc>
           <w:tcPr>
-            <w:tcW w:type="dxa" w:w="2256"/>
+            <w:tcW w:type="dxa" w:w="2197"/>
             <w:tcBorders>
               <w:top w:val="single" w:color="AAAAAA" w:sz="2"/>
               <w:left w:val="single" w:color="AAAAAA" w:sz="2"/>
@@ -18127,7 +18463,7 @@
         </w:tc>
         <w:tc>
           <w:tcPr>
-            <w:tcW w:type="dxa" w:w="2256"/>
+            <w:tcW w:type="dxa" w:w="2197"/>
             <w:tcBorders>
               <w:top w:val="single" w:color="AAAAAA" w:sz="2"/>
               <w:left w:val="single" w:color="AAAAAA" w:sz="2"/>
@@ -18161,7 +18497,7 @@
       <w:tr>
         <w:tc>
           <w:tcPr>
-            <w:tcW w:type="dxa" w:w="2256"/>
+            <w:tcW w:type="dxa" w:w="2197"/>
             <w:tcBorders>
               <w:top w:val="single" w:color="AAAAAA" w:sz="2"/>
               <w:left w:val="single" w:color="AAAAAA" w:sz="2"/>
@@ -18190,7 +18526,7 @@
         </w:tc>
         <w:tc>
           <w:tcPr>
-            <w:tcW w:type="dxa" w:w="2256"/>
+            <w:tcW w:type="dxa" w:w="2197"/>
             <w:tcBorders>
               <w:top w:val="single" w:color="AAAAAA" w:sz="2"/>
               <w:left w:val="single" w:color="AAAAAA" w:sz="2"/>
@@ -18219,7 +18555,7 @@
         </w:tc>
         <w:tc>
           <w:tcPr>
-            <w:tcW w:type="dxa" w:w="2256"/>
+            <w:tcW w:type="dxa" w:w="2197"/>
             <w:tcBorders>
               <w:top w:val="single" w:color="AAAAAA" w:sz="2"/>
               <w:left w:val="single" w:color="AAAAAA" w:sz="2"/>
@@ -18248,7 +18584,7 @@
         </w:tc>
         <w:tc>
           <w:tcPr>
-            <w:tcW w:type="dxa" w:w="2256"/>
+            <w:tcW w:type="dxa" w:w="2197"/>
             <w:tcBorders>
               <w:top w:val="single" w:color="AAAAAA" w:sz="2"/>
               <w:left w:val="single" w:color="AAAAAA" w:sz="2"/>
@@ -18279,7 +18615,7 @@
       <w:tr>
         <w:tc>
           <w:tcPr>
-            <w:tcW w:type="dxa" w:w="2256"/>
+            <w:tcW w:type="dxa" w:w="2197"/>
             <w:tcBorders>
               <w:top w:val="single" w:color="AAAAAA" w:sz="2"/>
               <w:left w:val="single" w:color="AAAAAA" w:sz="2"/>
@@ -18308,7 +18644,7 @@
         </w:tc>
         <w:tc>
           <w:tcPr>
-            <w:tcW w:type="dxa" w:w="2256"/>
+            <w:tcW w:type="dxa" w:w="2197"/>
             <w:tcBorders>
               <w:top w:val="single" w:color="AAAAAA" w:sz="2"/>
               <w:left w:val="single" w:color="AAAAAA" w:sz="2"/>
@@ -18337,7 +18673,7 @@
         </w:tc>
         <w:tc>
           <w:tcPr>
-            <w:tcW w:type="dxa" w:w="2256"/>
+            <w:tcW w:type="dxa" w:w="2197"/>
             <w:tcBorders>
               <w:top w:val="single" w:color="AAAAAA" w:sz="2"/>
               <w:left w:val="single" w:color="AAAAAA" w:sz="2"/>
@@ -18366,7 +18702,7 @@
         </w:tc>
         <w:tc>
           <w:tcPr>
-            <w:tcW w:type="dxa" w:w="2256"/>
+            <w:tcW w:type="dxa" w:w="2197"/>
             <w:tcBorders>
               <w:top w:val="single" w:color="AAAAAA" w:sz="2"/>
               <w:left w:val="single" w:color="AAAAAA" w:sz="2"/>
@@ -18397,7 +18733,7 @@
       <w:tr>
         <w:tc>
           <w:tcPr>
-            <w:tcW w:type="dxa" w:w="2256"/>
+            <w:tcW w:type="dxa" w:w="2197"/>
             <w:tcBorders>
               <w:top w:val="single" w:color="AAAAAA" w:sz="2"/>
               <w:left w:val="single" w:color="AAAAAA" w:sz="2"/>
@@ -18426,7 +18762,7 @@
         </w:tc>
         <w:tc>
           <w:tcPr>
-            <w:tcW w:type="dxa" w:w="2256"/>
+            <w:tcW w:type="dxa" w:w="2197"/>
             <w:tcBorders>
               <w:top w:val="single" w:color="AAAAAA" w:sz="2"/>
               <w:left w:val="single" w:color="AAAAAA" w:sz="2"/>
@@ -18455,7 +18791,7 @@
         </w:tc>
         <w:tc>
           <w:tcPr>
-            <w:tcW w:type="dxa" w:w="2256"/>
+            <w:tcW w:type="dxa" w:w="2197"/>
             <w:tcBorders>
               <w:top w:val="single" w:color="AAAAAA" w:sz="2"/>
               <w:left w:val="single" w:color="AAAAAA" w:sz="2"/>
@@ -18484,7 +18820,7 @@
         </w:tc>
         <w:tc>
           <w:tcPr>
-            <w:tcW w:type="dxa" w:w="2256"/>
+            <w:tcW w:type="dxa" w:w="2197"/>
             <w:tcBorders>
               <w:top w:val="single" w:color="AAAAAA" w:sz="2"/>
               <w:left w:val="single" w:color="AAAAAA" w:sz="2"/>
@@ -18515,7 +18851,7 @@
       <w:tr>
         <w:tc>
           <w:tcPr>
-            <w:tcW w:type="dxa" w:w="2256"/>
+            <w:tcW w:type="dxa" w:w="2197"/>
             <w:tcBorders>
               <w:top w:val="single" w:color="AAAAAA" w:sz="2"/>
               <w:left w:val="single" w:color="AAAAAA" w:sz="2"/>
@@ -18544,7 +18880,7 @@
         </w:tc>
         <w:tc>
           <w:tcPr>
-            <w:tcW w:type="dxa" w:w="2256"/>
+            <w:tcW w:type="dxa" w:w="2197"/>
             <w:tcBorders>
               <w:top w:val="single" w:color="AAAAAA" w:sz="2"/>
               <w:left w:val="single" w:color="AAAAAA" w:sz="2"/>
@@ -18573,7 +18909,7 @@
         </w:tc>
         <w:tc>
           <w:tcPr>
-            <w:tcW w:type="dxa" w:w="2256"/>
+            <w:tcW w:type="dxa" w:w="2197"/>
             <w:tcBorders>
               <w:top w:val="single" w:color="AAAAAA" w:sz="2"/>
               <w:left w:val="single" w:color="AAAAAA" w:sz="2"/>
@@ -18602,7 +18938,7 @@
         </w:tc>
         <w:tc>
           <w:tcPr>
-            <w:tcW w:type="dxa" w:w="2256"/>
+            <w:tcW w:type="dxa" w:w="2197"/>
             <w:tcBorders>
               <w:top w:val="single" w:color="AAAAAA" w:sz="2"/>
               <w:left w:val="single" w:color="AAAAAA" w:sz="2"/>
@@ -18706,7 +19042,7 @@
     </w:p>
     <w:tbl>
       <w:tblPr>
-        <w:tblW w:type="dxa" w:w="9026"/>
+        <w:tblW w:type="dxa" w:w="8788"/>
         <w:tblBorders>
           <w:top w:val="single" w:color="auto" w:sz="4"/>
           <w:left w:val="single" w:color="auto" w:sz="4"/>
@@ -18717,12 +19053,12 @@
         </w:tblBorders>
       </w:tblPr>
       <w:tblGrid>
-        <w:gridCol w:w="1504"/>
-        <w:gridCol w:w="1504"/>
-        <w:gridCol w:w="1504"/>
-        <w:gridCol w:w="1504"/>
-        <w:gridCol w:w="1504"/>
-        <w:gridCol w:w="1504"/>
+        <w:gridCol w:w="1464"/>
+        <w:gridCol w:w="1464"/>
+        <w:gridCol w:w="1464"/>
+        <w:gridCol w:w="1464"/>
+        <w:gridCol w:w="1464"/>
+        <w:gridCol w:w="1464"/>
       </w:tblGrid>
       <w:tr>
         <w:trPr>
@@ -18730,7 +19066,7 @@
         </w:trPr>
         <w:tc>
           <w:tcPr>
-            <w:tcW w:type="dxa" w:w="1504"/>
+            <w:tcW w:type="dxa" w:w="1464"/>
             <w:tcBorders>
               <w:top w:val="single" w:color="AAAAAA" w:sz="2"/>
               <w:left w:val="single" w:color="AAAAAA" w:sz="2"/>
@@ -18762,7 +19098,7 @@
         </w:tc>
         <w:tc>
           <w:tcPr>
-            <w:tcW w:type="dxa" w:w="1504"/>
+            <w:tcW w:type="dxa" w:w="1464"/>
             <w:tcBorders>
               <w:top w:val="single" w:color="AAAAAA" w:sz="2"/>
               <w:left w:val="single" w:color="AAAAAA" w:sz="2"/>
@@ -18794,7 +19130,7 @@
         </w:tc>
         <w:tc>
           <w:tcPr>
-            <w:tcW w:type="dxa" w:w="1504"/>
+            <w:tcW w:type="dxa" w:w="1464"/>
             <w:tcBorders>
               <w:top w:val="single" w:color="AAAAAA" w:sz="2"/>
               <w:left w:val="single" w:color="AAAAAA" w:sz="2"/>
@@ -18826,7 +19162,7 @@
         </w:tc>
         <w:tc>
           <w:tcPr>
-            <w:tcW w:type="dxa" w:w="1504"/>
+            <w:tcW w:type="dxa" w:w="1464"/>
             <w:tcBorders>
               <w:top w:val="single" w:color="AAAAAA" w:sz="2"/>
               <w:left w:val="single" w:color="AAAAAA" w:sz="2"/>
@@ -18858,7 +19194,7 @@
         </w:tc>
         <w:tc>
           <w:tcPr>
-            <w:tcW w:type="dxa" w:w="1504"/>
+            <w:tcW w:type="dxa" w:w="1464"/>
             <w:tcBorders>
               <w:top w:val="single" w:color="AAAAAA" w:sz="2"/>
               <w:left w:val="single" w:color="AAAAAA" w:sz="2"/>
@@ -18890,7 +19226,7 @@
         </w:tc>
         <w:tc>
           <w:tcPr>
-            <w:tcW w:type="dxa" w:w="1504"/>
+            <w:tcW w:type="dxa" w:w="1464"/>
             <w:tcBorders>
               <w:top w:val="single" w:color="AAAAAA" w:sz="2"/>
               <w:left w:val="single" w:color="AAAAAA" w:sz="2"/>
@@ -18924,7 +19260,7 @@
       <w:tr>
         <w:tc>
           <w:tcPr>
-            <w:tcW w:type="dxa" w:w="1504"/>
+            <w:tcW w:type="dxa" w:w="1464"/>
             <w:tcBorders>
               <w:top w:val="single" w:color="AAAAAA" w:sz="2"/>
               <w:left w:val="single" w:color="AAAAAA" w:sz="2"/>
@@ -18953,7 +19289,7 @@
         </w:tc>
         <w:tc>
           <w:tcPr>
-            <w:tcW w:type="dxa" w:w="1504"/>
+            <w:tcW w:type="dxa" w:w="1464"/>
             <w:tcBorders>
               <w:top w:val="single" w:color="AAAAAA" w:sz="2"/>
               <w:left w:val="single" w:color="AAAAAA" w:sz="2"/>
@@ -18982,7 +19318,7 @@
         </w:tc>
         <w:tc>
           <w:tcPr>
-            <w:tcW w:type="dxa" w:w="1504"/>
+            <w:tcW w:type="dxa" w:w="1464"/>
             <w:tcBorders>
               <w:top w:val="single" w:color="AAAAAA" w:sz="2"/>
               <w:left w:val="single" w:color="AAAAAA" w:sz="2"/>
@@ -19011,7 +19347,7 @@
         </w:tc>
         <w:tc>
           <w:tcPr>
-            <w:tcW w:type="dxa" w:w="1504"/>
+            <w:tcW w:type="dxa" w:w="1464"/>
             <w:tcBorders>
               <w:top w:val="single" w:color="AAAAAA" w:sz="2"/>
               <w:left w:val="single" w:color="AAAAAA" w:sz="2"/>
@@ -19040,7 +19376,7 @@
         </w:tc>
         <w:tc>
           <w:tcPr>
-            <w:tcW w:type="dxa" w:w="1504"/>
+            <w:tcW w:type="dxa" w:w="1464"/>
             <w:tcBorders>
               <w:top w:val="single" w:color="AAAAAA" w:sz="2"/>
               <w:left w:val="single" w:color="AAAAAA" w:sz="2"/>
@@ -19069,7 +19405,7 @@
         </w:tc>
         <w:tc>
           <w:tcPr>
-            <w:tcW w:type="dxa" w:w="1504"/>
+            <w:tcW w:type="dxa" w:w="1464"/>
             <w:tcBorders>
               <w:top w:val="single" w:color="AAAAAA" w:sz="2"/>
               <w:left w:val="single" w:color="AAAAAA" w:sz="2"/>
@@ -19100,7 +19436,7 @@
       <w:tr>
         <w:tc>
           <w:tcPr>
-            <w:tcW w:type="dxa" w:w="1504"/>
+            <w:tcW w:type="dxa" w:w="1464"/>
             <w:tcBorders>
               <w:top w:val="single" w:color="AAAAAA" w:sz="2"/>
               <w:left w:val="single" w:color="AAAAAA" w:sz="2"/>
@@ -19129,7 +19465,7 @@
         </w:tc>
         <w:tc>
           <w:tcPr>
-            <w:tcW w:type="dxa" w:w="1504"/>
+            <w:tcW w:type="dxa" w:w="1464"/>
             <w:tcBorders>
               <w:top w:val="single" w:color="AAAAAA" w:sz="2"/>
               <w:left w:val="single" w:color="AAAAAA" w:sz="2"/>
@@ -19158,7 +19494,7 @@
         </w:tc>
         <w:tc>
           <w:tcPr>
-            <w:tcW w:type="dxa" w:w="1504"/>
+            <w:tcW w:type="dxa" w:w="1464"/>
             <w:tcBorders>
               <w:top w:val="single" w:color="AAAAAA" w:sz="2"/>
               <w:left w:val="single" w:color="AAAAAA" w:sz="2"/>
@@ -19187,7 +19523,7 @@
         </w:tc>
         <w:tc>
           <w:tcPr>
-            <w:tcW w:type="dxa" w:w="1504"/>
+            <w:tcW w:type="dxa" w:w="1464"/>
             <w:tcBorders>
               <w:top w:val="single" w:color="AAAAAA" w:sz="2"/>
               <w:left w:val="single" w:color="AAAAAA" w:sz="2"/>
@@ -19216,7 +19552,7 @@
         </w:tc>
         <w:tc>
           <w:tcPr>
-            <w:tcW w:type="dxa" w:w="1504"/>
+            <w:tcW w:type="dxa" w:w="1464"/>
             <w:tcBorders>
               <w:top w:val="single" w:color="AAAAAA" w:sz="2"/>
               <w:left w:val="single" w:color="AAAAAA" w:sz="2"/>
@@ -19245,7 +19581,7 @@
         </w:tc>
         <w:tc>
           <w:tcPr>
-            <w:tcW w:type="dxa" w:w="1504"/>
+            <w:tcW w:type="dxa" w:w="1464"/>
             <w:tcBorders>
               <w:top w:val="single" w:color="AAAAAA" w:sz="2"/>
               <w:left w:val="single" w:color="AAAAAA" w:sz="2"/>
@@ -19276,7 +19612,7 @@
       <w:tr>
         <w:tc>
           <w:tcPr>
-            <w:tcW w:type="dxa" w:w="1504"/>
+            <w:tcW w:type="dxa" w:w="1464"/>
             <w:tcBorders>
               <w:top w:val="single" w:color="AAAAAA" w:sz="2"/>
               <w:left w:val="single" w:color="AAAAAA" w:sz="2"/>
@@ -19305,7 +19641,7 @@
         </w:tc>
         <w:tc>
           <w:tcPr>
-            <w:tcW w:type="dxa" w:w="1504"/>
+            <w:tcW w:type="dxa" w:w="1464"/>
             <w:tcBorders>
               <w:top w:val="single" w:color="AAAAAA" w:sz="2"/>
               <w:left w:val="single" w:color="AAAAAA" w:sz="2"/>
@@ -19334,7 +19670,7 @@
         </w:tc>
         <w:tc>
           <w:tcPr>
-            <w:tcW w:type="dxa" w:w="1504"/>
+            <w:tcW w:type="dxa" w:w="1464"/>
             <w:tcBorders>
               <w:top w:val="single" w:color="AAAAAA" w:sz="2"/>
               <w:left w:val="single" w:color="AAAAAA" w:sz="2"/>
@@ -19363,7 +19699,7 @@
         </w:tc>
         <w:tc>
           <w:tcPr>
-            <w:tcW w:type="dxa" w:w="1504"/>
+            <w:tcW w:type="dxa" w:w="1464"/>
             <w:tcBorders>
               <w:top w:val="single" w:color="AAAAAA" w:sz="2"/>
               <w:left w:val="single" w:color="AAAAAA" w:sz="2"/>
@@ -19392,7 +19728,7 @@
         </w:tc>
         <w:tc>
           <w:tcPr>
-            <w:tcW w:type="dxa" w:w="1504"/>
+            <w:tcW w:type="dxa" w:w="1464"/>
             <w:tcBorders>
               <w:top w:val="single" w:color="AAAAAA" w:sz="2"/>
               <w:left w:val="single" w:color="AAAAAA" w:sz="2"/>
@@ -19421,7 +19757,7 @@
         </w:tc>
         <w:tc>
           <w:tcPr>
-            <w:tcW w:type="dxa" w:w="1504"/>
+            <w:tcW w:type="dxa" w:w="1464"/>
             <w:tcBorders>
               <w:top w:val="single" w:color="AAAAAA" w:sz="2"/>
               <w:left w:val="single" w:color="AAAAAA" w:sz="2"/>
@@ -19523,7 +19859,7 @@
     </w:p>
     <w:tbl>
       <w:tblPr>
-        <w:tblW w:type="dxa" w:w="9026"/>
+        <w:tblW w:type="dxa" w:w="8788"/>
         <w:tblBorders>
           <w:top w:val="single" w:color="auto" w:sz="4"/>
           <w:left w:val="single" w:color="auto" w:sz="4"/>
@@ -19534,8 +19870,8 @@
         </w:tblBorders>
       </w:tblPr>
       <w:tblGrid>
-        <w:gridCol w:w="4513"/>
-        <w:gridCol w:w="4513"/>
+        <w:gridCol w:w="4394"/>
+        <w:gridCol w:w="4394"/>
       </w:tblGrid>
       <w:tr>
         <w:trPr>
@@ -19543,7 +19879,7 @@
         </w:trPr>
         <w:tc>
           <w:tcPr>
-            <w:tcW w:type="dxa" w:w="4513"/>
+            <w:tcW w:type="dxa" w:w="4394"/>
             <w:tcBorders>
               <w:top w:val="single" w:color="AAAAAA" w:sz="2"/>
               <w:left w:val="single" w:color="AAAAAA" w:sz="2"/>
@@ -19575,7 +19911,7 @@
         </w:tc>
         <w:tc>
           <w:tcPr>
-            <w:tcW w:type="dxa" w:w="4513"/>
+            <w:tcW w:type="dxa" w:w="4394"/>
             <w:tcBorders>
               <w:top w:val="single" w:color="AAAAAA" w:sz="2"/>
               <w:left w:val="single" w:color="AAAAAA" w:sz="2"/>
@@ -19609,7 +19945,7 @@
       <w:tr>
         <w:tc>
           <w:tcPr>
-            <w:tcW w:type="dxa" w:w="4513"/>
+            <w:tcW w:type="dxa" w:w="4394"/>
             <w:tcBorders>
               <w:top w:val="single" w:color="AAAAAA" w:sz="2"/>
               <w:left w:val="single" w:color="AAAAAA" w:sz="2"/>
@@ -19638,7 +19974,7 @@
         </w:tc>
         <w:tc>
           <w:tcPr>
-            <w:tcW w:type="dxa" w:w="4513"/>
+            <w:tcW w:type="dxa" w:w="4394"/>
             <w:tcBorders>
               <w:top w:val="single" w:color="AAAAAA" w:sz="2"/>
               <w:left w:val="single" w:color="AAAAAA" w:sz="2"/>
@@ -19669,7 +20005,7 @@
       <w:tr>
         <w:tc>
           <w:tcPr>
-            <w:tcW w:type="dxa" w:w="4513"/>
+            <w:tcW w:type="dxa" w:w="4394"/>
             <w:tcBorders>
               <w:top w:val="single" w:color="AAAAAA" w:sz="2"/>
               <w:left w:val="single" w:color="AAAAAA" w:sz="2"/>
@@ -19698,7 +20034,7 @@
         </w:tc>
         <w:tc>
           <w:tcPr>
-            <w:tcW w:type="dxa" w:w="4513"/>
+            <w:tcW w:type="dxa" w:w="4394"/>
             <w:tcBorders>
               <w:top w:val="single" w:color="AAAAAA" w:sz="2"/>
               <w:left w:val="single" w:color="AAAAAA" w:sz="2"/>
@@ -19729,7 +20065,7 @@
       <w:tr>
         <w:tc>
           <w:tcPr>
-            <w:tcW w:type="dxa" w:w="4513"/>
+            <w:tcW w:type="dxa" w:w="4394"/>
             <w:tcBorders>
               <w:top w:val="single" w:color="AAAAAA" w:sz="2"/>
               <w:left w:val="single" w:color="AAAAAA" w:sz="2"/>
@@ -19758,7 +20094,7 @@
         </w:tc>
         <w:tc>
           <w:tcPr>
-            <w:tcW w:type="dxa" w:w="4513"/>
+            <w:tcW w:type="dxa" w:w="4394"/>
             <w:tcBorders>
               <w:top w:val="single" w:color="AAAAAA" w:sz="2"/>
               <w:left w:val="single" w:color="AAAAAA" w:sz="2"/>
@@ -19789,7 +20125,7 @@
       <w:tr>
         <w:tc>
           <w:tcPr>
-            <w:tcW w:type="dxa" w:w="4513"/>
+            <w:tcW w:type="dxa" w:w="4394"/>
             <w:tcBorders>
               <w:top w:val="single" w:color="AAAAAA" w:sz="2"/>
               <w:left w:val="single" w:color="AAAAAA" w:sz="2"/>
@@ -19818,7 +20154,7 @@
         </w:tc>
         <w:tc>
           <w:tcPr>
-            <w:tcW w:type="dxa" w:w="4513"/>
+            <w:tcW w:type="dxa" w:w="4394"/>
             <w:tcBorders>
               <w:top w:val="single" w:color="AAAAAA" w:sz="2"/>
               <w:left w:val="single" w:color="AAAAAA" w:sz="2"/>
@@ -20024,7 +20360,7 @@
     </w:p>
     <w:tbl>
       <w:tblPr>
-        <w:tblW w:type="dxa" w:w="9026"/>
+        <w:tblW w:type="dxa" w:w="8788"/>
         <w:tblBorders>
           <w:top w:val="single" w:color="auto" w:sz="4"/>
           <w:left w:val="single" w:color="auto" w:sz="4"/>
@@ -20035,8 +20371,8 @@
         </w:tblBorders>
       </w:tblPr>
       <w:tblGrid>
-        <w:gridCol w:w="4513"/>
-        <w:gridCol w:w="4513"/>
+        <w:gridCol w:w="4394"/>
+        <w:gridCol w:w="4394"/>
       </w:tblGrid>
       <w:tr>
         <w:trPr>
@@ -20044,7 +20380,7 @@
         </w:trPr>
         <w:tc>
           <w:tcPr>
-            <w:tcW w:type="dxa" w:w="4513"/>
+            <w:tcW w:type="dxa" w:w="4394"/>
             <w:tcBorders>
               <w:top w:val="single" w:color="AAAAAA" w:sz="2"/>
               <w:left w:val="single" w:color="AAAAAA" w:sz="2"/>
@@ -20076,7 +20412,7 @@
         </w:tc>
         <w:tc>
           <w:tcPr>
-            <w:tcW w:type="dxa" w:w="4513"/>
+            <w:tcW w:type="dxa" w:w="4394"/>
             <w:tcBorders>
               <w:top w:val="single" w:color="AAAAAA" w:sz="2"/>
               <w:left w:val="single" w:color="AAAAAA" w:sz="2"/>
@@ -20110,7 +20446,7 @@
       <w:tr>
         <w:tc>
           <w:tcPr>
-            <w:tcW w:type="dxa" w:w="4513"/>
+            <w:tcW w:type="dxa" w:w="4394"/>
             <w:tcBorders>
               <w:top w:val="single" w:color="AAAAAA" w:sz="2"/>
               <w:left w:val="single" w:color="AAAAAA" w:sz="2"/>
@@ -20139,7 +20475,7 @@
         </w:tc>
         <w:tc>
           <w:tcPr>
-            <w:tcW w:type="dxa" w:w="4513"/>
+            <w:tcW w:type="dxa" w:w="4394"/>
             <w:tcBorders>
               <w:top w:val="single" w:color="AAAAAA" w:sz="2"/>
               <w:left w:val="single" w:color="AAAAAA" w:sz="2"/>
@@ -20170,7 +20506,7 @@
       <w:tr>
         <w:tc>
           <w:tcPr>
-            <w:tcW w:type="dxa" w:w="4513"/>
+            <w:tcW w:type="dxa" w:w="4394"/>
             <w:tcBorders>
               <w:top w:val="single" w:color="AAAAAA" w:sz="2"/>
               <w:left w:val="single" w:color="AAAAAA" w:sz="2"/>
@@ -20199,7 +20535,7 @@
         </w:tc>
         <w:tc>
           <w:tcPr>
-            <w:tcW w:type="dxa" w:w="4513"/>
+            <w:tcW w:type="dxa" w:w="4394"/>
             <w:tcBorders>
               <w:top w:val="single" w:color="AAAAAA" w:sz="2"/>
               <w:left w:val="single" w:color="AAAAAA" w:sz="2"/>
@@ -20230,7 +20566,7 @@
       <w:tr>
         <w:tc>
           <w:tcPr>
-            <w:tcW w:type="dxa" w:w="4513"/>
+            <w:tcW w:type="dxa" w:w="4394"/>
             <w:tcBorders>
               <w:top w:val="single" w:color="AAAAAA" w:sz="2"/>
               <w:left w:val="single" w:color="AAAAAA" w:sz="2"/>
@@ -20259,7 +20595,7 @@
         </w:tc>
         <w:tc>
           <w:tcPr>
-            <w:tcW w:type="dxa" w:w="4513"/>
+            <w:tcW w:type="dxa" w:w="4394"/>
             <w:tcBorders>
               <w:top w:val="single" w:color="AAAAAA" w:sz="2"/>
               <w:left w:val="single" w:color="AAAAAA" w:sz="2"/>
@@ -20290,7 +20626,7 @@
       <w:tr>
         <w:tc>
           <w:tcPr>
-            <w:tcW w:type="dxa" w:w="4513"/>
+            <w:tcW w:type="dxa" w:w="4394"/>
             <w:tcBorders>
               <w:top w:val="single" w:color="AAAAAA" w:sz="2"/>
               <w:left w:val="single" w:color="AAAAAA" w:sz="2"/>
@@ -20319,7 +20655,7 @@
         </w:tc>
         <w:tc>
           <w:tcPr>
-            <w:tcW w:type="dxa" w:w="4513"/>
+            <w:tcW w:type="dxa" w:w="4394"/>
             <w:tcBorders>
               <w:top w:val="single" w:color="AAAAAA" w:sz="2"/>
               <w:left w:val="single" w:color="AAAAAA" w:sz="2"/>
@@ -20391,7 +20727,7 @@
     </w:p>
     <w:tbl>
       <w:tblPr>
-        <w:tblW w:type="dxa" w:w="9026"/>
+        <w:tblW w:type="dxa" w:w="8788"/>
         <w:tblBorders>
           <w:top w:val="single" w:color="auto" w:sz="4"/>
           <w:left w:val="single" w:color="auto" w:sz="4"/>
@@ -20402,10 +20738,10 @@
         </w:tblBorders>
       </w:tblPr>
       <w:tblGrid>
-        <w:gridCol w:w="2256"/>
-        <w:gridCol w:w="2256"/>
-        <w:gridCol w:w="2256"/>
-        <w:gridCol w:w="2256"/>
+        <w:gridCol w:w="2197"/>
+        <w:gridCol w:w="2197"/>
+        <w:gridCol w:w="2197"/>
+        <w:gridCol w:w="2197"/>
       </w:tblGrid>
       <w:tr>
         <w:trPr>
@@ -20413,7 +20749,7 @@
         </w:trPr>
         <w:tc>
           <w:tcPr>
-            <w:tcW w:type="dxa" w:w="2256"/>
+            <w:tcW w:type="dxa" w:w="2197"/>
             <w:tcBorders>
               <w:top w:val="single" w:color="AAAAAA" w:sz="2"/>
               <w:left w:val="single" w:color="AAAAAA" w:sz="2"/>
@@ -20445,7 +20781,7 @@
         </w:tc>
         <w:tc>
           <w:tcPr>
-            <w:tcW w:type="dxa" w:w="2256"/>
+            <w:tcW w:type="dxa" w:w="2197"/>
             <w:tcBorders>
               <w:top w:val="single" w:color="AAAAAA" w:sz="2"/>
               <w:left w:val="single" w:color="AAAAAA" w:sz="2"/>
@@ -20471,13 +20807,13 @@
                 <w:sz w:val="20"/>
                 <w:szCs w:val="20"/>
               </w:rPr>
-              <w:t xml:space="preserve">Bùi Văn Thiên (24120138)</w:t>
-            </w:r>
-          </w:p>
-        </w:tc>
-        <w:tc>
-          <w:tcPr>
-            <w:tcW w:type="dxa" w:w="2256"/>
+              <w:t xml:space="preserve">Bùi Văn Thiên - 24120138 (trưởng nhóm)</w:t>
+            </w:r>
+          </w:p>
+        </w:tc>
+        <w:tc>
+          <w:tcPr>
+            <w:tcW w:type="dxa" w:w="2197"/>
             <w:tcBorders>
               <w:top w:val="single" w:color="AAAAAA" w:sz="2"/>
               <w:left w:val="single" w:color="AAAAAA" w:sz="2"/>
@@ -20503,13 +20839,13 @@
                 <w:sz w:val="20"/>
                 <w:szCs w:val="20"/>
               </w:rPr>
-              <w:t xml:space="preserve">Nguyễn Minh Khoa (24120073)</w:t>
-            </w:r>
-          </w:p>
-        </w:tc>
-        <w:tc>
-          <w:tcPr>
-            <w:tcW w:type="dxa" w:w="2256"/>
+              <w:t xml:space="preserve">Nguyễn Minh Khoa - 24120073</w:t>
+            </w:r>
+          </w:p>
+        </w:tc>
+        <w:tc>
+          <w:tcPr>
+            <w:tcW w:type="dxa" w:w="2197"/>
             <w:tcBorders>
               <w:top w:val="single" w:color="AAAAAA" w:sz="2"/>
               <w:left w:val="single" w:color="AAAAAA" w:sz="2"/>
@@ -20543,7 +20879,7 @@
       <w:tr>
         <w:tc>
           <w:tcPr>
-            <w:tcW w:type="dxa" w:w="2256"/>
+            <w:tcW w:type="dxa" w:w="2197"/>
             <w:tcBorders>
               <w:top w:val="single" w:color="AAAAAA" w:sz="2"/>
               <w:left w:val="single" w:color="AAAAAA" w:sz="2"/>
@@ -20572,7 +20908,7 @@
         </w:tc>
         <w:tc>
           <w:tcPr>
-            <w:tcW w:type="dxa" w:w="2256"/>
+            <w:tcW w:type="dxa" w:w="2197"/>
             <w:tcBorders>
               <w:top w:val="single" w:color="AAAAAA" w:sz="2"/>
               <w:left w:val="single" w:color="AAAAAA" w:sz="2"/>
@@ -20601,7 +20937,7 @@
         </w:tc>
         <w:tc>
           <w:tcPr>
-            <w:tcW w:type="dxa" w:w="2256"/>
+            <w:tcW w:type="dxa" w:w="2197"/>
             <w:tcBorders>
               <w:top w:val="single" w:color="AAAAAA" w:sz="2"/>
               <w:left w:val="single" w:color="AAAAAA" w:sz="2"/>
@@ -20630,7 +20966,7 @@
         </w:tc>
         <w:tc>
           <w:tcPr>
-            <w:tcW w:type="dxa" w:w="2256"/>
+            <w:tcW w:type="dxa" w:w="2197"/>
             <w:tcBorders>
               <w:top w:val="single" w:color="AAAAAA" w:sz="2"/>
               <w:left w:val="single" w:color="AAAAAA" w:sz="2"/>
@@ -20661,7 +20997,7 @@
       <w:tr>
         <w:tc>
           <w:tcPr>
-            <w:tcW w:type="dxa" w:w="2256"/>
+            <w:tcW w:type="dxa" w:w="2197"/>
             <w:tcBorders>
               <w:top w:val="single" w:color="AAAAAA" w:sz="2"/>
               <w:left w:val="single" w:color="AAAAAA" w:sz="2"/>
@@ -20690,7 +21026,7 @@
         </w:tc>
         <w:tc>
           <w:tcPr>
-            <w:tcW w:type="dxa" w:w="2256"/>
+            <w:tcW w:type="dxa" w:w="2197"/>
             <w:tcBorders>
               <w:top w:val="single" w:color="AAAAAA" w:sz="2"/>
               <w:left w:val="single" w:color="AAAAAA" w:sz="2"/>
@@ -20719,7 +21055,7 @@
         </w:tc>
         <w:tc>
           <w:tcPr>
-            <w:tcW w:type="dxa" w:w="2256"/>
+            <w:tcW w:type="dxa" w:w="2197"/>
             <w:tcBorders>
               <w:top w:val="single" w:color="AAAAAA" w:sz="2"/>
               <w:left w:val="single" w:color="AAAAAA" w:sz="2"/>
@@ -20748,7 +21084,7 @@
         </w:tc>
         <w:tc>
           <w:tcPr>
-            <w:tcW w:type="dxa" w:w="2256"/>
+            <w:tcW w:type="dxa" w:w="2197"/>
             <w:tcBorders>
               <w:top w:val="single" w:color="AAAAAA" w:sz="2"/>
               <w:left w:val="single" w:color="AAAAAA" w:sz="2"/>
@@ -20779,7 +21115,7 @@
       <w:tr>
         <w:tc>
           <w:tcPr>
-            <w:tcW w:type="dxa" w:w="2256"/>
+            <w:tcW w:type="dxa" w:w="2197"/>
             <w:tcBorders>
               <w:top w:val="single" w:color="AAAAAA" w:sz="2"/>
               <w:left w:val="single" w:color="AAAAAA" w:sz="2"/>
@@ -20808,7 +21144,7 @@
         </w:tc>
         <w:tc>
           <w:tcPr>
-            <w:tcW w:type="dxa" w:w="2256"/>
+            <w:tcW w:type="dxa" w:w="2197"/>
             <w:tcBorders>
               <w:top w:val="single" w:color="AAAAAA" w:sz="2"/>
               <w:left w:val="single" w:color="AAAAAA" w:sz="2"/>
@@ -20837,7 +21173,7 @@
         </w:tc>
         <w:tc>
           <w:tcPr>
-            <w:tcW w:type="dxa" w:w="2256"/>
+            <w:tcW w:type="dxa" w:w="2197"/>
             <w:tcBorders>
               <w:top w:val="single" w:color="AAAAAA" w:sz="2"/>
               <w:left w:val="single" w:color="AAAAAA" w:sz="2"/>
@@ -20866,7 +21202,7 @@
         </w:tc>
         <w:tc>
           <w:tcPr>
-            <w:tcW w:type="dxa" w:w="2256"/>
+            <w:tcW w:type="dxa" w:w="2197"/>
             <w:tcBorders>
               <w:top w:val="single" w:color="AAAAAA" w:sz="2"/>
               <w:left w:val="single" w:color="AAAAAA" w:sz="2"/>
@@ -20897,7 +21233,7 @@
       <w:tr>
         <w:tc>
           <w:tcPr>
-            <w:tcW w:type="dxa" w:w="2256"/>
+            <w:tcW w:type="dxa" w:w="2197"/>
             <w:tcBorders>
               <w:top w:val="single" w:color="AAAAAA" w:sz="2"/>
               <w:left w:val="single" w:color="AAAAAA" w:sz="2"/>
@@ -20926,7 +21262,7 @@
         </w:tc>
         <w:tc>
           <w:tcPr>
-            <w:tcW w:type="dxa" w:w="2256"/>
+            <w:tcW w:type="dxa" w:w="2197"/>
             <w:tcBorders>
               <w:top w:val="single" w:color="AAAAAA" w:sz="2"/>
               <w:left w:val="single" w:color="AAAAAA" w:sz="2"/>
@@ -20955,7 +21291,7 @@
         </w:tc>
         <w:tc>
           <w:tcPr>
-            <w:tcW w:type="dxa" w:w="2256"/>
+            <w:tcW w:type="dxa" w:w="2197"/>
             <w:tcBorders>
               <w:top w:val="single" w:color="AAAAAA" w:sz="2"/>
               <w:left w:val="single" w:color="AAAAAA" w:sz="2"/>
@@ -20984,7 +21320,7 @@
         </w:tc>
         <w:tc>
           <w:tcPr>
-            <w:tcW w:type="dxa" w:w="2256"/>
+            <w:tcW w:type="dxa" w:w="2197"/>
             <w:tcBorders>
               <w:top w:val="single" w:color="AAAAAA" w:sz="2"/>
               <w:left w:val="single" w:color="AAAAAA" w:sz="2"/>
@@ -21015,7 +21351,7 @@
       <w:tr>
         <w:tc>
           <w:tcPr>
-            <w:tcW w:type="dxa" w:w="2256"/>
+            <w:tcW w:type="dxa" w:w="2197"/>
             <w:tcBorders>
               <w:top w:val="single" w:color="AAAAAA" w:sz="2"/>
               <w:left w:val="single" w:color="AAAAAA" w:sz="2"/>
@@ -21044,7 +21380,7 @@
         </w:tc>
         <w:tc>
           <w:tcPr>
-            <w:tcW w:type="dxa" w:w="2256"/>
+            <w:tcW w:type="dxa" w:w="2197"/>
             <w:tcBorders>
               <w:top w:val="single" w:color="AAAAAA" w:sz="2"/>
               <w:left w:val="single" w:color="AAAAAA" w:sz="2"/>
@@ -21073,7 +21409,7 @@
         </w:tc>
         <w:tc>
           <w:tcPr>
-            <w:tcW w:type="dxa" w:w="2256"/>
+            <w:tcW w:type="dxa" w:w="2197"/>
             <w:tcBorders>
               <w:top w:val="single" w:color="AAAAAA" w:sz="2"/>
               <w:left w:val="single" w:color="AAAAAA" w:sz="2"/>
@@ -21102,7 +21438,7 @@
         </w:tc>
         <w:tc>
           <w:tcPr>
-            <w:tcW w:type="dxa" w:w="2256"/>
+            <w:tcW w:type="dxa" w:w="2197"/>
             <w:tcBorders>
               <w:top w:val="single" w:color="AAAAAA" w:sz="2"/>
               <w:left w:val="single" w:color="AAAAAA" w:sz="2"/>
@@ -21133,7 +21469,7 @@
       <w:tr>
         <w:tc>
           <w:tcPr>
-            <w:tcW w:type="dxa" w:w="2256"/>
+            <w:tcW w:type="dxa" w:w="2197"/>
             <w:tcBorders>
               <w:top w:val="single" w:color="AAAAAA" w:sz="2"/>
               <w:left w:val="single" w:color="AAAAAA" w:sz="2"/>
@@ -21162,7 +21498,7 @@
         </w:tc>
         <w:tc>
           <w:tcPr>
-            <w:tcW w:type="dxa" w:w="2256"/>
+            <w:tcW w:type="dxa" w:w="2197"/>
             <w:tcBorders>
               <w:top w:val="single" w:color="AAAAAA" w:sz="2"/>
               <w:left w:val="single" w:color="AAAAAA" w:sz="2"/>
@@ -21191,7 +21527,7 @@
         </w:tc>
         <w:tc>
           <w:tcPr>
-            <w:tcW w:type="dxa" w:w="2256"/>
+            <w:tcW w:type="dxa" w:w="2197"/>
             <w:tcBorders>
               <w:top w:val="single" w:color="AAAAAA" w:sz="2"/>
               <w:left w:val="single" w:color="AAAAAA" w:sz="2"/>
@@ -21220,7 +21556,7 @@
         </w:tc>
         <w:tc>
           <w:tcPr>
-            <w:tcW w:type="dxa" w:w="2256"/>
+            <w:tcW w:type="dxa" w:w="2197"/>
             <w:tcBorders>
               <w:top w:val="single" w:color="AAAAAA" w:sz="2"/>
               <w:left w:val="single" w:color="AAAAAA" w:sz="2"/>
@@ -21251,7 +21587,7 @@
       <w:tr>
         <w:tc>
           <w:tcPr>
-            <w:tcW w:type="dxa" w:w="2256"/>
+            <w:tcW w:type="dxa" w:w="2197"/>
             <w:tcBorders>
               <w:top w:val="single" w:color="AAAAAA" w:sz="2"/>
               <w:left w:val="single" w:color="AAAAAA" w:sz="2"/>
@@ -21280,7 +21616,7 @@
         </w:tc>
         <w:tc>
           <w:tcPr>
-            <w:tcW w:type="dxa" w:w="2256"/>
+            <w:tcW w:type="dxa" w:w="2197"/>
             <w:tcBorders>
               <w:top w:val="single" w:color="AAAAAA" w:sz="2"/>
               <w:left w:val="single" w:color="AAAAAA" w:sz="2"/>
@@ -21309,7 +21645,7 @@
         </w:tc>
         <w:tc>
           <w:tcPr>
-            <w:tcW w:type="dxa" w:w="2256"/>
+            <w:tcW w:type="dxa" w:w="2197"/>
             <w:tcBorders>
               <w:top w:val="single" w:color="AAAAAA" w:sz="2"/>
               <w:left w:val="single" w:color="AAAAAA" w:sz="2"/>
@@ -21338,7 +21674,7 @@
         </w:tc>
         <w:tc>
           <w:tcPr>
-            <w:tcW w:type="dxa" w:w="2256"/>
+            <w:tcW w:type="dxa" w:w="2197"/>
             <w:tcBorders>
               <w:top w:val="single" w:color="AAAAAA" w:sz="2"/>
               <w:left w:val="single" w:color="AAAAAA" w:sz="2"/>
@@ -21369,7 +21705,7 @@
       <w:tr>
         <w:tc>
           <w:tcPr>
-            <w:tcW w:type="dxa" w:w="2256"/>
+            <w:tcW w:type="dxa" w:w="2197"/>
             <w:tcBorders>
               <w:top w:val="single" w:color="AAAAAA" w:sz="2"/>
               <w:left w:val="single" w:color="AAAAAA" w:sz="2"/>
@@ -21398,7 +21734,7 @@
         </w:tc>
         <w:tc>
           <w:tcPr>
-            <w:tcW w:type="dxa" w:w="2256"/>
+            <w:tcW w:type="dxa" w:w="2197"/>
             <w:tcBorders>
               <w:top w:val="single" w:color="AAAAAA" w:sz="2"/>
               <w:left w:val="single" w:color="AAAAAA" w:sz="2"/>
@@ -21427,7 +21763,7 @@
         </w:tc>
         <w:tc>
           <w:tcPr>
-            <w:tcW w:type="dxa" w:w="2256"/>
+            <w:tcW w:type="dxa" w:w="2197"/>
             <w:tcBorders>
               <w:top w:val="single" w:color="AAAAAA" w:sz="2"/>
               <w:left w:val="single" w:color="AAAAAA" w:sz="2"/>
@@ -21456,7 +21792,7 @@
         </w:tc>
         <w:tc>
           <w:tcPr>
-            <w:tcW w:type="dxa" w:w="2256"/>
+            <w:tcW w:type="dxa" w:w="2197"/>
             <w:tcBorders>
               <w:top w:val="single" w:color="AAAAAA" w:sz="2"/>
               <w:left w:val="single" w:color="AAAAAA" w:sz="2"/>
@@ -21487,7 +21823,7 @@
       <w:tr>
         <w:tc>
           <w:tcPr>
-            <w:tcW w:type="dxa" w:w="2256"/>
+            <w:tcW w:type="dxa" w:w="2197"/>
             <w:tcBorders>
               <w:top w:val="single" w:color="AAAAAA" w:sz="2"/>
               <w:left w:val="single" w:color="AAAAAA" w:sz="2"/>
@@ -21516,7 +21852,7 @@
         </w:tc>
         <w:tc>
           <w:tcPr>
-            <w:tcW w:type="dxa" w:w="2256"/>
+            <w:tcW w:type="dxa" w:w="2197"/>
             <w:tcBorders>
               <w:top w:val="single" w:color="AAAAAA" w:sz="2"/>
               <w:left w:val="single" w:color="AAAAAA" w:sz="2"/>
@@ -21545,7 +21881,7 @@
         </w:tc>
         <w:tc>
           <w:tcPr>
-            <w:tcW w:type="dxa" w:w="2256"/>
+            <w:tcW w:type="dxa" w:w="2197"/>
             <w:tcBorders>
               <w:top w:val="single" w:color="AAAAAA" w:sz="2"/>
               <w:left w:val="single" w:color="AAAAAA" w:sz="2"/>
@@ -21574,7 +21910,7 @@
         </w:tc>
         <w:tc>
           <w:tcPr>
-            <w:tcW w:type="dxa" w:w="2256"/>
+            <w:tcW w:type="dxa" w:w="2197"/>
             <w:tcBorders>
               <w:top w:val="single" w:color="AAAAAA" w:sz="2"/>
               <w:left w:val="single" w:color="AAAAAA" w:sz="2"/>
@@ -21605,7 +21941,7 @@
       <w:tr>
         <w:tc>
           <w:tcPr>
-            <w:tcW w:type="dxa" w:w="2256"/>
+            <w:tcW w:type="dxa" w:w="2197"/>
             <w:tcBorders>
               <w:top w:val="single" w:color="AAAAAA" w:sz="2"/>
               <w:left w:val="single" w:color="AAAAAA" w:sz="2"/>
@@ -21634,7 +21970,7 @@
         </w:tc>
         <w:tc>
           <w:tcPr>
-            <w:tcW w:type="dxa" w:w="2256"/>
+            <w:tcW w:type="dxa" w:w="2197"/>
             <w:tcBorders>
               <w:top w:val="single" w:color="AAAAAA" w:sz="2"/>
               <w:left w:val="single" w:color="AAAAAA" w:sz="2"/>
@@ -21663,7 +21999,7 @@
         </w:tc>
         <w:tc>
           <w:tcPr>
-            <w:tcW w:type="dxa" w:w="2256"/>
+            <w:tcW w:type="dxa" w:w="2197"/>
             <w:tcBorders>
               <w:top w:val="single" w:color="AAAAAA" w:sz="2"/>
               <w:left w:val="single" w:color="AAAAAA" w:sz="2"/>
@@ -21692,7 +22028,7 @@
         </w:tc>
         <w:tc>
           <w:tcPr>
-            <w:tcW w:type="dxa" w:w="2256"/>
+            <w:tcW w:type="dxa" w:w="2197"/>
             <w:tcBorders>
               <w:top w:val="single" w:color="AAAAAA" w:sz="2"/>
               <w:left w:val="single" w:color="AAAAAA" w:sz="2"/>
@@ -21723,7 +22059,7 @@
       <w:tr>
         <w:tc>
           <w:tcPr>
-            <w:tcW w:type="dxa" w:w="2256"/>
+            <w:tcW w:type="dxa" w:w="2197"/>
             <w:tcBorders>
               <w:top w:val="single" w:color="AAAAAA" w:sz="2"/>
               <w:left w:val="single" w:color="AAAAAA" w:sz="2"/>
@@ -21752,7 +22088,7 @@
         </w:tc>
         <w:tc>
           <w:tcPr>
-            <w:tcW w:type="dxa" w:w="2256"/>
+            <w:tcW w:type="dxa" w:w="2197"/>
             <w:tcBorders>
               <w:top w:val="single" w:color="AAAAAA" w:sz="2"/>
               <w:left w:val="single" w:color="AAAAAA" w:sz="2"/>
@@ -21790,7 +22126,7 @@
         </w:tc>
         <w:tc>
           <w:tcPr>
-            <w:tcW w:type="dxa" w:w="2256"/>
+            <w:tcW w:type="dxa" w:w="2197"/>
             <w:tcBorders>
               <w:top w:val="single" w:color="AAAAAA" w:sz="2"/>
               <w:left w:val="single" w:color="AAAAAA" w:sz="2"/>
@@ -21819,7 +22155,7 @@
         </w:tc>
         <w:tc>
           <w:tcPr>
-            <w:tcW w:type="dxa" w:w="2256"/>
+            <w:tcW w:type="dxa" w:w="2197"/>
             <w:tcBorders>
               <w:top w:val="single" w:color="AAAAAA" w:sz="2"/>
               <w:left w:val="single" w:color="AAAAAA" w:sz="2"/>
@@ -21850,7 +22186,7 @@
       <w:tr>
         <w:tc>
           <w:tcPr>
-            <w:tcW w:type="dxa" w:w="2256"/>
+            <w:tcW w:type="dxa" w:w="2197"/>
             <w:tcBorders>
               <w:top w:val="single" w:color="AAAAAA" w:sz="2"/>
               <w:left w:val="single" w:color="AAAAAA" w:sz="2"/>
@@ -21879,7 +22215,7 @@
         </w:tc>
         <w:tc>
           <w:tcPr>
-            <w:tcW w:type="dxa" w:w="2256"/>
+            <w:tcW w:type="dxa" w:w="2197"/>
             <w:tcBorders>
               <w:top w:val="single" w:color="AAAAAA" w:sz="2"/>
               <w:left w:val="single" w:color="AAAAAA" w:sz="2"/>
@@ -21908,7 +22244,7 @@
         </w:tc>
         <w:tc>
           <w:tcPr>
-            <w:tcW w:type="dxa" w:w="2256"/>
+            <w:tcW w:type="dxa" w:w="2197"/>
             <w:tcBorders>
               <w:top w:val="single" w:color="AAAAAA" w:sz="2"/>
               <w:left w:val="single" w:color="AAAAAA" w:sz="2"/>
@@ -21937,7 +22273,7 @@
         </w:tc>
         <w:tc>
           <w:tcPr>
-            <w:tcW w:type="dxa" w:w="2256"/>
+            <w:tcW w:type="dxa" w:w="2197"/>
             <w:tcBorders>
               <w:top w:val="single" w:color="AAAAAA" w:sz="2"/>
               <w:left w:val="single" w:color="AAAAAA" w:sz="2"/>
@@ -21997,7 +22333,7 @@
     </w:p>
     <w:tbl>
       <w:tblPr>
-        <w:tblW w:type="dxa" w:w="9026"/>
+        <w:tblW w:type="dxa" w:w="8788"/>
         <w:tblBorders>
           <w:top w:val="single" w:color="auto" w:sz="4"/>
           <w:left w:val="single" w:color="auto" w:sz="4"/>
@@ -22008,9 +22344,9 @@
         </w:tblBorders>
       </w:tblPr>
       <w:tblGrid>
-        <w:gridCol w:w="3008"/>
-        <w:gridCol w:w="3008"/>
-        <w:gridCol w:w="3008"/>
+        <w:gridCol w:w="2929"/>
+        <w:gridCol w:w="2929"/>
+        <w:gridCol w:w="2929"/>
       </w:tblGrid>
       <w:tr>
         <w:trPr>
@@ -22018,7 +22354,7 @@
         </w:trPr>
         <w:tc>
           <w:tcPr>
-            <w:tcW w:type="dxa" w:w="3008"/>
+            <w:tcW w:type="dxa" w:w="2929"/>
             <w:tcBorders>
               <w:top w:val="single" w:color="AAAAAA" w:sz="2"/>
               <w:left w:val="single" w:color="AAAAAA" w:sz="2"/>
@@ -22050,7 +22386,7 @@
         </w:tc>
         <w:tc>
           <w:tcPr>
-            <w:tcW w:type="dxa" w:w="3008"/>
+            <w:tcW w:type="dxa" w:w="2929"/>
             <w:tcBorders>
               <w:top w:val="single" w:color="AAAAAA" w:sz="2"/>
               <w:left w:val="single" w:color="AAAAAA" w:sz="2"/>
@@ -22082,7 +22418,7 @@
         </w:tc>
         <w:tc>
           <w:tcPr>
-            <w:tcW w:type="dxa" w:w="3008"/>
+            <w:tcW w:type="dxa" w:w="2929"/>
             <w:tcBorders>
               <w:top w:val="single" w:color="AAAAAA" w:sz="2"/>
               <w:left w:val="single" w:color="AAAAAA" w:sz="2"/>
@@ -22116,7 +22452,7 @@
       <w:tr>
         <w:tc>
           <w:tcPr>
-            <w:tcW w:type="dxa" w:w="3008"/>
+            <w:tcW w:type="dxa" w:w="2929"/>
             <w:tcBorders>
               <w:top w:val="single" w:color="AAAAAA" w:sz="2"/>
               <w:left w:val="single" w:color="AAAAAA" w:sz="2"/>
@@ -22145,7 +22481,7 @@
         </w:tc>
         <w:tc>
           <w:tcPr>
-            <w:tcW w:type="dxa" w:w="3008"/>
+            <w:tcW w:type="dxa" w:w="2929"/>
             <w:tcBorders>
               <w:top w:val="single" w:color="AAAAAA" w:sz="2"/>
               <w:left w:val="single" w:color="AAAAAA" w:sz="2"/>
@@ -22174,7 +22510,7 @@
         </w:tc>
         <w:tc>
           <w:tcPr>
-            <w:tcW w:type="dxa" w:w="3008"/>
+            <w:tcW w:type="dxa" w:w="2929"/>
             <w:tcBorders>
               <w:top w:val="single" w:color="AAAAAA" w:sz="2"/>
               <w:left w:val="single" w:color="AAAAAA" w:sz="2"/>
@@ -22205,7 +22541,7 @@
       <w:tr>
         <w:tc>
           <w:tcPr>
-            <w:tcW w:type="dxa" w:w="3008"/>
+            <w:tcW w:type="dxa" w:w="2929"/>
             <w:tcBorders>
               <w:top w:val="single" w:color="AAAAAA" w:sz="2"/>
               <w:left w:val="single" w:color="AAAAAA" w:sz="2"/>
@@ -22234,7 +22570,7 @@
         </w:tc>
         <w:tc>
           <w:tcPr>
-            <w:tcW w:type="dxa" w:w="3008"/>
+            <w:tcW w:type="dxa" w:w="2929"/>
             <w:tcBorders>
               <w:top w:val="single" w:color="AAAAAA" w:sz="2"/>
               <w:left w:val="single" w:color="AAAAAA" w:sz="2"/>
@@ -22263,7 +22599,7 @@
         </w:tc>
         <w:tc>
           <w:tcPr>
-            <w:tcW w:type="dxa" w:w="3008"/>
+            <w:tcW w:type="dxa" w:w="2929"/>
             <w:tcBorders>
               <w:top w:val="single" w:color="AAAAAA" w:sz="2"/>
               <w:left w:val="single" w:color="AAAAAA" w:sz="2"/>
@@ -22294,7 +22630,7 @@
       <w:tr>
         <w:tc>
           <w:tcPr>
-            <w:tcW w:type="dxa" w:w="3008"/>
+            <w:tcW w:type="dxa" w:w="2929"/>
             <w:tcBorders>
               <w:top w:val="single" w:color="AAAAAA" w:sz="2"/>
               <w:left w:val="single" w:color="AAAAAA" w:sz="2"/>
@@ -22323,7 +22659,7 @@
         </w:tc>
         <w:tc>
           <w:tcPr>
-            <w:tcW w:type="dxa" w:w="3008"/>
+            <w:tcW w:type="dxa" w:w="2929"/>
             <w:tcBorders>
               <w:top w:val="single" w:color="AAAAAA" w:sz="2"/>
               <w:left w:val="single" w:color="AAAAAA" w:sz="2"/>
@@ -22352,7 +22688,7 @@
         </w:tc>
         <w:tc>
           <w:tcPr>
-            <w:tcW w:type="dxa" w:w="3008"/>
+            <w:tcW w:type="dxa" w:w="2929"/>
             <w:tcBorders>
               <w:top w:val="single" w:color="AAAAAA" w:sz="2"/>
               <w:left w:val="single" w:color="AAAAAA" w:sz="2"/>
@@ -22383,7 +22719,7 @@
       <w:tr>
         <w:tc>
           <w:tcPr>
-            <w:tcW w:type="dxa" w:w="3008"/>
+            <w:tcW w:type="dxa" w:w="2929"/>
             <w:tcBorders>
               <w:top w:val="single" w:color="AAAAAA" w:sz="2"/>
               <w:left w:val="single" w:color="AAAAAA" w:sz="2"/>
@@ -22412,7 +22748,7 @@
         </w:tc>
         <w:tc>
           <w:tcPr>
-            <w:tcW w:type="dxa" w:w="3008"/>
+            <w:tcW w:type="dxa" w:w="2929"/>
             <w:tcBorders>
               <w:top w:val="single" w:color="AAAAAA" w:sz="2"/>
               <w:left w:val="single" w:color="AAAAAA" w:sz="2"/>
@@ -22441,7 +22777,7 @@
         </w:tc>
         <w:tc>
           <w:tcPr>
-            <w:tcW w:type="dxa" w:w="3008"/>
+            <w:tcW w:type="dxa" w:w="2929"/>
             <w:tcBorders>
               <w:top w:val="single" w:color="AAAAAA" w:sz="2"/>
               <w:left w:val="single" w:color="AAAAAA" w:sz="2"/>
@@ -22493,7 +22829,7 @@
     </w:p>
     <w:tbl>
       <w:tblPr>
-        <w:tblW w:type="dxa" w:w="9026"/>
+        <w:tblW w:type="dxa" w:w="8788"/>
         <w:tblBorders>
           <w:top w:val="single" w:color="auto" w:sz="4"/>
           <w:left w:val="single" w:color="auto" w:sz="4"/>
@@ -22504,9 +22840,9 @@
         </w:tblBorders>
       </w:tblPr>
       <w:tblGrid>
-        <w:gridCol w:w="3008"/>
-        <w:gridCol w:w="3008"/>
-        <w:gridCol w:w="3008"/>
+        <w:gridCol w:w="2929"/>
+        <w:gridCol w:w="2929"/>
+        <w:gridCol w:w="2929"/>
       </w:tblGrid>
       <w:tr>
         <w:trPr>
@@ -22514,7 +22850,7 @@
         </w:trPr>
         <w:tc>
           <w:tcPr>
-            <w:tcW w:type="dxa" w:w="3008"/>
+            <w:tcW w:type="dxa" w:w="2929"/>
             <w:tcBorders>
               <w:top w:val="single" w:color="AAAAAA" w:sz="2"/>
               <w:left w:val="single" w:color="AAAAAA" w:sz="2"/>
@@ -22546,7 +22882,7 @@
         </w:tc>
         <w:tc>
           <w:tcPr>
-            <w:tcW w:type="dxa" w:w="3008"/>
+            <w:tcW w:type="dxa" w:w="2929"/>
             <w:tcBorders>
               <w:top w:val="single" w:color="AAAAAA" w:sz="2"/>
               <w:left w:val="single" w:color="AAAAAA" w:sz="2"/>
@@ -22578,7 +22914,7 @@
         </w:tc>
         <w:tc>
           <w:tcPr>
-            <w:tcW w:type="dxa" w:w="3008"/>
+            <w:tcW w:type="dxa" w:w="2929"/>
             <w:tcBorders>
               <w:top w:val="single" w:color="AAAAAA" w:sz="2"/>
               <w:left w:val="single" w:color="AAAAAA" w:sz="2"/>
@@ -22612,7 +22948,7 @@
       <w:tr>
         <w:tc>
           <w:tcPr>
-            <w:tcW w:type="dxa" w:w="3008"/>
+            <w:tcW w:type="dxa" w:w="2929"/>
             <w:tcBorders>
               <w:top w:val="single" w:color="AAAAAA" w:sz="2"/>
               <w:left w:val="single" w:color="AAAAAA" w:sz="2"/>
@@ -22641,7 +22977,7 @@
         </w:tc>
         <w:tc>
           <w:tcPr>
-            <w:tcW w:type="dxa" w:w="3008"/>
+            <w:tcW w:type="dxa" w:w="2929"/>
             <w:tcBorders>
               <w:top w:val="single" w:color="AAAAAA" w:sz="2"/>
               <w:left w:val="single" w:color="AAAAAA" w:sz="2"/>
@@ -22670,7 +23006,7 @@
         </w:tc>
         <w:tc>
           <w:tcPr>
-            <w:tcW w:type="dxa" w:w="3008"/>
+            <w:tcW w:type="dxa" w:w="2929"/>
             <w:tcBorders>
               <w:top w:val="single" w:color="AAAAAA" w:sz="2"/>
               <w:left w:val="single" w:color="AAAAAA" w:sz="2"/>
@@ -22701,7 +23037,7 @@
       <w:tr>
         <w:tc>
           <w:tcPr>
-            <w:tcW w:type="dxa" w:w="3008"/>
+            <w:tcW w:type="dxa" w:w="2929"/>
             <w:tcBorders>
               <w:top w:val="single" w:color="AAAAAA" w:sz="2"/>
               <w:left w:val="single" w:color="AAAAAA" w:sz="2"/>
@@ -22730,7 +23066,7 @@
         </w:tc>
         <w:tc>
           <w:tcPr>
-            <w:tcW w:type="dxa" w:w="3008"/>
+            <w:tcW w:type="dxa" w:w="2929"/>
             <w:tcBorders>
               <w:top w:val="single" w:color="AAAAAA" w:sz="2"/>
               <w:left w:val="single" w:color="AAAAAA" w:sz="2"/>
@@ -22759,7 +23095,7 @@
         </w:tc>
         <w:tc>
           <w:tcPr>
-            <w:tcW w:type="dxa" w:w="3008"/>
+            <w:tcW w:type="dxa" w:w="2929"/>
             <w:tcBorders>
               <w:top w:val="single" w:color="AAAAAA" w:sz="2"/>
               <w:left w:val="single" w:color="AAAAAA" w:sz="2"/>
@@ -22790,7 +23126,7 @@
       <w:tr>
         <w:tc>
           <w:tcPr>
-            <w:tcW w:type="dxa" w:w="3008"/>
+            <w:tcW w:type="dxa" w:w="2929"/>
             <w:tcBorders>
               <w:top w:val="single" w:color="AAAAAA" w:sz="2"/>
               <w:left w:val="single" w:color="AAAAAA" w:sz="2"/>
@@ -22819,7 +23155,7 @@
         </w:tc>
         <w:tc>
           <w:tcPr>
-            <w:tcW w:type="dxa" w:w="3008"/>
+            <w:tcW w:type="dxa" w:w="2929"/>
             <w:tcBorders>
               <w:top w:val="single" w:color="AAAAAA" w:sz="2"/>
               <w:left w:val="single" w:color="AAAAAA" w:sz="2"/>
@@ -22848,7 +23184,7 @@
         </w:tc>
         <w:tc>
           <w:tcPr>
-            <w:tcW w:type="dxa" w:w="3008"/>
+            <w:tcW w:type="dxa" w:w="2929"/>
             <w:tcBorders>
               <w:top w:val="single" w:color="AAAAAA" w:sz="2"/>
               <w:left w:val="single" w:color="AAAAAA" w:sz="2"/>
@@ -22879,7 +23215,7 @@
       <w:tr>
         <w:tc>
           <w:tcPr>
-            <w:tcW w:type="dxa" w:w="3008"/>
+            <w:tcW w:type="dxa" w:w="2929"/>
             <w:tcBorders>
               <w:top w:val="single" w:color="AAAAAA" w:sz="2"/>
               <w:left w:val="single" w:color="AAAAAA" w:sz="2"/>
@@ -22908,7 +23244,7 @@
         </w:tc>
         <w:tc>
           <w:tcPr>
-            <w:tcW w:type="dxa" w:w="3008"/>
+            <w:tcW w:type="dxa" w:w="2929"/>
             <w:tcBorders>
               <w:top w:val="single" w:color="AAAAAA" w:sz="2"/>
               <w:left w:val="single" w:color="AAAAAA" w:sz="2"/>
@@ -22937,7 +23273,7 @@
         </w:tc>
         <w:tc>
           <w:tcPr>
-            <w:tcW w:type="dxa" w:w="3008"/>
+            <w:tcW w:type="dxa" w:w="2929"/>
             <w:tcBorders>
               <w:top w:val="single" w:color="AAAAAA" w:sz="2"/>
               <w:left w:val="single" w:color="AAAAAA" w:sz="2"/>
@@ -22968,7 +23304,7 @@
       <w:tr>
         <w:tc>
           <w:tcPr>
-            <w:tcW w:type="dxa" w:w="3008"/>
+            <w:tcW w:type="dxa" w:w="2929"/>
             <w:tcBorders>
               <w:top w:val="single" w:color="AAAAAA" w:sz="2"/>
               <w:left w:val="single" w:color="AAAAAA" w:sz="2"/>
@@ -22997,7 +23333,7 @@
         </w:tc>
         <w:tc>
           <w:tcPr>
-            <w:tcW w:type="dxa" w:w="3008"/>
+            <w:tcW w:type="dxa" w:w="2929"/>
             <w:tcBorders>
               <w:top w:val="single" w:color="AAAAAA" w:sz="2"/>
               <w:left w:val="single" w:color="AAAAAA" w:sz="2"/>
@@ -23026,7 +23362,7 @@
         </w:tc>
         <w:tc>
           <w:tcPr>
-            <w:tcW w:type="dxa" w:w="3008"/>
+            <w:tcW w:type="dxa" w:w="2929"/>
             <w:tcBorders>
               <w:top w:val="single" w:color="AAAAAA" w:sz="2"/>
               <w:left w:val="single" w:color="AAAAAA" w:sz="2"/>
@@ -23057,7 +23393,7 @@
       <w:tr>
         <w:tc>
           <w:tcPr>
-            <w:tcW w:type="dxa" w:w="3008"/>
+            <w:tcW w:type="dxa" w:w="2929"/>
             <w:tcBorders>
               <w:top w:val="single" w:color="AAAAAA" w:sz="2"/>
               <w:left w:val="single" w:color="AAAAAA" w:sz="2"/>
@@ -23086,7 +23422,7 @@
         </w:tc>
         <w:tc>
           <w:tcPr>
-            <w:tcW w:type="dxa" w:w="3008"/>
+            <w:tcW w:type="dxa" w:w="2929"/>
             <w:tcBorders>
               <w:top w:val="single" w:color="AAAAAA" w:sz="2"/>
               <w:left w:val="single" w:color="AAAAAA" w:sz="2"/>
@@ -23115,7 +23451,7 @@
         </w:tc>
         <w:tc>
           <w:tcPr>
-            <w:tcW w:type="dxa" w:w="3008"/>
+            <w:tcW w:type="dxa" w:w="2929"/>
             <w:tcBorders>
               <w:top w:val="single" w:color="AAAAAA" w:sz="2"/>
               <w:left w:val="single" w:color="AAAAAA" w:sz="2"/>
@@ -23146,7 +23482,7 @@
       <w:tr>
         <w:tc>
           <w:tcPr>
-            <w:tcW w:type="dxa" w:w="3008"/>
+            <w:tcW w:type="dxa" w:w="2929"/>
             <w:tcBorders>
               <w:top w:val="single" w:color="AAAAAA" w:sz="2"/>
               <w:left w:val="single" w:color="AAAAAA" w:sz="2"/>
@@ -23175,7 +23511,7 @@
         </w:tc>
         <w:tc>
           <w:tcPr>
-            <w:tcW w:type="dxa" w:w="3008"/>
+            <w:tcW w:type="dxa" w:w="2929"/>
             <w:tcBorders>
               <w:top w:val="single" w:color="AAAAAA" w:sz="2"/>
               <w:left w:val="single" w:color="AAAAAA" w:sz="2"/>
@@ -23204,7 +23540,7 @@
         </w:tc>
         <w:tc>
           <w:tcPr>
-            <w:tcW w:type="dxa" w:w="3008"/>
+            <w:tcW w:type="dxa" w:w="2929"/>
             <w:tcBorders>
               <w:top w:val="single" w:color="AAAAAA" w:sz="2"/>
               <w:left w:val="single" w:color="AAAAAA" w:sz="2"/>
@@ -23235,7 +23571,7 @@
       <w:tr>
         <w:tc>
           <w:tcPr>
-            <w:tcW w:type="dxa" w:w="3008"/>
+            <w:tcW w:type="dxa" w:w="2929"/>
             <w:tcBorders>
               <w:top w:val="single" w:color="AAAAAA" w:sz="2"/>
               <w:left w:val="single" w:color="AAAAAA" w:sz="2"/>
@@ -23264,7 +23600,7 @@
         </w:tc>
         <w:tc>
           <w:tcPr>
-            <w:tcW w:type="dxa" w:w="3008"/>
+            <w:tcW w:type="dxa" w:w="2929"/>
             <w:tcBorders>
               <w:top w:val="single" w:color="AAAAAA" w:sz="2"/>
               <w:left w:val="single" w:color="AAAAAA" w:sz="2"/>
@@ -23293,7 +23629,7 @@
         </w:tc>
         <w:tc>
           <w:tcPr>
-            <w:tcW w:type="dxa" w:w="3008"/>
+            <w:tcW w:type="dxa" w:w="2929"/>
             <w:tcBorders>
               <w:top w:val="single" w:color="AAAAAA" w:sz="2"/>
               <w:left w:val="single" w:color="AAAAAA" w:sz="2"/>
@@ -23328,8 +23664,9 @@
       </w:pPr>
     </w:p>
     <w:sectPr>
+      <w:footerReference w:type="default" r:id="rId6"/>
       <w:pgSz w:w="11906" w:h="16838" w:orient="portrait"/>
-      <w:pgMar w:top="1440" w:right="1440" w:bottom="1440" w:left="1440" w:header="708" w:footer="708" w:gutter="0"/>
+      <w:pgMar w:top="1701" w:right="1134" w:bottom="1984" w:left="1984" w:header="708" w:footer="708" w:gutter="0"/>
       <w:pgNumType/>
       <w:docGrid w:linePitch="360"/>
     </w:sectPr>
@@ -23372,6 +23709,28 @@
     </w:p>
   </w:endnote>
 </w:endnotes>
+</file>
+
+<file path=word/footer1.xml><?xml version="1.0" encoding="utf-8"?>
+<w:ftr xmlns:wpc="http://schemas.microsoft.com/office/word/2010/wordprocessingCanvas" xmlns:mc="http://schemas.openxmlformats.org/markup-compatibility/2006" xmlns:o="urn:schemas-microsoft-com:office:office" xmlns:r="http://schemas.openxmlformats.org/officeDocument/2006/relationships" xmlns:m="http://schemas.openxmlformats.org/officeDocument/2006/math" xmlns:v="urn:schemas-microsoft-com:vml" xmlns:wp14="http://schemas.microsoft.com/office/word/2010/wordprocessingDrawing" xmlns:wp="http://schemas.openxmlformats.org/drawingml/2006/wordprocessingDrawing" xmlns:w10="urn:schemas-microsoft-com:office:word" xmlns:w="http://schemas.openxmlformats.org/wordprocessingml/2006/main" xmlns:w14="http://schemas.microsoft.com/office/word/2010/wordml" xmlns:w15="http://schemas.microsoft.com/office/word/2012/wordml" xmlns:wpg="http://schemas.microsoft.com/office/word/2010/wordprocessingGroup" xmlns:wpi="http://schemas.microsoft.com/office/word/2010/wordprocessingInk" xmlns:wne="http://schemas.microsoft.com/office/word/2006/wordml" xmlns:wps="http://schemas.microsoft.com/office/word/2010/wordprocessingShape">
+  <w:p>
+    <w:pPr>
+      <w:spacing w:line="240"/>
+      <w:jc w:val="center"/>
+    </w:pPr>
+    <w:r>
+      <w:rPr>
+        <w:rFonts w:ascii="Times New Roman" w:cs="Times New Roman" w:eastAsia="Times New Roman" w:hAnsi="Times New Roman"/>
+        <w:sz w:val="26"/>
+        <w:szCs w:val="26"/>
+      </w:rPr>
+      <w:fldChar w:fldCharType="begin"/>
+      <w:instrText xml:space="preserve">PAGE</w:instrText>
+      <w:fldChar w:fldCharType="separate"/>
+      <w:fldChar w:fldCharType="end"/>
+    </w:r>
+  </w:p>
+</w:ftr>
 </file>
 
 <file path=word/footnotes.xml><?xml version="1.0" encoding="utf-8"?>
@@ -23566,11 +23925,15 @@
     <w:rPrDefault>
       <w:rPr>
         <w:rFonts w:ascii="Times New Roman" w:cs="Times New Roman" w:eastAsia="Times New Roman" w:hAnsi="Times New Roman"/>
-        <w:sz w:val="24"/>
-        <w:szCs w:val="24"/>
+        <w:sz w:val="26"/>
+        <w:szCs w:val="26"/>
       </w:rPr>
     </w:rPrDefault>
-    <w:pPrDefault/>
+    <w:pPrDefault>
+      <w:pPr>
+        <w:spacing w:line="360"/>
+      </w:pPr>
+    </w:pPrDefault>
   </w:docDefaults>
   <w:style w:type="paragraph" w:styleId="Normal" w:default="1">
     <w:name w:val="Normal"/>
@@ -23716,7 +24079,6 @@
       <w:rFonts w:ascii="Times New Roman" w:cs="Times New Roman" w:eastAsia="Times New Roman" w:hAnsi="Times New Roman"/>
       <w:b/>
       <w:bCs/>
-      <w:color w:val="1F4E79"/>
       <w:sz w:val="32"/>
       <w:szCs w:val="32"/>
     </w:rPr>
@@ -23734,7 +24096,6 @@
       <w:rFonts w:ascii="Times New Roman" w:cs="Times New Roman" w:eastAsia="Times New Roman" w:hAnsi="Times New Roman"/>
       <w:b/>
       <w:bCs/>
-      <w:color w:val="2E75B6"/>
       <w:sz w:val="28"/>
       <w:szCs w:val="28"/>
     </w:rPr>
@@ -23752,8 +24113,8 @@
       <w:rFonts w:ascii="Times New Roman" w:cs="Times New Roman" w:eastAsia="Times New Roman" w:hAnsi="Times New Roman"/>
       <w:b/>
       <w:bCs/>
-      <w:sz w:val="25"/>
-      <w:szCs w:val="25"/>
+      <w:sz w:val="26"/>
+      <w:szCs w:val="26"/>
     </w:rPr>
   </w:style>
   <w:style w:type="paragraph" w:styleId="Heading4">
@@ -23771,8 +24132,8 @@
       <w:bCs/>
       <w:i/>
       <w:iCs/>
-      <w:sz w:val="24"/>
-      <w:szCs w:val="24"/>
+      <w:sz w:val="26"/>
+      <w:szCs w:val="26"/>
     </w:rPr>
   </w:style>
 </w:styles>
